--- a/G12_Report.docx
+++ b/G12_Report.docx
@@ -1157,6 +1157,11 @@
     <w:sdt>
       <w:sdtPr>
         <w:rPr>
+          <w:rFonts w:ascii="Times New Roman" w:eastAsiaTheme="minorEastAsia" w:hAnsi="Times New Roman" w:cstheme="majorHAnsi"/>
+          <w:color w:val="000000" w:themeColor="text1"/>
+          <w:spacing w:val="5"/>
+          <w:sz w:val="26"/>
+          <w:szCs w:val="48"/>
           <w:lang w:val="vi-VN"/>
         </w:rPr>
         <w:id w:val="-2131610742"/>
@@ -1167,13 +1172,8 @@
       </w:sdtPr>
       <w:sdtEndPr>
         <w:rPr>
-          <w:rFonts w:ascii="Times New Roman" w:eastAsiaTheme="minorEastAsia" w:hAnsi="Times New Roman" w:cstheme="majorHAnsi"/>
           <w:b/>
           <w:bCs/>
-          <w:color w:val="000000" w:themeColor="text1"/>
-          <w:spacing w:val="5"/>
-          <w:sz w:val="26"/>
-          <w:szCs w:val="48"/>
         </w:rPr>
       </w:sdtEndPr>
       <w:sdtContent>
@@ -1214,7 +1214,7 @@
           <w:r>
             <w:fldChar w:fldCharType="separate"/>
           </w:r>
-          <w:hyperlink w:anchor="_Toc232864497" w:history="1">
+          <w:hyperlink w:anchor="_Toc232950773" w:history="1">
             <w:r>
               <w:rPr>
                 <w:rStyle w:val="Siuktni"/>
@@ -1249,7 +1249,7 @@
                 <w:noProof/>
                 <w:webHidden/>
               </w:rPr>
-              <w:instrText xml:space="preserve"> PAGEREF _Toc232864497 \h </w:instrText>
+              <w:instrText xml:space="preserve"> PAGEREF _Toc232950773 \h </w:instrText>
             </w:r>
             <w:r>
               <w:rPr>
@@ -1297,7 +1297,7 @@
               <w14:ligatures w14:val="standardContextual"/>
             </w:rPr>
           </w:pPr>
-          <w:hyperlink w:anchor="_Toc232864498" w:history="1">
+          <w:hyperlink w:anchor="_Toc232950774" w:history="1">
             <w:r>
               <w:rPr>
                 <w:rStyle w:val="Siuktni"/>
@@ -1332,7 +1332,7 @@
                 <w:noProof/>
                 <w:webHidden/>
               </w:rPr>
-              <w:instrText xml:space="preserve"> PAGEREF _Toc232864498 \h </w:instrText>
+              <w:instrText xml:space="preserve"> PAGEREF _Toc232950774 \h </w:instrText>
             </w:r>
             <w:r>
               <w:rPr>
@@ -1380,7 +1380,7 @@
               <w14:ligatures w14:val="standardContextual"/>
             </w:rPr>
           </w:pPr>
-          <w:hyperlink w:anchor="_Toc232864499" w:history="1">
+          <w:hyperlink w:anchor="_Toc232950775" w:history="1">
             <w:r>
               <w:rPr>
                 <w:rStyle w:val="Siuktni"/>
@@ -1407,7 +1407,7 @@
                 <w:noProof/>
                 <w:webHidden/>
               </w:rPr>
-              <w:instrText xml:space="preserve"> PAGEREF _Toc232864499 \h </w:instrText>
+              <w:instrText xml:space="preserve"> PAGEREF _Toc232950775 \h </w:instrText>
             </w:r>
             <w:r>
               <w:rPr>
@@ -1455,7 +1455,7 @@
               <w14:ligatures w14:val="standardContextual"/>
             </w:rPr>
           </w:pPr>
-          <w:hyperlink w:anchor="_Toc232864500" w:history="1">
+          <w:hyperlink w:anchor="_Toc232950776" w:history="1">
             <w:r>
               <w:rPr>
                 <w:rStyle w:val="Siuktni"/>
@@ -1482,7 +1482,7 @@
                 <w:noProof/>
                 <w:webHidden/>
               </w:rPr>
-              <w:instrText xml:space="preserve"> PAGEREF _Toc232864500 \h </w:instrText>
+              <w:instrText xml:space="preserve"> PAGEREF _Toc232950776 \h </w:instrText>
             </w:r>
             <w:r>
               <w:rPr>
@@ -1530,7 +1530,7 @@
               <w14:ligatures w14:val="standardContextual"/>
             </w:rPr>
           </w:pPr>
-          <w:hyperlink w:anchor="_Toc232864501" w:history="1">
+          <w:hyperlink w:anchor="_Toc232950777" w:history="1">
             <w:r>
               <w:rPr>
                 <w:rStyle w:val="Siuktni"/>
@@ -1557,7 +1557,7 @@
                 <w:noProof/>
                 <w:webHidden/>
               </w:rPr>
-              <w:instrText xml:space="preserve"> PAGEREF _Toc232864501 \h </w:instrText>
+              <w:instrText xml:space="preserve"> PAGEREF _Toc232950777 \h </w:instrText>
             </w:r>
             <w:r>
               <w:rPr>
@@ -1605,7 +1605,7 @@
               <w14:ligatures w14:val="standardContextual"/>
             </w:rPr>
           </w:pPr>
-          <w:hyperlink w:anchor="_Toc232864502" w:history="1">
+          <w:hyperlink w:anchor="_Toc232950778" w:history="1">
             <w:r>
               <w:rPr>
                 <w:rStyle w:val="Siuktni"/>
@@ -1632,7 +1632,7 @@
                 <w:noProof/>
                 <w:webHidden/>
               </w:rPr>
-              <w:instrText xml:space="preserve"> PAGEREF _Toc232864502 \h </w:instrText>
+              <w:instrText xml:space="preserve"> PAGEREF _Toc232950778 \h </w:instrText>
             </w:r>
             <w:r>
               <w:rPr>
@@ -1680,7 +1680,7 @@
               <w14:ligatures w14:val="standardContextual"/>
             </w:rPr>
           </w:pPr>
-          <w:hyperlink w:anchor="_Toc232864503" w:history="1">
+          <w:hyperlink w:anchor="_Toc232950779" w:history="1">
             <w:r>
               <w:rPr>
                 <w:rStyle w:val="Siuktni"/>
@@ -1707,7 +1707,7 @@
                 <w:noProof/>
                 <w:webHidden/>
               </w:rPr>
-              <w:instrText xml:space="preserve"> PAGEREF _Toc232864503 \h </w:instrText>
+              <w:instrText xml:space="preserve"> PAGEREF _Toc232950779 \h </w:instrText>
             </w:r>
             <w:r>
               <w:rPr>
@@ -1755,7 +1755,7 @@
               <w14:ligatures w14:val="standardContextual"/>
             </w:rPr>
           </w:pPr>
-          <w:hyperlink w:anchor="_Toc232864504" w:history="1">
+          <w:hyperlink w:anchor="_Toc232950780" w:history="1">
             <w:r>
               <w:rPr>
                 <w:rStyle w:val="Siuktni"/>
@@ -1782,7 +1782,7 @@
                 <w:noProof/>
                 <w:webHidden/>
               </w:rPr>
-              <w:instrText xml:space="preserve"> PAGEREF _Toc232864504 \h </w:instrText>
+              <w:instrText xml:space="preserve"> PAGEREF _Toc232950780 \h </w:instrText>
             </w:r>
             <w:r>
               <w:rPr>
@@ -1830,7 +1830,7 @@
               <w14:ligatures w14:val="standardContextual"/>
             </w:rPr>
           </w:pPr>
-          <w:hyperlink w:anchor="_Toc232864505" w:history="1">
+          <w:hyperlink w:anchor="_Toc232950781" w:history="1">
             <w:r>
               <w:rPr>
                 <w:rStyle w:val="Siuktni"/>
@@ -1857,7 +1857,7 @@
                 <w:noProof/>
                 <w:webHidden/>
               </w:rPr>
-              <w:instrText xml:space="preserve"> PAGEREF _Toc232864505 \h </w:instrText>
+              <w:instrText xml:space="preserve"> PAGEREF _Toc232950781 \h </w:instrText>
             </w:r>
             <w:r>
               <w:rPr>
@@ -1905,7 +1905,7 @@
               <w14:ligatures w14:val="standardContextual"/>
             </w:rPr>
           </w:pPr>
-          <w:hyperlink w:anchor="_Toc232864506" w:history="1">
+          <w:hyperlink w:anchor="_Toc232950782" w:history="1">
             <w:r>
               <w:rPr>
                 <w:rStyle w:val="Siuktni"/>
@@ -1932,7 +1932,7 @@
                 <w:noProof/>
                 <w:webHidden/>
               </w:rPr>
-              <w:instrText xml:space="preserve"> PAGEREF _Toc232864506 \h </w:instrText>
+              <w:instrText xml:space="preserve"> PAGEREF _Toc232950782 \h </w:instrText>
             </w:r>
             <w:r>
               <w:rPr>
@@ -1980,7 +1980,7 @@
               <w14:ligatures w14:val="standardContextual"/>
             </w:rPr>
           </w:pPr>
-          <w:hyperlink w:anchor="_Toc232864507" w:history="1">
+          <w:hyperlink w:anchor="_Toc232950783" w:history="1">
             <w:r>
               <w:rPr>
                 <w:rStyle w:val="Siuktni"/>
@@ -2007,7 +2007,7 @@
                 <w:noProof/>
                 <w:webHidden/>
               </w:rPr>
-              <w:instrText xml:space="preserve"> PAGEREF _Toc232864507 \h </w:instrText>
+              <w:instrText xml:space="preserve"> PAGEREF _Toc232950783 \h </w:instrText>
             </w:r>
             <w:r>
               <w:rPr>
@@ -2055,7 +2055,7 @@
               <w14:ligatures w14:val="standardContextual"/>
             </w:rPr>
           </w:pPr>
-          <w:hyperlink w:anchor="_Toc232864508" w:history="1">
+          <w:hyperlink w:anchor="_Toc232950784" w:history="1">
             <w:r>
               <w:rPr>
                 <w:rStyle w:val="Siuktni"/>
@@ -2082,7 +2082,7 @@
                 <w:noProof/>
                 <w:webHidden/>
               </w:rPr>
-              <w:instrText xml:space="preserve"> PAGEREF _Toc232864508 \h </w:instrText>
+              <w:instrText xml:space="preserve"> PAGEREF _Toc232950784 \h </w:instrText>
             </w:r>
             <w:r>
               <w:rPr>
@@ -2130,7 +2130,7 @@
               <w14:ligatures w14:val="standardContextual"/>
             </w:rPr>
           </w:pPr>
-          <w:hyperlink w:anchor="_Toc232864509" w:history="1">
+          <w:hyperlink w:anchor="_Toc232950785" w:history="1">
             <w:r>
               <w:rPr>
                 <w:rStyle w:val="Siuktni"/>
@@ -2157,7 +2157,7 @@
                 <w:noProof/>
                 <w:webHidden/>
               </w:rPr>
-              <w:instrText xml:space="preserve"> PAGEREF _Toc232864509 \h </w:instrText>
+              <w:instrText xml:space="preserve"> PAGEREF _Toc232950785 \h </w:instrText>
             </w:r>
             <w:r>
               <w:rPr>
@@ -2205,13 +2205,13 @@
               <w14:ligatures w14:val="standardContextual"/>
             </w:rPr>
           </w:pPr>
-          <w:hyperlink w:anchor="_Toc232864510" w:history="1">
+          <w:hyperlink w:anchor="_Toc232950786" w:history="1">
             <w:r>
               <w:rPr>
                 <w:rStyle w:val="Siuktni"/>
                 <w:noProof/>
               </w:rPr>
-              <w:t>4. Phương pháp tấn công FGSM</w:t>
+              <w:t>4. Đặc trưng toán học của các mô hình baseline</w:t>
             </w:r>
             <w:r>
               <w:rPr>
@@ -2232,7 +2232,82 @@
                 <w:noProof/>
                 <w:webHidden/>
               </w:rPr>
-              <w:instrText xml:space="preserve"> PAGEREF _Toc232864510 \h </w:instrText>
+              <w:instrText xml:space="preserve"> PAGEREF _Toc232950786 \h </w:instrText>
+            </w:r>
+            <w:r>
+              <w:rPr>
+                <w:noProof/>
+                <w:webHidden/>
+              </w:rPr>
+            </w:r>
+            <w:r>
+              <w:rPr>
+                <w:noProof/>
+                <w:webHidden/>
+              </w:rPr>
+              <w:fldChar w:fldCharType="separate"/>
+            </w:r>
+            <w:r>
+              <w:rPr>
+                <w:noProof/>
+                <w:webHidden/>
+              </w:rPr>
+              <w:t>9</w:t>
+            </w:r>
+            <w:r>
+              <w:rPr>
+                <w:noProof/>
+                <w:webHidden/>
+              </w:rPr>
+              <w:fldChar w:fldCharType="end"/>
+            </w:r>
+          </w:hyperlink>
+        </w:p>
+        <w:p>
+          <w:pPr>
+            <w:pStyle w:val="Mucluc2"/>
+            <w:tabs>
+              <w:tab w:val="right" w:leader="dot" w:pos="9678"/>
+            </w:tabs>
+            <w:rPr>
+              <w:rFonts w:asciiTheme="minorHAnsi" w:hAnsiTheme="minorHAnsi" w:cstheme="minorBidi"/>
+              <w:noProof/>
+              <w:color w:val="auto"/>
+              <w:spacing w:val="0"/>
+              <w:kern w:val="2"/>
+              <w:sz w:val="24"/>
+              <w:szCs w:val="24"/>
+              <w14:ligatures w14:val="standardContextual"/>
+            </w:rPr>
+          </w:pPr>
+          <w:hyperlink w:anchor="_Toc232950787" w:history="1">
+            <w:r>
+              <w:rPr>
+                <w:rStyle w:val="Siuktni"/>
+                <w:noProof/>
+              </w:rPr>
+              <w:t>5. Phương pháp tấn công FGSM</w:t>
+            </w:r>
+            <w:r>
+              <w:rPr>
+                <w:noProof/>
+                <w:webHidden/>
+              </w:rPr>
+              <w:tab/>
+            </w:r>
+            <w:r>
+              <w:rPr>
+                <w:noProof/>
+                <w:webHidden/>
+              </w:rPr>
+              <w:fldChar w:fldCharType="begin"/>
+            </w:r>
+            <w:r>
+              <w:rPr>
+                <w:noProof/>
+                <w:webHidden/>
+              </w:rPr>
+              <w:instrText xml:space="preserve"> PAGEREF _Toc232950787 \h </w:instrText>
             </w:r>
             <w:r>
               <w:rPr>
@@ -2280,13 +2355,13 @@
               <w14:ligatures w14:val="standardContextual"/>
             </w:rPr>
           </w:pPr>
-          <w:hyperlink w:anchor="_Toc232864511" w:history="1">
+          <w:hyperlink w:anchor="_Toc232950788" w:history="1">
             <w:r>
               <w:rPr>
                 <w:rStyle w:val="Siuktni"/>
                 <w:noProof/>
               </w:rPr>
-              <w:t>5. Huấn luyện đối nghịch</w:t>
+              <w:t>6. Huấn luyện đối nghịch</w:t>
             </w:r>
             <w:r>
               <w:rPr>
@@ -2307,7 +2382,82 @@
                 <w:noProof/>
                 <w:webHidden/>
               </w:rPr>
-              <w:instrText xml:space="preserve"> PAGEREF _Toc232864511 \h </w:instrText>
+              <w:instrText xml:space="preserve"> PAGEREF _Toc232950788 \h </w:instrText>
+            </w:r>
+            <w:r>
+              <w:rPr>
+                <w:noProof/>
+                <w:webHidden/>
+              </w:rPr>
+            </w:r>
+            <w:r>
+              <w:rPr>
+                <w:noProof/>
+                <w:webHidden/>
+              </w:rPr>
+              <w:fldChar w:fldCharType="separate"/>
+            </w:r>
+            <w:r>
+              <w:rPr>
+                <w:noProof/>
+                <w:webHidden/>
+              </w:rPr>
+              <w:t>11</w:t>
+            </w:r>
+            <w:r>
+              <w:rPr>
+                <w:noProof/>
+                <w:webHidden/>
+              </w:rPr>
+              <w:fldChar w:fldCharType="end"/>
+            </w:r>
+          </w:hyperlink>
+        </w:p>
+        <w:p>
+          <w:pPr>
+            <w:pStyle w:val="Mucluc2"/>
+            <w:tabs>
+              <w:tab w:val="right" w:leader="dot" w:pos="9678"/>
+            </w:tabs>
+            <w:rPr>
+              <w:rFonts w:asciiTheme="minorHAnsi" w:hAnsiTheme="minorHAnsi" w:cstheme="minorBidi"/>
+              <w:noProof/>
+              <w:color w:val="auto"/>
+              <w:spacing w:val="0"/>
+              <w:kern w:val="2"/>
+              <w:sz w:val="24"/>
+              <w:szCs w:val="24"/>
+              <w14:ligatures w14:val="standardContextual"/>
+            </w:rPr>
+          </w:pPr>
+          <w:hyperlink w:anchor="_Toc232950789" w:history="1">
+            <w:r>
+              <w:rPr>
+                <w:rStyle w:val="Siuktni"/>
+                <w:noProof/>
+              </w:rPr>
+              <w:t>7. Cơ sở toán học của huấn luyện đối nghịch</w:t>
+            </w:r>
+            <w:r>
+              <w:rPr>
+                <w:noProof/>
+                <w:webHidden/>
+              </w:rPr>
+              <w:tab/>
+            </w:r>
+            <w:r>
+              <w:rPr>
+                <w:noProof/>
+                <w:webHidden/>
+              </w:rPr>
+              <w:fldChar w:fldCharType="begin"/>
+            </w:r>
+            <w:r>
+              <w:rPr>
+                <w:noProof/>
+                <w:webHidden/>
+              </w:rPr>
+              <w:instrText xml:space="preserve"> PAGEREF _Toc232950789 \h </w:instrText>
             </w:r>
             <w:r>
               <w:rPr>
@@ -2355,7 +2505,7 @@
               <w14:ligatures w14:val="standardContextual"/>
             </w:rPr>
           </w:pPr>
-          <w:hyperlink w:anchor="_Toc232864512" w:history="1">
+          <w:hyperlink w:anchor="_Toc232950790" w:history="1">
             <w:r>
               <w:rPr>
                 <w:rStyle w:val="Siuktni"/>
@@ -2382,232 +2532,7 @@
                 <w:noProof/>
                 <w:webHidden/>
               </w:rPr>
-              <w:instrText xml:space="preserve"> PAGEREF _Toc232864512 \h </w:instrText>
-            </w:r>
-            <w:r>
-              <w:rPr>
-                <w:noProof/>
-                <w:webHidden/>
-              </w:rPr>
-            </w:r>
-            <w:r>
-              <w:rPr>
-                <w:noProof/>
-                <w:webHidden/>
-              </w:rPr>
-              <w:fldChar w:fldCharType="separate"/>
-            </w:r>
-            <w:r>
-              <w:rPr>
-                <w:noProof/>
-                <w:webHidden/>
-              </w:rPr>
-              <w:t>12</w:t>
-            </w:r>
-            <w:r>
-              <w:rPr>
-                <w:noProof/>
-                <w:webHidden/>
-              </w:rPr>
-              <w:fldChar w:fldCharType="end"/>
-            </w:r>
-          </w:hyperlink>
-        </w:p>
-        <w:p>
-          <w:pPr>
-            <w:pStyle w:val="Mucluc2"/>
-            <w:tabs>
-              <w:tab w:val="right" w:leader="dot" w:pos="9678"/>
-            </w:tabs>
-            <w:rPr>
-              <w:rFonts w:asciiTheme="minorHAnsi" w:hAnsiTheme="minorHAnsi" w:cstheme="minorBidi"/>
-              <w:noProof/>
-              <w:color w:val="auto"/>
-              <w:spacing w:val="0"/>
-              <w:kern w:val="2"/>
-              <w:sz w:val="24"/>
-              <w:szCs w:val="24"/>
-              <w14:ligatures w14:val="standardContextual"/>
-            </w:rPr>
-          </w:pPr>
-          <w:hyperlink w:anchor="_Toc232864513" w:history="1">
-            <w:r>
-              <w:rPr>
-                <w:rStyle w:val="Siuktni"/>
-                <w:noProof/>
-              </w:rPr>
-              <w:t>1. Thiết lập thực nghiệm</w:t>
-            </w:r>
-            <w:r>
-              <w:rPr>
-                <w:noProof/>
-                <w:webHidden/>
-              </w:rPr>
-              <w:tab/>
-            </w:r>
-            <w:r>
-              <w:rPr>
-                <w:noProof/>
-                <w:webHidden/>
-              </w:rPr>
-              <w:fldChar w:fldCharType="begin"/>
-            </w:r>
-            <w:r>
-              <w:rPr>
-                <w:noProof/>
-                <w:webHidden/>
-              </w:rPr>
-              <w:instrText xml:space="preserve"> PAGEREF _Toc232864513 \h </w:instrText>
-            </w:r>
-            <w:r>
-              <w:rPr>
-                <w:noProof/>
-                <w:webHidden/>
-              </w:rPr>
-            </w:r>
-            <w:r>
-              <w:rPr>
-                <w:noProof/>
-                <w:webHidden/>
-              </w:rPr>
-              <w:fldChar w:fldCharType="separate"/>
-            </w:r>
-            <w:r>
-              <w:rPr>
-                <w:noProof/>
-                <w:webHidden/>
-              </w:rPr>
-              <w:t>12</w:t>
-            </w:r>
-            <w:r>
-              <w:rPr>
-                <w:noProof/>
-                <w:webHidden/>
-              </w:rPr>
-              <w:fldChar w:fldCharType="end"/>
-            </w:r>
-          </w:hyperlink>
-        </w:p>
-        <w:p>
-          <w:pPr>
-            <w:pStyle w:val="Mucluc2"/>
-            <w:tabs>
-              <w:tab w:val="right" w:leader="dot" w:pos="9678"/>
-            </w:tabs>
-            <w:rPr>
-              <w:rFonts w:asciiTheme="minorHAnsi" w:hAnsiTheme="minorHAnsi" w:cstheme="minorBidi"/>
-              <w:noProof/>
-              <w:color w:val="auto"/>
-              <w:spacing w:val="0"/>
-              <w:kern w:val="2"/>
-              <w:sz w:val="24"/>
-              <w:szCs w:val="24"/>
-              <w14:ligatures w14:val="standardContextual"/>
-            </w:rPr>
-          </w:pPr>
-          <w:hyperlink w:anchor="_Toc232864514" w:history="1">
-            <w:r>
-              <w:rPr>
-                <w:rStyle w:val="Siuktni"/>
-                <w:noProof/>
-              </w:rPr>
-              <w:t>2. Đánh giá mô hình baseline dưới tấn công FGSM</w:t>
-            </w:r>
-            <w:r>
-              <w:rPr>
-                <w:noProof/>
-                <w:webHidden/>
-              </w:rPr>
-              <w:tab/>
-            </w:r>
-            <w:r>
-              <w:rPr>
-                <w:noProof/>
-                <w:webHidden/>
-              </w:rPr>
-              <w:fldChar w:fldCharType="begin"/>
-            </w:r>
-            <w:r>
-              <w:rPr>
-                <w:noProof/>
-                <w:webHidden/>
-              </w:rPr>
-              <w:instrText xml:space="preserve"> PAGEREF _Toc232864514 \h </w:instrText>
-            </w:r>
-            <w:r>
-              <w:rPr>
-                <w:noProof/>
-                <w:webHidden/>
-              </w:rPr>
-            </w:r>
-            <w:r>
-              <w:rPr>
-                <w:noProof/>
-                <w:webHidden/>
-              </w:rPr>
-              <w:fldChar w:fldCharType="separate"/>
-            </w:r>
-            <w:r>
-              <w:rPr>
-                <w:noProof/>
-                <w:webHidden/>
-              </w:rPr>
-              <w:t>12</w:t>
-            </w:r>
-            <w:r>
-              <w:rPr>
-                <w:noProof/>
-                <w:webHidden/>
-              </w:rPr>
-              <w:fldChar w:fldCharType="end"/>
-            </w:r>
-          </w:hyperlink>
-        </w:p>
-        <w:p>
-          <w:pPr>
-            <w:pStyle w:val="Mucluc2"/>
-            <w:tabs>
-              <w:tab w:val="right" w:leader="dot" w:pos="9678"/>
-            </w:tabs>
-            <w:rPr>
-              <w:rFonts w:asciiTheme="minorHAnsi" w:hAnsiTheme="minorHAnsi" w:cstheme="minorBidi"/>
-              <w:noProof/>
-              <w:color w:val="auto"/>
-              <w:spacing w:val="0"/>
-              <w:kern w:val="2"/>
-              <w:sz w:val="24"/>
-              <w:szCs w:val="24"/>
-              <w14:ligatures w14:val="standardContextual"/>
-            </w:rPr>
-          </w:pPr>
-          <w:hyperlink w:anchor="_Toc232864515" w:history="1">
-            <w:r>
-              <w:rPr>
-                <w:rStyle w:val="Siuktni"/>
-                <w:noProof/>
-              </w:rPr>
-              <w:t>3. Kết quả sau huấn luyện đối nghịch</w:t>
-            </w:r>
-            <w:r>
-              <w:rPr>
-                <w:noProof/>
-                <w:webHidden/>
-              </w:rPr>
-              <w:tab/>
-            </w:r>
-            <w:r>
-              <w:rPr>
-                <w:noProof/>
-                <w:webHidden/>
-              </w:rPr>
-              <w:fldChar w:fldCharType="begin"/>
-            </w:r>
-            <w:r>
-              <w:rPr>
-                <w:noProof/>
-                <w:webHidden/>
-              </w:rPr>
-              <w:instrText xml:space="preserve"> PAGEREF _Toc232864515 \h </w:instrText>
+              <w:instrText xml:space="preserve"> PAGEREF _Toc232950790 \h </w:instrText>
             </w:r>
             <w:r>
               <w:rPr>
@@ -2655,13 +2580,13 @@
               <w14:ligatures w14:val="standardContextual"/>
             </w:rPr>
           </w:pPr>
-          <w:hyperlink w:anchor="_Toc232864516" w:history="1">
+          <w:hyperlink w:anchor="_Toc232950791" w:history="1">
             <w:r>
               <w:rPr>
                 <w:rStyle w:val="Siuktni"/>
                 <w:noProof/>
               </w:rPr>
-              <w:t>4. So sánh trước và sau huấn luyện đối nghịch</w:t>
+              <w:t>1. Thiết lập thực nghiệm</w:t>
             </w:r>
             <w:r>
               <w:rPr>
@@ -2682,7 +2607,157 @@
                 <w:noProof/>
                 <w:webHidden/>
               </w:rPr>
-              <w:instrText xml:space="preserve"> PAGEREF _Toc232864516 \h </w:instrText>
+              <w:instrText xml:space="preserve"> PAGEREF _Toc232950791 \h </w:instrText>
+            </w:r>
+            <w:r>
+              <w:rPr>
+                <w:noProof/>
+                <w:webHidden/>
+              </w:rPr>
+            </w:r>
+            <w:r>
+              <w:rPr>
+                <w:noProof/>
+                <w:webHidden/>
+              </w:rPr>
+              <w:fldChar w:fldCharType="separate"/>
+            </w:r>
+            <w:r>
+              <w:rPr>
+                <w:noProof/>
+                <w:webHidden/>
+              </w:rPr>
+              <w:t>13</w:t>
+            </w:r>
+            <w:r>
+              <w:rPr>
+                <w:noProof/>
+                <w:webHidden/>
+              </w:rPr>
+              <w:fldChar w:fldCharType="end"/>
+            </w:r>
+          </w:hyperlink>
+        </w:p>
+        <w:p>
+          <w:pPr>
+            <w:pStyle w:val="Mucluc2"/>
+            <w:tabs>
+              <w:tab w:val="right" w:leader="dot" w:pos="9678"/>
+            </w:tabs>
+            <w:rPr>
+              <w:rFonts w:asciiTheme="minorHAnsi" w:hAnsiTheme="minorHAnsi" w:cstheme="minorBidi"/>
+              <w:noProof/>
+              <w:color w:val="auto"/>
+              <w:spacing w:val="0"/>
+              <w:kern w:val="2"/>
+              <w:sz w:val="24"/>
+              <w:szCs w:val="24"/>
+              <w14:ligatures w14:val="standardContextual"/>
+            </w:rPr>
+          </w:pPr>
+          <w:hyperlink w:anchor="_Toc232950792" w:history="1">
+            <w:r>
+              <w:rPr>
+                <w:rStyle w:val="Siuktni"/>
+                <w:noProof/>
+              </w:rPr>
+              <w:t>2. Đánh giá mô hình baseline dưới tấn công FGSM</w:t>
+            </w:r>
+            <w:r>
+              <w:rPr>
+                <w:noProof/>
+                <w:webHidden/>
+              </w:rPr>
+              <w:tab/>
+            </w:r>
+            <w:r>
+              <w:rPr>
+                <w:noProof/>
+                <w:webHidden/>
+              </w:rPr>
+              <w:fldChar w:fldCharType="begin"/>
+            </w:r>
+            <w:r>
+              <w:rPr>
+                <w:noProof/>
+                <w:webHidden/>
+              </w:rPr>
+              <w:instrText xml:space="preserve"> PAGEREF _Toc232950792 \h </w:instrText>
+            </w:r>
+            <w:r>
+              <w:rPr>
+                <w:noProof/>
+                <w:webHidden/>
+              </w:rPr>
+            </w:r>
+            <w:r>
+              <w:rPr>
+                <w:noProof/>
+                <w:webHidden/>
+              </w:rPr>
+              <w:fldChar w:fldCharType="separate"/>
+            </w:r>
+            <w:r>
+              <w:rPr>
+                <w:noProof/>
+                <w:webHidden/>
+              </w:rPr>
+              <w:t>13</w:t>
+            </w:r>
+            <w:r>
+              <w:rPr>
+                <w:noProof/>
+                <w:webHidden/>
+              </w:rPr>
+              <w:fldChar w:fldCharType="end"/>
+            </w:r>
+          </w:hyperlink>
+        </w:p>
+        <w:p>
+          <w:pPr>
+            <w:pStyle w:val="Mucluc2"/>
+            <w:tabs>
+              <w:tab w:val="right" w:leader="dot" w:pos="9678"/>
+            </w:tabs>
+            <w:rPr>
+              <w:rFonts w:asciiTheme="minorHAnsi" w:hAnsiTheme="minorHAnsi" w:cstheme="minorBidi"/>
+              <w:noProof/>
+              <w:color w:val="auto"/>
+              <w:spacing w:val="0"/>
+              <w:kern w:val="2"/>
+              <w:sz w:val="24"/>
+              <w:szCs w:val="24"/>
+              <w14:ligatures w14:val="standardContextual"/>
+            </w:rPr>
+          </w:pPr>
+          <w:hyperlink w:anchor="_Toc232950793" w:history="1">
+            <w:r>
+              <w:rPr>
+                <w:rStyle w:val="Siuktni"/>
+                <w:noProof/>
+              </w:rPr>
+              <w:t>3. Kết quả sau huấn luyện đối nghịch</w:t>
+            </w:r>
+            <w:r>
+              <w:rPr>
+                <w:noProof/>
+                <w:webHidden/>
+              </w:rPr>
+              <w:tab/>
+            </w:r>
+            <w:r>
+              <w:rPr>
+                <w:noProof/>
+                <w:webHidden/>
+              </w:rPr>
+              <w:fldChar w:fldCharType="begin"/>
+            </w:r>
+            <w:r>
+              <w:rPr>
+                <w:noProof/>
+                <w:webHidden/>
+              </w:rPr>
+              <w:instrText xml:space="preserve"> PAGEREF _Toc232950793 \h </w:instrText>
             </w:r>
             <w:r>
               <w:rPr>
@@ -2715,6 +2790,81 @@
         </w:p>
         <w:p>
           <w:pPr>
+            <w:pStyle w:val="Mucluc2"/>
+            <w:tabs>
+              <w:tab w:val="right" w:leader="dot" w:pos="9678"/>
+            </w:tabs>
+            <w:rPr>
+              <w:rFonts w:asciiTheme="minorHAnsi" w:hAnsiTheme="minorHAnsi" w:cstheme="minorBidi"/>
+              <w:noProof/>
+              <w:color w:val="auto"/>
+              <w:spacing w:val="0"/>
+              <w:kern w:val="2"/>
+              <w:sz w:val="24"/>
+              <w:szCs w:val="24"/>
+              <w14:ligatures w14:val="standardContextual"/>
+            </w:rPr>
+          </w:pPr>
+          <w:hyperlink w:anchor="_Toc232950794" w:history="1">
+            <w:r>
+              <w:rPr>
+                <w:rStyle w:val="Siuktni"/>
+                <w:noProof/>
+              </w:rPr>
+              <w:t>4. So sánh trước và sau huấn luyện đối nghịch</w:t>
+            </w:r>
+            <w:r>
+              <w:rPr>
+                <w:noProof/>
+                <w:webHidden/>
+              </w:rPr>
+              <w:tab/>
+            </w:r>
+            <w:r>
+              <w:rPr>
+                <w:noProof/>
+                <w:webHidden/>
+              </w:rPr>
+              <w:fldChar w:fldCharType="begin"/>
+            </w:r>
+            <w:r>
+              <w:rPr>
+                <w:noProof/>
+                <w:webHidden/>
+              </w:rPr>
+              <w:instrText xml:space="preserve"> PAGEREF _Toc232950794 \h </w:instrText>
+            </w:r>
+            <w:r>
+              <w:rPr>
+                <w:noProof/>
+                <w:webHidden/>
+              </w:rPr>
+            </w:r>
+            <w:r>
+              <w:rPr>
+                <w:noProof/>
+                <w:webHidden/>
+              </w:rPr>
+              <w:fldChar w:fldCharType="separate"/>
+            </w:r>
+            <w:r>
+              <w:rPr>
+                <w:noProof/>
+                <w:webHidden/>
+              </w:rPr>
+              <w:t>15</w:t>
+            </w:r>
+            <w:r>
+              <w:rPr>
+                <w:noProof/>
+                <w:webHidden/>
+              </w:rPr>
+              <w:fldChar w:fldCharType="end"/>
+            </w:r>
+          </w:hyperlink>
+        </w:p>
+        <w:p>
+          <w:pPr>
             <w:pStyle w:val="Mucluc1"/>
             <w:tabs>
               <w:tab w:val="right" w:leader="dot" w:pos="9678"/>
@@ -2730,7 +2880,7 @@
               <w14:ligatures w14:val="standardContextual"/>
             </w:rPr>
           </w:pPr>
-          <w:hyperlink w:anchor="_Toc232864517" w:history="1">
+          <w:hyperlink w:anchor="_Toc232950795" w:history="1">
             <w:r>
               <w:rPr>
                 <w:rStyle w:val="Siuktni"/>
@@ -2757,307 +2907,7 @@
                 <w:noProof/>
                 <w:webHidden/>
               </w:rPr>
-              <w:instrText xml:space="preserve"> PAGEREF _Toc232864517 \h </w:instrText>
-            </w:r>
-            <w:r>
-              <w:rPr>
-                <w:noProof/>
-                <w:webHidden/>
-              </w:rPr>
-            </w:r>
-            <w:r>
-              <w:rPr>
-                <w:noProof/>
-                <w:webHidden/>
-              </w:rPr>
-              <w:fldChar w:fldCharType="separate"/>
-            </w:r>
-            <w:r>
-              <w:rPr>
-                <w:noProof/>
-                <w:webHidden/>
-              </w:rPr>
-              <w:t>17</w:t>
-            </w:r>
-            <w:r>
-              <w:rPr>
-                <w:noProof/>
-                <w:webHidden/>
-              </w:rPr>
-              <w:fldChar w:fldCharType="end"/>
-            </w:r>
-          </w:hyperlink>
-        </w:p>
-        <w:p>
-          <w:pPr>
-            <w:pStyle w:val="Mucluc2"/>
-            <w:tabs>
-              <w:tab w:val="right" w:leader="dot" w:pos="9678"/>
-            </w:tabs>
-            <w:rPr>
-              <w:rFonts w:asciiTheme="minorHAnsi" w:hAnsiTheme="minorHAnsi" w:cstheme="minorBidi"/>
-              <w:noProof/>
-              <w:color w:val="auto"/>
-              <w:spacing w:val="0"/>
-              <w:kern w:val="2"/>
-              <w:sz w:val="24"/>
-              <w:szCs w:val="24"/>
-              <w14:ligatures w14:val="standardContextual"/>
-            </w:rPr>
-          </w:pPr>
-          <w:hyperlink w:anchor="_Toc232864518" w:history="1">
-            <w:r>
-              <w:rPr>
-                <w:rStyle w:val="Siuktni"/>
-                <w:noProof/>
-              </w:rPr>
-              <w:t>1. Tổng kết nghiên cứu</w:t>
-            </w:r>
-            <w:r>
-              <w:rPr>
-                <w:noProof/>
-                <w:webHidden/>
-              </w:rPr>
-              <w:tab/>
-            </w:r>
-            <w:r>
-              <w:rPr>
-                <w:noProof/>
-                <w:webHidden/>
-              </w:rPr>
-              <w:fldChar w:fldCharType="begin"/>
-            </w:r>
-            <w:r>
-              <w:rPr>
-                <w:noProof/>
-                <w:webHidden/>
-              </w:rPr>
-              <w:instrText xml:space="preserve"> PAGEREF _Toc232864518 \h </w:instrText>
-            </w:r>
-            <w:r>
-              <w:rPr>
-                <w:noProof/>
-                <w:webHidden/>
-              </w:rPr>
-            </w:r>
-            <w:r>
-              <w:rPr>
-                <w:noProof/>
-                <w:webHidden/>
-              </w:rPr>
-              <w:fldChar w:fldCharType="separate"/>
-            </w:r>
-            <w:r>
-              <w:rPr>
-                <w:noProof/>
-                <w:webHidden/>
-              </w:rPr>
-              <w:t>17</w:t>
-            </w:r>
-            <w:r>
-              <w:rPr>
-                <w:noProof/>
-                <w:webHidden/>
-              </w:rPr>
-              <w:fldChar w:fldCharType="end"/>
-            </w:r>
-          </w:hyperlink>
-        </w:p>
-        <w:p>
-          <w:pPr>
-            <w:pStyle w:val="Mucluc2"/>
-            <w:tabs>
-              <w:tab w:val="right" w:leader="dot" w:pos="9678"/>
-            </w:tabs>
-            <w:rPr>
-              <w:rFonts w:asciiTheme="minorHAnsi" w:hAnsiTheme="minorHAnsi" w:cstheme="minorBidi"/>
-              <w:noProof/>
-              <w:color w:val="auto"/>
-              <w:spacing w:val="0"/>
-              <w:kern w:val="2"/>
-              <w:sz w:val="24"/>
-              <w:szCs w:val="24"/>
-              <w14:ligatures w14:val="standardContextual"/>
-            </w:rPr>
-          </w:pPr>
-          <w:hyperlink w:anchor="_Toc232864519" w:history="1">
-            <w:r>
-              <w:rPr>
-                <w:rStyle w:val="Siuktni"/>
-                <w:noProof/>
-              </w:rPr>
-              <w:t>2. Kết quả đạt được</w:t>
-            </w:r>
-            <w:r>
-              <w:rPr>
-                <w:noProof/>
-                <w:webHidden/>
-              </w:rPr>
-              <w:tab/>
-            </w:r>
-            <w:r>
-              <w:rPr>
-                <w:noProof/>
-                <w:webHidden/>
-              </w:rPr>
-              <w:fldChar w:fldCharType="begin"/>
-            </w:r>
-            <w:r>
-              <w:rPr>
-                <w:noProof/>
-                <w:webHidden/>
-              </w:rPr>
-              <w:instrText xml:space="preserve"> PAGEREF _Toc232864519 \h </w:instrText>
-            </w:r>
-            <w:r>
-              <w:rPr>
-                <w:noProof/>
-                <w:webHidden/>
-              </w:rPr>
-            </w:r>
-            <w:r>
-              <w:rPr>
-                <w:noProof/>
-                <w:webHidden/>
-              </w:rPr>
-              <w:fldChar w:fldCharType="separate"/>
-            </w:r>
-            <w:r>
-              <w:rPr>
-                <w:noProof/>
-                <w:webHidden/>
-              </w:rPr>
-              <w:t>17</w:t>
-            </w:r>
-            <w:r>
-              <w:rPr>
-                <w:noProof/>
-                <w:webHidden/>
-              </w:rPr>
-              <w:fldChar w:fldCharType="end"/>
-            </w:r>
-          </w:hyperlink>
-        </w:p>
-        <w:p>
-          <w:pPr>
-            <w:pStyle w:val="Mucluc2"/>
-            <w:tabs>
-              <w:tab w:val="right" w:leader="dot" w:pos="9678"/>
-            </w:tabs>
-            <w:rPr>
-              <w:rFonts w:asciiTheme="minorHAnsi" w:hAnsiTheme="minorHAnsi" w:cstheme="minorBidi"/>
-              <w:noProof/>
-              <w:color w:val="auto"/>
-              <w:spacing w:val="0"/>
-              <w:kern w:val="2"/>
-              <w:sz w:val="24"/>
-              <w:szCs w:val="24"/>
-              <w14:ligatures w14:val="standardContextual"/>
-            </w:rPr>
-          </w:pPr>
-          <w:hyperlink w:anchor="_Toc232864520" w:history="1">
-            <w:r>
-              <w:rPr>
-                <w:rStyle w:val="Siuktni"/>
-                <w:noProof/>
-              </w:rPr>
-              <w:t>3. Hạn chế của nghiên cứu</w:t>
-            </w:r>
-            <w:r>
-              <w:rPr>
-                <w:noProof/>
-                <w:webHidden/>
-              </w:rPr>
-              <w:tab/>
-            </w:r>
-            <w:r>
-              <w:rPr>
-                <w:noProof/>
-                <w:webHidden/>
-              </w:rPr>
-              <w:fldChar w:fldCharType="begin"/>
-            </w:r>
-            <w:r>
-              <w:rPr>
-                <w:noProof/>
-                <w:webHidden/>
-              </w:rPr>
-              <w:instrText xml:space="preserve"> PAGEREF _Toc232864520 \h </w:instrText>
-            </w:r>
-            <w:r>
-              <w:rPr>
-                <w:noProof/>
-                <w:webHidden/>
-              </w:rPr>
-            </w:r>
-            <w:r>
-              <w:rPr>
-                <w:noProof/>
-                <w:webHidden/>
-              </w:rPr>
-              <w:fldChar w:fldCharType="separate"/>
-            </w:r>
-            <w:r>
-              <w:rPr>
-                <w:noProof/>
-                <w:webHidden/>
-              </w:rPr>
-              <w:t>17</w:t>
-            </w:r>
-            <w:r>
-              <w:rPr>
-                <w:noProof/>
-                <w:webHidden/>
-              </w:rPr>
-              <w:fldChar w:fldCharType="end"/>
-            </w:r>
-          </w:hyperlink>
-        </w:p>
-        <w:p>
-          <w:pPr>
-            <w:pStyle w:val="Mucluc2"/>
-            <w:tabs>
-              <w:tab w:val="right" w:leader="dot" w:pos="9678"/>
-            </w:tabs>
-            <w:rPr>
-              <w:rFonts w:asciiTheme="minorHAnsi" w:hAnsiTheme="minorHAnsi" w:cstheme="minorBidi"/>
-              <w:noProof/>
-              <w:color w:val="auto"/>
-              <w:spacing w:val="0"/>
-              <w:kern w:val="2"/>
-              <w:sz w:val="24"/>
-              <w:szCs w:val="24"/>
-              <w14:ligatures w14:val="standardContextual"/>
-            </w:rPr>
-          </w:pPr>
-          <w:hyperlink w:anchor="_Toc232864521" w:history="1">
-            <w:r>
-              <w:rPr>
-                <w:rStyle w:val="Siuktni"/>
-                <w:noProof/>
-              </w:rPr>
-              <w:t>4. Hướng phát triển</w:t>
-            </w:r>
-            <w:r>
-              <w:rPr>
-                <w:noProof/>
-                <w:webHidden/>
-              </w:rPr>
-              <w:tab/>
-            </w:r>
-            <w:r>
-              <w:rPr>
-                <w:noProof/>
-                <w:webHidden/>
-              </w:rPr>
-              <w:fldChar w:fldCharType="begin"/>
-            </w:r>
-            <w:r>
-              <w:rPr>
-                <w:noProof/>
-                <w:webHidden/>
-              </w:rPr>
-              <w:instrText xml:space="preserve"> PAGEREF _Toc232864521 \h </w:instrText>
+              <w:instrText xml:space="preserve"> PAGEREF _Toc232950795 \h </w:instrText>
             </w:r>
             <w:r>
               <w:rPr>
@@ -3089,6 +2939,381 @@
           </w:hyperlink>
         </w:p>
         <w:p>
+          <w:pPr>
+            <w:pStyle w:val="Mucluc2"/>
+            <w:tabs>
+              <w:tab w:val="right" w:leader="dot" w:pos="9678"/>
+            </w:tabs>
+            <w:rPr>
+              <w:rFonts w:asciiTheme="minorHAnsi" w:hAnsiTheme="minorHAnsi" w:cstheme="minorBidi"/>
+              <w:noProof/>
+              <w:color w:val="auto"/>
+              <w:spacing w:val="0"/>
+              <w:kern w:val="2"/>
+              <w:sz w:val="24"/>
+              <w:szCs w:val="24"/>
+              <w14:ligatures w14:val="standardContextual"/>
+            </w:rPr>
+          </w:pPr>
+          <w:hyperlink w:anchor="_Toc232950796" w:history="1">
+            <w:r>
+              <w:rPr>
+                <w:rStyle w:val="Siuktni"/>
+                <w:noProof/>
+              </w:rPr>
+              <w:t>1. Tổng kết nghiên cứu</w:t>
+            </w:r>
+            <w:r>
+              <w:rPr>
+                <w:noProof/>
+                <w:webHidden/>
+              </w:rPr>
+              <w:tab/>
+            </w:r>
+            <w:r>
+              <w:rPr>
+                <w:noProof/>
+                <w:webHidden/>
+              </w:rPr>
+              <w:fldChar w:fldCharType="begin"/>
+            </w:r>
+            <w:r>
+              <w:rPr>
+                <w:noProof/>
+                <w:webHidden/>
+              </w:rPr>
+              <w:instrText xml:space="preserve"> PAGEREF _Toc232950796 \h </w:instrText>
+            </w:r>
+            <w:r>
+              <w:rPr>
+                <w:noProof/>
+                <w:webHidden/>
+              </w:rPr>
+            </w:r>
+            <w:r>
+              <w:rPr>
+                <w:noProof/>
+                <w:webHidden/>
+              </w:rPr>
+              <w:fldChar w:fldCharType="separate"/>
+            </w:r>
+            <w:r>
+              <w:rPr>
+                <w:noProof/>
+                <w:webHidden/>
+              </w:rPr>
+              <w:t>18</w:t>
+            </w:r>
+            <w:r>
+              <w:rPr>
+                <w:noProof/>
+                <w:webHidden/>
+              </w:rPr>
+              <w:fldChar w:fldCharType="end"/>
+            </w:r>
+          </w:hyperlink>
+        </w:p>
+        <w:p>
+          <w:pPr>
+            <w:pStyle w:val="Mucluc2"/>
+            <w:tabs>
+              <w:tab w:val="right" w:leader="dot" w:pos="9678"/>
+            </w:tabs>
+            <w:rPr>
+              <w:rFonts w:asciiTheme="minorHAnsi" w:hAnsiTheme="minorHAnsi" w:cstheme="minorBidi"/>
+              <w:noProof/>
+              <w:color w:val="auto"/>
+              <w:spacing w:val="0"/>
+              <w:kern w:val="2"/>
+              <w:sz w:val="24"/>
+              <w:szCs w:val="24"/>
+              <w14:ligatures w14:val="standardContextual"/>
+            </w:rPr>
+          </w:pPr>
+          <w:hyperlink w:anchor="_Toc232950797" w:history="1">
+            <w:r>
+              <w:rPr>
+                <w:rStyle w:val="Siuktni"/>
+                <w:noProof/>
+              </w:rPr>
+              <w:t>2. Kết quả đạt được</w:t>
+            </w:r>
+            <w:r>
+              <w:rPr>
+                <w:noProof/>
+                <w:webHidden/>
+              </w:rPr>
+              <w:tab/>
+            </w:r>
+            <w:r>
+              <w:rPr>
+                <w:noProof/>
+                <w:webHidden/>
+              </w:rPr>
+              <w:fldChar w:fldCharType="begin"/>
+            </w:r>
+            <w:r>
+              <w:rPr>
+                <w:noProof/>
+                <w:webHidden/>
+              </w:rPr>
+              <w:instrText xml:space="preserve"> PAGEREF _Toc232950797 \h </w:instrText>
+            </w:r>
+            <w:r>
+              <w:rPr>
+                <w:noProof/>
+                <w:webHidden/>
+              </w:rPr>
+            </w:r>
+            <w:r>
+              <w:rPr>
+                <w:noProof/>
+                <w:webHidden/>
+              </w:rPr>
+              <w:fldChar w:fldCharType="separate"/>
+            </w:r>
+            <w:r>
+              <w:rPr>
+                <w:noProof/>
+                <w:webHidden/>
+              </w:rPr>
+              <w:t>18</w:t>
+            </w:r>
+            <w:r>
+              <w:rPr>
+                <w:noProof/>
+                <w:webHidden/>
+              </w:rPr>
+              <w:fldChar w:fldCharType="end"/>
+            </w:r>
+          </w:hyperlink>
+        </w:p>
+        <w:p>
+          <w:pPr>
+            <w:pStyle w:val="Mucluc2"/>
+            <w:tabs>
+              <w:tab w:val="right" w:leader="dot" w:pos="9678"/>
+            </w:tabs>
+            <w:rPr>
+              <w:rFonts w:asciiTheme="minorHAnsi" w:hAnsiTheme="minorHAnsi" w:cstheme="minorBidi"/>
+              <w:noProof/>
+              <w:color w:val="auto"/>
+              <w:spacing w:val="0"/>
+              <w:kern w:val="2"/>
+              <w:sz w:val="24"/>
+              <w:szCs w:val="24"/>
+              <w14:ligatures w14:val="standardContextual"/>
+            </w:rPr>
+          </w:pPr>
+          <w:hyperlink w:anchor="_Toc232950798" w:history="1">
+            <w:r>
+              <w:rPr>
+                <w:rStyle w:val="Siuktni"/>
+                <w:noProof/>
+              </w:rPr>
+              <w:t>3. Hạn chế của nghiên cứu</w:t>
+            </w:r>
+            <w:r>
+              <w:rPr>
+                <w:noProof/>
+                <w:webHidden/>
+              </w:rPr>
+              <w:tab/>
+            </w:r>
+            <w:r>
+              <w:rPr>
+                <w:noProof/>
+                <w:webHidden/>
+              </w:rPr>
+              <w:fldChar w:fldCharType="begin"/>
+            </w:r>
+            <w:r>
+              <w:rPr>
+                <w:noProof/>
+                <w:webHidden/>
+              </w:rPr>
+              <w:instrText xml:space="preserve"> PAGEREF _Toc232950798 \h </w:instrText>
+            </w:r>
+            <w:r>
+              <w:rPr>
+                <w:noProof/>
+                <w:webHidden/>
+              </w:rPr>
+            </w:r>
+            <w:r>
+              <w:rPr>
+                <w:noProof/>
+                <w:webHidden/>
+              </w:rPr>
+              <w:fldChar w:fldCharType="separate"/>
+            </w:r>
+            <w:r>
+              <w:rPr>
+                <w:noProof/>
+                <w:webHidden/>
+              </w:rPr>
+              <w:t>18</w:t>
+            </w:r>
+            <w:r>
+              <w:rPr>
+                <w:noProof/>
+                <w:webHidden/>
+              </w:rPr>
+              <w:fldChar w:fldCharType="end"/>
+            </w:r>
+          </w:hyperlink>
+        </w:p>
+        <w:p>
+          <w:pPr>
+            <w:pStyle w:val="Mucluc2"/>
+            <w:tabs>
+              <w:tab w:val="right" w:leader="dot" w:pos="9678"/>
+            </w:tabs>
+            <w:rPr>
+              <w:rFonts w:asciiTheme="minorHAnsi" w:hAnsiTheme="minorHAnsi" w:cstheme="minorBidi"/>
+              <w:noProof/>
+              <w:color w:val="auto"/>
+              <w:spacing w:val="0"/>
+              <w:kern w:val="2"/>
+              <w:sz w:val="24"/>
+              <w:szCs w:val="24"/>
+              <w14:ligatures w14:val="standardContextual"/>
+            </w:rPr>
+          </w:pPr>
+          <w:hyperlink w:anchor="_Toc232950799" w:history="1">
+            <w:r>
+              <w:rPr>
+                <w:rStyle w:val="Siuktni"/>
+                <w:noProof/>
+              </w:rPr>
+              <w:t>4. Hướng phát triển</w:t>
+            </w:r>
+            <w:r>
+              <w:rPr>
+                <w:noProof/>
+                <w:webHidden/>
+              </w:rPr>
+              <w:tab/>
+            </w:r>
+            <w:r>
+              <w:rPr>
+                <w:noProof/>
+                <w:webHidden/>
+              </w:rPr>
+              <w:fldChar w:fldCharType="begin"/>
+            </w:r>
+            <w:r>
+              <w:rPr>
+                <w:noProof/>
+                <w:webHidden/>
+              </w:rPr>
+              <w:instrText xml:space="preserve"> PAGEREF _Toc232950799 \h </w:instrText>
+            </w:r>
+            <w:r>
+              <w:rPr>
+                <w:noProof/>
+                <w:webHidden/>
+              </w:rPr>
+            </w:r>
+            <w:r>
+              <w:rPr>
+                <w:noProof/>
+                <w:webHidden/>
+              </w:rPr>
+              <w:fldChar w:fldCharType="separate"/>
+            </w:r>
+            <w:r>
+              <w:rPr>
+                <w:noProof/>
+                <w:webHidden/>
+              </w:rPr>
+              <w:t>19</w:t>
+            </w:r>
+            <w:r>
+              <w:rPr>
+                <w:noProof/>
+                <w:webHidden/>
+              </w:rPr>
+              <w:fldChar w:fldCharType="end"/>
+            </w:r>
+          </w:hyperlink>
+        </w:p>
+        <w:p>
+          <w:pPr>
+            <w:pStyle w:val="Mucluc1"/>
+            <w:tabs>
+              <w:tab w:val="right" w:leader="dot" w:pos="9678"/>
+            </w:tabs>
+            <w:rPr>
+              <w:rFonts w:asciiTheme="minorHAnsi" w:hAnsiTheme="minorHAnsi" w:cstheme="minorBidi"/>
+              <w:noProof/>
+              <w:color w:val="auto"/>
+              <w:spacing w:val="0"/>
+              <w:kern w:val="2"/>
+              <w:sz w:val="24"/>
+              <w:szCs w:val="24"/>
+              <w14:ligatures w14:val="standardContextual"/>
+            </w:rPr>
+          </w:pPr>
+          <w:hyperlink w:anchor="_Toc232950800" w:history="1">
+            <w:r>
+              <w:rPr>
+                <w:rStyle w:val="Siuktni"/>
+                <w:noProof/>
+              </w:rPr>
+              <w:t>Chương VI: Tài liệu tham khảo</w:t>
+            </w:r>
+            <w:r>
+              <w:rPr>
+                <w:noProof/>
+                <w:webHidden/>
+              </w:rPr>
+              <w:tab/>
+            </w:r>
+            <w:r>
+              <w:rPr>
+                <w:noProof/>
+                <w:webHidden/>
+              </w:rPr>
+              <w:fldChar w:fldCharType="begin"/>
+            </w:r>
+            <w:r>
+              <w:rPr>
+                <w:noProof/>
+                <w:webHidden/>
+              </w:rPr>
+              <w:instrText xml:space="preserve"> PAGEREF _Toc232950800 \h </w:instrText>
+            </w:r>
+            <w:r>
+              <w:rPr>
+                <w:noProof/>
+                <w:webHidden/>
+              </w:rPr>
+            </w:r>
+            <w:r>
+              <w:rPr>
+                <w:noProof/>
+                <w:webHidden/>
+              </w:rPr>
+              <w:fldChar w:fldCharType="separate"/>
+            </w:r>
+            <w:r>
+              <w:rPr>
+                <w:noProof/>
+                <w:webHidden/>
+              </w:rPr>
+              <w:t>20</w:t>
+            </w:r>
+            <w:r>
+              <w:rPr>
+                <w:noProof/>
+                <w:webHidden/>
+              </w:rPr>
+              <w:fldChar w:fldCharType="end"/>
+            </w:r>
+          </w:hyperlink>
+        </w:p>
+        <w:p>
           <w:r>
             <w:rPr>
               <w:b/>
@@ -3142,31 +3367,21 @@
         <w:pStyle w:val="u1"/>
         <w:rPr>
           <w:rFonts w:cs="Times New Roman"/>
-          <w:color w:val="215E99" w:themeColor="text2" w:themeTint="BF"/>
         </w:rPr>
       </w:pPr>
       <w:bookmarkStart w:id="0" w:name="_Toc1006399443"/>
-      <w:bookmarkStart w:id="1" w:name="_Toc232864497"/>
-      <w:proofErr w:type="spellStart"/>
-      <w:r>
-        <w:rPr>
-          <w:color w:val="215E99" w:themeColor="text2" w:themeTint="BF"/>
-        </w:rPr>
+      <w:bookmarkStart w:id="1" w:name="_Toc232950773"/>
+      <w:proofErr w:type="spellStart"/>
+      <w:r>
         <w:lastRenderedPageBreak/>
         <w:t>Giới</w:t>
       </w:r>
       <w:proofErr w:type="spellEnd"/>
       <w:r>
-        <w:rPr>
-          <w:color w:val="215E99" w:themeColor="text2" w:themeTint="BF"/>
-        </w:rPr>
-        <w:t xml:space="preserve"> </w:t>
-      </w:r>
-      <w:proofErr w:type="spellStart"/>
-      <w:r>
-        <w:rPr>
-          <w:color w:val="215E99" w:themeColor="text2" w:themeTint="BF"/>
-        </w:rPr>
+        <w:t xml:space="preserve"> </w:t>
+      </w:r>
+      <w:proofErr w:type="spellStart"/>
+      <w:r>
         <w:t>thiệu</w:t>
       </w:r>
       <w:bookmarkEnd w:id="0"/>
@@ -3182,7 +3397,7 @@
         </w:rPr>
       </w:pPr>
       <w:bookmarkStart w:id="2" w:name="_Toc165733797"/>
-      <w:bookmarkStart w:id="3" w:name="_Toc232864498"/>
+      <w:bookmarkStart w:id="3" w:name="_Toc232950774"/>
       <w:proofErr w:type="spellStart"/>
       <w:r>
         <w:t>Bối</w:t>
@@ -5720,7 +5935,7 @@
       <w:pPr>
         <w:pStyle w:val="u2"/>
       </w:pPr>
-      <w:bookmarkStart w:id="4" w:name="_Toc232864499"/>
+      <w:bookmarkStart w:id="4" w:name="_Toc232950775"/>
       <w:proofErr w:type="spellStart"/>
       <w:r>
         <w:t>Mục</w:t>
@@ -7621,31 +7836,19 @@
     <w:p>
       <w:pPr>
         <w:pStyle w:val="u1"/>
-        <w:rPr>
-          <w:color w:val="215E99" w:themeColor="text2" w:themeTint="BF"/>
-        </w:rPr>
       </w:pPr>
-      <w:bookmarkStart w:id="5" w:name="_Toc232864500"/>
-      <w:proofErr w:type="spellStart"/>
-      <w:r>
-        <w:rPr>
-          <w:color w:val="215E99" w:themeColor="text2" w:themeTint="BF"/>
-        </w:rPr>
+      <w:bookmarkStart w:id="5" w:name="_Toc232950776"/>
+      <w:proofErr w:type="spellStart"/>
+      <w:r>
         <w:lastRenderedPageBreak/>
         <w:t>Dữ</w:t>
       </w:r>
       <w:proofErr w:type="spellEnd"/>
       <w:r>
-        <w:rPr>
-          <w:color w:val="215E99" w:themeColor="text2" w:themeTint="BF"/>
-        </w:rPr>
-        <w:t xml:space="preserve"> </w:t>
-      </w:r>
-      <w:proofErr w:type="spellStart"/>
-      <w:r>
-        <w:rPr>
-          <w:color w:val="215E99" w:themeColor="text2" w:themeTint="BF"/>
-        </w:rPr>
+        <w:t xml:space="preserve"> </w:t>
+      </w:r>
+      <w:proofErr w:type="spellStart"/>
+      <w:r>
         <w:t>liệu</w:t>
       </w:r>
       <w:bookmarkEnd w:id="5"/>
@@ -7655,7 +7858,7 @@
       <w:pPr>
         <w:pStyle w:val="u2"/>
       </w:pPr>
-      <w:bookmarkStart w:id="6" w:name="_Toc232864501"/>
+      <w:bookmarkStart w:id="6" w:name="_Toc232950777"/>
       <w:proofErr w:type="spellStart"/>
       <w:r>
         <w:t>Giới</w:t>
@@ -9242,7 +9445,7 @@
       <w:pPr>
         <w:pStyle w:val="u2"/>
       </w:pPr>
-      <w:bookmarkStart w:id="7" w:name="_Toc232864502"/>
+      <w:bookmarkStart w:id="7" w:name="_Toc232950778"/>
       <w:proofErr w:type="spellStart"/>
       <w:r>
         <w:t>C</w:t>
@@ -10573,7 +10776,7 @@
       <w:pPr>
         <w:pStyle w:val="u2"/>
       </w:pPr>
-      <w:bookmarkStart w:id="8" w:name="_Toc232864503"/>
+      <w:bookmarkStart w:id="8" w:name="_Toc232950779"/>
       <w:proofErr w:type="spellStart"/>
       <w:r>
         <w:lastRenderedPageBreak/>
@@ -12209,7 +12412,7 @@
       <w:pPr>
         <w:pStyle w:val="u2"/>
       </w:pPr>
-      <w:bookmarkStart w:id="9" w:name="_Toc232864504"/>
+      <w:bookmarkStart w:id="9" w:name="_Toc232950780"/>
       <w:proofErr w:type="spellStart"/>
       <w:r>
         <w:t>Sự</w:t>
@@ -14036,7 +14239,7 @@
       <w:pPr>
         <w:pStyle w:val="u2"/>
       </w:pPr>
-      <w:bookmarkStart w:id="10" w:name="_Toc232864505"/>
+      <w:bookmarkStart w:id="10" w:name="_Toc232950781"/>
       <w:proofErr w:type="spellStart"/>
       <w:r>
         <w:lastRenderedPageBreak/>
@@ -15416,59 +15619,35 @@
     <w:p>
       <w:pPr>
         <w:pStyle w:val="u1"/>
-        <w:rPr>
-          <w:color w:val="215E99" w:themeColor="text2" w:themeTint="BF"/>
-        </w:rPr>
       </w:pPr>
-      <w:bookmarkStart w:id="11" w:name="_Toc232864506"/>
-      <w:proofErr w:type="spellStart"/>
-      <w:r>
-        <w:rPr>
-          <w:color w:val="215E99" w:themeColor="text2" w:themeTint="BF"/>
-        </w:rPr>
+      <w:bookmarkStart w:id="11" w:name="_Toc232950782"/>
+      <w:proofErr w:type="spellStart"/>
+      <w:r>
         <w:lastRenderedPageBreak/>
         <w:t>Cơ</w:t>
       </w:r>
       <w:proofErr w:type="spellEnd"/>
       <w:r>
-        <w:rPr>
-          <w:color w:val="215E99" w:themeColor="text2" w:themeTint="BF"/>
-        </w:rPr>
-        <w:t xml:space="preserve"> </w:t>
-      </w:r>
-      <w:proofErr w:type="spellStart"/>
-      <w:r>
-        <w:rPr>
-          <w:color w:val="215E99" w:themeColor="text2" w:themeTint="BF"/>
-        </w:rPr>
+        <w:t xml:space="preserve"> </w:t>
+      </w:r>
+      <w:proofErr w:type="spellStart"/>
+      <w:r>
         <w:t>sở</w:t>
       </w:r>
       <w:proofErr w:type="spellEnd"/>
       <w:r>
-        <w:rPr>
-          <w:color w:val="215E99" w:themeColor="text2" w:themeTint="BF"/>
-        </w:rPr>
-        <w:t xml:space="preserve"> </w:t>
-      </w:r>
-      <w:proofErr w:type="spellStart"/>
-      <w:r>
-        <w:rPr>
-          <w:color w:val="215E99" w:themeColor="text2" w:themeTint="BF"/>
-        </w:rPr>
+        <w:t xml:space="preserve"> </w:t>
+      </w:r>
+      <w:proofErr w:type="spellStart"/>
+      <w:r>
         <w:t>lý</w:t>
       </w:r>
       <w:proofErr w:type="spellEnd"/>
       <w:r>
-        <w:rPr>
-          <w:color w:val="215E99" w:themeColor="text2" w:themeTint="BF"/>
-        </w:rPr>
-        <w:t xml:space="preserve"> </w:t>
-      </w:r>
-      <w:proofErr w:type="spellStart"/>
-      <w:r>
-        <w:rPr>
-          <w:color w:val="215E99" w:themeColor="text2" w:themeTint="BF"/>
-        </w:rPr>
+        <w:t xml:space="preserve"> </w:t>
+      </w:r>
+      <w:proofErr w:type="spellStart"/>
+      <w:r>
         <w:t>thuyết</w:t>
       </w:r>
       <w:bookmarkEnd w:id="11"/>
@@ -15478,7 +15657,7 @@
       <w:pPr>
         <w:pStyle w:val="u2"/>
       </w:pPr>
-      <w:bookmarkStart w:id="12" w:name="_Toc232864507"/>
+      <w:bookmarkStart w:id="12" w:name="_Toc232950783"/>
       <w:proofErr w:type="spellStart"/>
       <w:r>
         <w:t>Mạng</w:t>
@@ -17979,7 +18158,7 @@
       <w:pPr>
         <w:pStyle w:val="u2"/>
       </w:pPr>
-      <w:bookmarkStart w:id="13" w:name="_Toc232864508"/>
+      <w:bookmarkStart w:id="13" w:name="_Toc232950784"/>
       <w:r>
         <w:t xml:space="preserve">Học </w:t>
       </w:r>
@@ -20578,7 +20757,7 @@
       <w:pPr>
         <w:pStyle w:val="u2"/>
       </w:pPr>
-      <w:bookmarkStart w:id="14" w:name="_Toc232864509"/>
+      <w:bookmarkStart w:id="14" w:name="_Toc232950785"/>
       <w:r>
         <w:t xml:space="preserve">Các </w:t>
       </w:r>
@@ -20601,628 +20780,692 @@
       <w:bookmarkEnd w:id="14"/>
     </w:p>
     <w:p>
-      <w:r>
-        <w:t xml:space="preserve">Trong </w:t>
-      </w:r>
-      <w:proofErr w:type="spellStart"/>
-      <w:r>
-        <w:t>nghiên</w:t>
-      </w:r>
-      <w:proofErr w:type="spellEnd"/>
-      <w:r>
-        <w:t xml:space="preserve"> </w:t>
-      </w:r>
-      <w:proofErr w:type="spellStart"/>
-      <w:r>
-        <w:t>cứu</w:t>
-      </w:r>
-      <w:proofErr w:type="spellEnd"/>
-      <w:r>
-        <w:t xml:space="preserve"> </w:t>
-      </w:r>
-      <w:proofErr w:type="spellStart"/>
-      <w:r>
-        <w:t>này</w:t>
-      </w:r>
-      <w:proofErr w:type="spellEnd"/>
-      <w:r>
-        <w:t xml:space="preserve">, </w:t>
-      </w:r>
-      <w:proofErr w:type="spellStart"/>
-      <w:r>
-        <w:t>ba</w:t>
-      </w:r>
-      <w:proofErr w:type="spellEnd"/>
-      <w:r>
-        <w:t xml:space="preserve"> </w:t>
-      </w:r>
-      <w:proofErr w:type="spellStart"/>
-      <w:r>
-        <w:t>mô</w:t>
-      </w:r>
-      <w:proofErr w:type="spellEnd"/>
-      <w:r>
-        <w:t xml:space="preserve"> </w:t>
-      </w:r>
-      <w:proofErr w:type="spellStart"/>
-      <w:r>
-        <w:t>hình</w:t>
-      </w:r>
-      <w:proofErr w:type="spellEnd"/>
-      <w:r>
-        <w:t xml:space="preserve"> </w:t>
-      </w:r>
-      <w:proofErr w:type="spellStart"/>
-      <w:r>
-        <w:t>tiền</w:t>
-      </w:r>
-      <w:proofErr w:type="spellEnd"/>
-      <w:r>
-        <w:t xml:space="preserve"> </w:t>
-      </w:r>
-      <w:proofErr w:type="spellStart"/>
-      <w:r>
-        <w:t>huấn</w:t>
-      </w:r>
-      <w:proofErr w:type="spellEnd"/>
-      <w:r>
-        <w:t xml:space="preserve"> </w:t>
-      </w:r>
-      <w:proofErr w:type="spellStart"/>
-      <w:r>
-        <w:t>luyện</w:t>
-      </w:r>
-      <w:proofErr w:type="spellEnd"/>
-      <w:r>
-        <w:t xml:space="preserve"> </w:t>
-      </w:r>
-      <w:proofErr w:type="spellStart"/>
-      <w:r>
-        <w:t>trên</w:t>
-      </w:r>
-      <w:proofErr w:type="spellEnd"/>
-      <w:r>
-        <w:t xml:space="preserve"> ImageNet </w:t>
-      </w:r>
-      <w:proofErr w:type="spellStart"/>
-      <w:r>
-        <w:t>được</w:t>
-      </w:r>
-      <w:proofErr w:type="spellEnd"/>
-      <w:r>
-        <w:t xml:space="preserve"> </w:t>
-      </w:r>
-      <w:proofErr w:type="spellStart"/>
-      <w:r>
-        <w:t>sử</w:t>
-      </w:r>
-      <w:proofErr w:type="spellEnd"/>
-      <w:r>
-        <w:t xml:space="preserve"> </w:t>
-      </w:r>
-      <w:proofErr w:type="spellStart"/>
-      <w:r>
-        <w:t>dụng</w:t>
-      </w:r>
-      <w:proofErr w:type="spellEnd"/>
-      <w:r>
-        <w:t xml:space="preserve"> </w:t>
-      </w:r>
-      <w:proofErr w:type="spellStart"/>
-      <w:r>
-        <w:t>làm</w:t>
-      </w:r>
-      <w:proofErr w:type="spellEnd"/>
-      <w:r>
-        <w:t xml:space="preserve"> baseline </w:t>
-      </w:r>
-      <w:proofErr w:type="spellStart"/>
-      <w:r>
-        <w:t>gồm</w:t>
-      </w:r>
-      <w:proofErr w:type="spellEnd"/>
-      <w:r>
-        <w:t xml:space="preserve"> MobileNetV2, ResNet18 </w:t>
-      </w:r>
-      <w:proofErr w:type="spellStart"/>
-      <w:r>
-        <w:t>và</w:t>
-      </w:r>
-      <w:proofErr w:type="spellEnd"/>
-      <w:r>
-        <w:t xml:space="preserve"> EfficientNet-B0. Các </w:t>
-      </w:r>
-      <w:proofErr w:type="spellStart"/>
-      <w:r>
-        <w:t>mô</w:t>
-      </w:r>
-      <w:proofErr w:type="spellEnd"/>
-      <w:r>
-        <w:t xml:space="preserve"> </w:t>
-      </w:r>
-      <w:proofErr w:type="spellStart"/>
-      <w:r>
-        <w:t>hình</w:t>
-      </w:r>
-      <w:proofErr w:type="spellEnd"/>
-      <w:r>
-        <w:t xml:space="preserve"> </w:t>
-      </w:r>
-      <w:proofErr w:type="spellStart"/>
-      <w:r>
-        <w:t>này</w:t>
-      </w:r>
-      <w:proofErr w:type="spellEnd"/>
-      <w:r>
-        <w:t xml:space="preserve"> </w:t>
-      </w:r>
-      <w:proofErr w:type="spellStart"/>
-      <w:r>
-        <w:t>có</w:t>
-      </w:r>
-      <w:proofErr w:type="spellEnd"/>
-      <w:r>
-        <w:t xml:space="preserve"> </w:t>
-      </w:r>
-      <w:proofErr w:type="spellStart"/>
-      <w:r>
-        <w:t>quy</w:t>
-      </w:r>
-      <w:proofErr w:type="spellEnd"/>
-      <w:r>
-        <w:t xml:space="preserve"> </w:t>
-      </w:r>
-      <w:proofErr w:type="spellStart"/>
-      <w:r>
-        <w:t>mô</w:t>
-      </w:r>
-      <w:proofErr w:type="spellEnd"/>
-      <w:r>
-        <w:t xml:space="preserve"> </w:t>
-      </w:r>
-      <w:proofErr w:type="spellStart"/>
-      <w:r>
-        <w:t>và</w:t>
-      </w:r>
-      <w:proofErr w:type="spellEnd"/>
-      <w:r>
-        <w:t xml:space="preserve"> </w:t>
-      </w:r>
-      <w:proofErr w:type="spellStart"/>
-      <w:r>
-        <w:t>định</w:t>
-      </w:r>
-      <w:proofErr w:type="spellEnd"/>
-      <w:r>
-        <w:t xml:space="preserve"> </w:t>
-      </w:r>
-      <w:proofErr w:type="spellStart"/>
-      <w:r>
-        <w:t>hướng</w:t>
-      </w:r>
-      <w:proofErr w:type="spellEnd"/>
-      <w:r>
-        <w:t xml:space="preserve"> </w:t>
-      </w:r>
-      <w:proofErr w:type="spellStart"/>
-      <w:r>
-        <w:t>thiết</w:t>
-      </w:r>
-      <w:proofErr w:type="spellEnd"/>
-      <w:r>
-        <w:t xml:space="preserve"> </w:t>
-      </w:r>
-      <w:proofErr w:type="spellStart"/>
-      <w:r>
-        <w:t>kế</w:t>
-      </w:r>
-      <w:proofErr w:type="spellEnd"/>
-      <w:r>
-        <w:t xml:space="preserve"> </w:t>
-      </w:r>
-      <w:proofErr w:type="spellStart"/>
-      <w:r>
-        <w:t>khác</w:t>
-      </w:r>
-      <w:proofErr w:type="spellEnd"/>
-      <w:r>
-        <w:t xml:space="preserve"> </w:t>
-      </w:r>
-      <w:proofErr w:type="spellStart"/>
-      <w:r>
-        <w:t>nhau</w:t>
-      </w:r>
-      <w:proofErr w:type="spellEnd"/>
-      <w:r>
-        <w:t xml:space="preserve">, </w:t>
-      </w:r>
-      <w:proofErr w:type="spellStart"/>
-      <w:r>
-        <w:t>từ</w:t>
-      </w:r>
-      <w:proofErr w:type="spellEnd"/>
-      <w:r>
-        <w:t xml:space="preserve"> </w:t>
-      </w:r>
-      <w:proofErr w:type="spellStart"/>
-      <w:r>
-        <w:t>mô</w:t>
-      </w:r>
-      <w:proofErr w:type="spellEnd"/>
-      <w:r>
-        <w:t xml:space="preserve"> </w:t>
-      </w:r>
-      <w:proofErr w:type="spellStart"/>
-      <w:r>
-        <w:t>hình</w:t>
-      </w:r>
-      <w:proofErr w:type="spellEnd"/>
-      <w:r>
-        <w:t xml:space="preserve"> </w:t>
-      </w:r>
-      <w:proofErr w:type="spellStart"/>
-      <w:r>
-        <w:t>nhẹ</w:t>
-      </w:r>
-      <w:proofErr w:type="spellEnd"/>
-      <w:r>
-        <w:t xml:space="preserve"> </w:t>
-      </w:r>
-      <w:proofErr w:type="spellStart"/>
-      <w:r>
-        <w:t>cho</w:t>
-      </w:r>
-      <w:proofErr w:type="spellEnd"/>
-      <w:r>
-        <w:t xml:space="preserve"> </w:t>
-      </w:r>
-      <w:proofErr w:type="spellStart"/>
-      <w:r>
-        <w:t>thiết</w:t>
-      </w:r>
-      <w:proofErr w:type="spellEnd"/>
-      <w:r>
-        <w:t xml:space="preserve"> </w:t>
-      </w:r>
-      <w:proofErr w:type="spellStart"/>
-      <w:r>
-        <w:t>bị</w:t>
-      </w:r>
-      <w:proofErr w:type="spellEnd"/>
-      <w:r>
-        <w:t xml:space="preserve"> </w:t>
-      </w:r>
-      <w:proofErr w:type="spellStart"/>
-      <w:r>
-        <w:t>tài</w:t>
-      </w:r>
-      <w:proofErr w:type="spellEnd"/>
-      <w:r>
-        <w:t xml:space="preserve"> </w:t>
-      </w:r>
-      <w:proofErr w:type="spellStart"/>
-      <w:r>
-        <w:t>nguyên</w:t>
-      </w:r>
-      <w:proofErr w:type="spellEnd"/>
-      <w:r>
-        <w:t xml:space="preserve"> </w:t>
-      </w:r>
-      <w:proofErr w:type="spellStart"/>
-      <w:r>
-        <w:t>thấp</w:t>
-      </w:r>
-      <w:proofErr w:type="spellEnd"/>
-      <w:r>
-        <w:t xml:space="preserve"> </w:t>
-      </w:r>
-      <w:proofErr w:type="spellStart"/>
-      <w:r>
-        <w:t>đến</w:t>
-      </w:r>
-      <w:proofErr w:type="spellEnd"/>
-      <w:r>
-        <w:t xml:space="preserve"> </w:t>
-      </w:r>
-      <w:proofErr w:type="spellStart"/>
-      <w:r>
-        <w:t>mô</w:t>
-      </w:r>
-      <w:proofErr w:type="spellEnd"/>
-      <w:r>
-        <w:t xml:space="preserve"> </w:t>
-      </w:r>
-      <w:proofErr w:type="spellStart"/>
-      <w:r>
-        <w:t>hình</w:t>
-      </w:r>
-      <w:proofErr w:type="spellEnd"/>
-      <w:r>
-        <w:t xml:space="preserve"> residual </w:t>
-      </w:r>
-      <w:proofErr w:type="spellStart"/>
-      <w:r>
-        <w:t>truyền</w:t>
-      </w:r>
-      <w:proofErr w:type="spellEnd"/>
-      <w:r>
-        <w:t xml:space="preserve"> </w:t>
-      </w:r>
-      <w:proofErr w:type="spellStart"/>
-      <w:r>
-        <w:t>thống</w:t>
-      </w:r>
-      <w:proofErr w:type="spellEnd"/>
-      <w:r>
-        <w:t xml:space="preserve"> </w:t>
-      </w:r>
-      <w:proofErr w:type="spellStart"/>
-      <w:r>
-        <w:t>và</w:t>
-      </w:r>
-      <w:proofErr w:type="spellEnd"/>
-      <w:r>
-        <w:t xml:space="preserve"> </w:t>
-      </w:r>
-      <w:proofErr w:type="spellStart"/>
-      <w:r>
-        <w:t>kiến</w:t>
-      </w:r>
-      <w:proofErr w:type="spellEnd"/>
-      <w:r>
-        <w:t xml:space="preserve"> </w:t>
-      </w:r>
-      <w:proofErr w:type="spellStart"/>
-      <w:r>
-        <w:t>trúc</w:t>
-      </w:r>
-      <w:proofErr w:type="spellEnd"/>
-      <w:r>
-        <w:t xml:space="preserve"> </w:t>
-      </w:r>
-      <w:proofErr w:type="spellStart"/>
-      <w:r>
-        <w:t>hiện</w:t>
-      </w:r>
-      <w:proofErr w:type="spellEnd"/>
-      <w:r>
-        <w:t xml:space="preserve"> </w:t>
-      </w:r>
-      <w:proofErr w:type="spellStart"/>
-      <w:r>
-        <w:t>đại</w:t>
-      </w:r>
-      <w:proofErr w:type="spellEnd"/>
-      <w:r>
-        <w:t xml:space="preserve"> </w:t>
-      </w:r>
-      <w:proofErr w:type="spellStart"/>
-      <w:r>
-        <w:t>tối</w:t>
-      </w:r>
-      <w:proofErr w:type="spellEnd"/>
-      <w:r>
-        <w:t xml:space="preserve"> </w:t>
-      </w:r>
-      <w:proofErr w:type="spellStart"/>
-      <w:r>
-        <w:t>ưu</w:t>
-      </w:r>
-      <w:proofErr w:type="spellEnd"/>
-      <w:r>
-        <w:t xml:space="preserve"> </w:t>
-      </w:r>
-      <w:proofErr w:type="spellStart"/>
-      <w:r>
-        <w:t>hiệu</w:t>
-      </w:r>
-      <w:proofErr w:type="spellEnd"/>
-      <w:r>
-        <w:t xml:space="preserve"> </w:t>
-      </w:r>
-      <w:proofErr w:type="spellStart"/>
-      <w:r>
-        <w:t>quả</w:t>
-      </w:r>
-      <w:proofErr w:type="spellEnd"/>
-      <w:r>
-        <w:t xml:space="preserve"> </w:t>
-      </w:r>
-      <w:proofErr w:type="spellStart"/>
-      <w:r>
-        <w:t>tính</w:t>
-      </w:r>
-      <w:proofErr w:type="spellEnd"/>
-      <w:r>
-        <w:t xml:space="preserve"> </w:t>
-      </w:r>
-      <w:proofErr w:type="spellStart"/>
-      <w:r>
-        <w:t>toán</w:t>
-      </w:r>
-      <w:proofErr w:type="spellEnd"/>
-      <w:r>
-        <w:t xml:space="preserve">. </w:t>
-      </w:r>
-      <w:proofErr w:type="spellStart"/>
-      <w:r>
-        <w:t>Việc</w:t>
-      </w:r>
-      <w:proofErr w:type="spellEnd"/>
-      <w:r>
-        <w:t xml:space="preserve"> so </w:t>
-      </w:r>
-      <w:proofErr w:type="spellStart"/>
-      <w:r>
-        <w:t>sánh</w:t>
-      </w:r>
-      <w:proofErr w:type="spellEnd"/>
-      <w:r>
-        <w:t xml:space="preserve"> </w:t>
-      </w:r>
-      <w:proofErr w:type="spellStart"/>
-      <w:r>
-        <w:t>ba</w:t>
-      </w:r>
-      <w:proofErr w:type="spellEnd"/>
-      <w:r>
-        <w:t xml:space="preserve"> baseline </w:t>
-      </w:r>
-      <w:proofErr w:type="spellStart"/>
-      <w:r>
-        <w:t>này</w:t>
-      </w:r>
-      <w:proofErr w:type="spellEnd"/>
-      <w:r>
-        <w:t xml:space="preserve"> </w:t>
-      </w:r>
-      <w:proofErr w:type="spellStart"/>
-      <w:r>
-        <w:t>giúp</w:t>
-      </w:r>
-      <w:proofErr w:type="spellEnd"/>
-      <w:r>
-        <w:t xml:space="preserve"> </w:t>
-      </w:r>
-      <w:proofErr w:type="spellStart"/>
-      <w:r>
-        <w:t>đánh</w:t>
-      </w:r>
-      <w:proofErr w:type="spellEnd"/>
-      <w:r>
-        <w:t xml:space="preserve"> </w:t>
-      </w:r>
-      <w:proofErr w:type="spellStart"/>
-      <w:r>
-        <w:t>giá</w:t>
-      </w:r>
-      <w:proofErr w:type="spellEnd"/>
-      <w:r>
-        <w:t xml:space="preserve"> </w:t>
-      </w:r>
-      <w:proofErr w:type="spellStart"/>
-      <w:r>
-        <w:t>ảnh</w:t>
-      </w:r>
-      <w:proofErr w:type="spellEnd"/>
-      <w:r>
-        <w:t xml:space="preserve"> </w:t>
-      </w:r>
-      <w:proofErr w:type="spellStart"/>
-      <w:r>
-        <w:t>hưởng</w:t>
-      </w:r>
-      <w:proofErr w:type="spellEnd"/>
-      <w:r>
-        <w:t xml:space="preserve"> </w:t>
-      </w:r>
-      <w:proofErr w:type="spellStart"/>
-      <w:r>
-        <w:t>của</w:t>
-      </w:r>
-      <w:proofErr w:type="spellEnd"/>
-      <w:r>
-        <w:t xml:space="preserve"> </w:t>
-      </w:r>
-      <w:proofErr w:type="spellStart"/>
-      <w:r>
-        <w:t>kiến</w:t>
-      </w:r>
-      <w:proofErr w:type="spellEnd"/>
-      <w:r>
-        <w:t xml:space="preserve"> </w:t>
-      </w:r>
-      <w:proofErr w:type="spellStart"/>
-      <w:r>
-        <w:t>trúc</w:t>
-      </w:r>
-      <w:proofErr w:type="spellEnd"/>
-      <w:r>
-        <w:t xml:space="preserve"> </w:t>
-      </w:r>
-      <w:proofErr w:type="spellStart"/>
-      <w:r>
-        <w:t>mô</w:t>
-      </w:r>
-      <w:proofErr w:type="spellEnd"/>
-      <w:r>
-        <w:t xml:space="preserve"> </w:t>
-      </w:r>
-      <w:proofErr w:type="spellStart"/>
-      <w:r>
-        <w:t>hình</w:t>
-      </w:r>
-      <w:proofErr w:type="spellEnd"/>
-      <w:r>
-        <w:t xml:space="preserve"> </w:t>
-      </w:r>
-      <w:proofErr w:type="spellStart"/>
-      <w:r>
-        <w:t>đến</w:t>
-      </w:r>
-      <w:proofErr w:type="spellEnd"/>
-      <w:r>
-        <w:t xml:space="preserve"> </w:t>
-      </w:r>
-      <w:proofErr w:type="spellStart"/>
-      <w:r>
-        <w:t>độ</w:t>
-      </w:r>
-      <w:proofErr w:type="spellEnd"/>
-      <w:r>
-        <w:t xml:space="preserve"> </w:t>
-      </w:r>
-      <w:proofErr w:type="spellStart"/>
-      <w:r>
-        <w:t>bền</w:t>
-      </w:r>
-      <w:proofErr w:type="spellEnd"/>
-      <w:r>
-        <w:t xml:space="preserve"> </w:t>
-      </w:r>
-      <w:proofErr w:type="spellStart"/>
-      <w:r>
-        <w:t>vững</w:t>
-      </w:r>
-      <w:proofErr w:type="spellEnd"/>
-      <w:r>
-        <w:t xml:space="preserve"> </w:t>
-      </w:r>
-      <w:proofErr w:type="spellStart"/>
-      <w:r>
-        <w:t>trước</w:t>
-      </w:r>
-      <w:proofErr w:type="spellEnd"/>
-      <w:r>
-        <w:t xml:space="preserve"> </w:t>
-      </w:r>
-      <w:proofErr w:type="spellStart"/>
-      <w:r>
-        <w:t>tấn</w:t>
-      </w:r>
-      <w:proofErr w:type="spellEnd"/>
-      <w:r>
-        <w:t xml:space="preserve"> </w:t>
-      </w:r>
-      <w:proofErr w:type="spellStart"/>
-      <w:r>
-        <w:t>công</w:t>
-      </w:r>
-      <w:proofErr w:type="spellEnd"/>
-      <w:r>
-        <w:t xml:space="preserve"> FGSM.</w:t>
-      </w:r>
+      <w:pPr>
+        <w:pStyle w:val="u2"/>
+      </w:pPr>
+      <w:bookmarkStart w:id="15" w:name="_Toc232950786"/>
+      <w:r>
+        <w:t>Đặc trưng toán học của các mô hình baseline</w:t>
+      </w:r>
+      <w:bookmarkEnd w:id="15"/>
     </w:p>
     <w:p>
       <w:pPr>
-        <w:spacing w:before="0" w:after="0" w:line="240" w:lineRule="auto"/>
-        <w:jc w:val="left"/>
+        <w:spacing w:line="276" w:lineRule="auto"/>
+        <w:ind w:firstLine="560"/>
       </w:pPr>
       <w:r>
-        <w:br w:type="page"/>
+        <w:t>Về mặt tổng quát, cả ba mô hình baseline đều học một hàm phân loại f_θ(x), trong đó x là ảnh đầu vào và θ là tập tham số của mạng. Với mỗi ảnh, mô hình sinh ra một vector điểm số cho 10 lớp của CIFAR-10, sau đó lớp có xác suất cao nhất được chọn làm nhãn dự đoán.</w:t>
       </w:r>
     </w:p>
-    <w:p/>
+    <w:p>
+      <w:pPr>
+        <w:jc w:val="center"/>
+      </w:pPr>
+      <w:r>
+        <w:rPr>
+          <w:i/>
+        </w:rPr>
+        <w:t>ŷ = argmax_k softmax(f_θ(x))_k</w:t>
+      </w:r>
+    </w:p>
+    <w:p>
+      <w:pPr>
+        <w:spacing w:line="276" w:lineRule="auto"/>
+        <w:ind w:firstLine="560"/>
+      </w:pPr>
+      <w:r>
+        <w:t>Trong quá trình huấn luyện, các tham số θ được tối ưu bằng hàm mất mát cross-entropy giữa phân phối dự đoán của mô hình và nhãn đúng y. Mục tiêu của giai đoạn fine-tune là làm giảm sai số phân loại trên dữ liệu sạch.</w:t>
+      </w:r>
+    </w:p>
+    <w:p>
+      <w:pPr>
+        <w:jc w:val="center"/>
+      </w:pPr>
+      <w:r>
+        <w:rPr>
+          <w:i/>
+        </w:rPr>
+        <w:t>L_clean(θ) = CE(f_θ(x), y)</w:t>
+      </w:r>
+    </w:p>
+    <w:p>
+      <w:pPr>
+        <w:spacing w:line="276" w:lineRule="auto"/>
+        <w:ind w:firstLine="560"/>
+      </w:pPr>
+      <w:r>
+        <w:t>Sự khác nhau giữa MobileNetV2, ResNet18 và EfficientNet-B0 chủ yếu nằm ở cách xây dựng hàm f_θ. MobileNetV2 giảm chi phí tính toán bằng depthwise separable convolution và inverted residual block. ResNet18 dùng residual connection để học phần sai khác so với đầu vào của khối, giúp gradient truyền qua mạng ổn định hơn. EfficientNet-</w:t>
+      </w:r>
+      <w:r>
+        <w:lastRenderedPageBreak/>
+        <w:t>B0 dùng compound scaling để cân bằng đồng thời độ sâu, độ rộng và độ phân giải của mạng.</w:t>
+      </w:r>
+    </w:p>
+    <w:p>
+      <w:pPr>
+        <w:jc w:val="center"/>
+      </w:pPr>
+      <w:r>
+        <w:rPr>
+          <w:i/>
+        </w:rPr>
+        <w:t>ResNet block: y = F(x, W) + x</w:t>
+      </w:r>
+    </w:p>
+    <w:p>
+      <w:r>
+        <w:t xml:space="preserve">Trong </w:t>
+      </w:r>
+      <w:proofErr w:type="spellStart"/>
+      <w:r>
+        <w:t>nghiên</w:t>
+      </w:r>
+      <w:proofErr w:type="spellEnd"/>
+      <w:r>
+        <w:t xml:space="preserve"> </w:t>
+      </w:r>
+      <w:proofErr w:type="spellStart"/>
+      <w:r>
+        <w:t>cứu</w:t>
+      </w:r>
+      <w:proofErr w:type="spellEnd"/>
+      <w:r>
+        <w:t xml:space="preserve"> </w:t>
+      </w:r>
+      <w:proofErr w:type="spellStart"/>
+      <w:r>
+        <w:t>này</w:t>
+      </w:r>
+      <w:proofErr w:type="spellEnd"/>
+      <w:r>
+        <w:t xml:space="preserve">, </w:t>
+      </w:r>
+      <w:proofErr w:type="spellStart"/>
+      <w:r>
+        <w:t>ba</w:t>
+      </w:r>
+      <w:proofErr w:type="spellEnd"/>
+      <w:r>
+        <w:t xml:space="preserve"> </w:t>
+      </w:r>
+      <w:proofErr w:type="spellStart"/>
+      <w:r>
+        <w:t>mô</w:t>
+      </w:r>
+      <w:proofErr w:type="spellEnd"/>
+      <w:r>
+        <w:t xml:space="preserve"> </w:t>
+      </w:r>
+      <w:proofErr w:type="spellStart"/>
+      <w:r>
+        <w:t>hình</w:t>
+      </w:r>
+      <w:proofErr w:type="spellEnd"/>
+      <w:r>
+        <w:t xml:space="preserve"> </w:t>
+      </w:r>
+      <w:proofErr w:type="spellStart"/>
+      <w:r>
+        <w:t>tiền</w:t>
+      </w:r>
+      <w:proofErr w:type="spellEnd"/>
+      <w:r>
+        <w:t xml:space="preserve"> </w:t>
+      </w:r>
+      <w:proofErr w:type="spellStart"/>
+      <w:r>
+        <w:t>huấn</w:t>
+      </w:r>
+      <w:proofErr w:type="spellEnd"/>
+      <w:r>
+        <w:t xml:space="preserve"> </w:t>
+      </w:r>
+      <w:proofErr w:type="spellStart"/>
+      <w:r>
+        <w:t>luyện</w:t>
+      </w:r>
+      <w:proofErr w:type="spellEnd"/>
+      <w:r>
+        <w:t xml:space="preserve"> </w:t>
+      </w:r>
+      <w:proofErr w:type="spellStart"/>
+      <w:r>
+        <w:t>trên</w:t>
+      </w:r>
+      <w:proofErr w:type="spellEnd"/>
+      <w:r>
+        <w:t xml:space="preserve"> ImageNet </w:t>
+      </w:r>
+      <w:proofErr w:type="spellStart"/>
+      <w:r>
+        <w:t>được</w:t>
+      </w:r>
+      <w:proofErr w:type="spellEnd"/>
+      <w:r>
+        <w:t xml:space="preserve"> </w:t>
+      </w:r>
+      <w:proofErr w:type="spellStart"/>
+      <w:r>
+        <w:t>sử</w:t>
+      </w:r>
+      <w:proofErr w:type="spellEnd"/>
+      <w:r>
+        <w:t xml:space="preserve"> </w:t>
+      </w:r>
+      <w:proofErr w:type="spellStart"/>
+      <w:r>
+        <w:t>dụng</w:t>
+      </w:r>
+      <w:proofErr w:type="spellEnd"/>
+      <w:r>
+        <w:t xml:space="preserve"> </w:t>
+      </w:r>
+      <w:proofErr w:type="spellStart"/>
+      <w:r>
+        <w:t>làm</w:t>
+      </w:r>
+      <w:proofErr w:type="spellEnd"/>
+      <w:r>
+        <w:t xml:space="preserve"> baseline </w:t>
+      </w:r>
+      <w:proofErr w:type="spellStart"/>
+      <w:r>
+        <w:t>gồm</w:t>
+      </w:r>
+      <w:proofErr w:type="spellEnd"/>
+      <w:r>
+        <w:t xml:space="preserve"> MobileNetV2, ResNet18 </w:t>
+      </w:r>
+      <w:proofErr w:type="spellStart"/>
+      <w:r>
+        <w:t>và</w:t>
+      </w:r>
+      <w:proofErr w:type="spellEnd"/>
+      <w:r>
+        <w:t xml:space="preserve"> EfficientNet-B0. Các </w:t>
+      </w:r>
+      <w:proofErr w:type="spellStart"/>
+      <w:r>
+        <w:t>mô</w:t>
+      </w:r>
+      <w:proofErr w:type="spellEnd"/>
+      <w:r>
+        <w:t xml:space="preserve"> </w:t>
+      </w:r>
+      <w:proofErr w:type="spellStart"/>
+      <w:r>
+        <w:t>hình</w:t>
+      </w:r>
+      <w:proofErr w:type="spellEnd"/>
+      <w:r>
+        <w:t xml:space="preserve"> </w:t>
+      </w:r>
+      <w:proofErr w:type="spellStart"/>
+      <w:r>
+        <w:t>này</w:t>
+      </w:r>
+      <w:proofErr w:type="spellEnd"/>
+      <w:r>
+        <w:t xml:space="preserve"> </w:t>
+      </w:r>
+      <w:proofErr w:type="spellStart"/>
+      <w:r>
+        <w:t>có</w:t>
+      </w:r>
+      <w:proofErr w:type="spellEnd"/>
+      <w:r>
+        <w:t xml:space="preserve"> </w:t>
+      </w:r>
+      <w:proofErr w:type="spellStart"/>
+      <w:r>
+        <w:t>quy</w:t>
+      </w:r>
+      <w:proofErr w:type="spellEnd"/>
+      <w:r>
+        <w:t xml:space="preserve"> </w:t>
+      </w:r>
+      <w:proofErr w:type="spellStart"/>
+      <w:r>
+        <w:t>mô</w:t>
+      </w:r>
+      <w:proofErr w:type="spellEnd"/>
+      <w:r>
+        <w:t xml:space="preserve"> </w:t>
+      </w:r>
+      <w:proofErr w:type="spellStart"/>
+      <w:r>
+        <w:t>và</w:t>
+      </w:r>
+      <w:proofErr w:type="spellEnd"/>
+      <w:r>
+        <w:t xml:space="preserve"> </w:t>
+      </w:r>
+      <w:proofErr w:type="spellStart"/>
+      <w:r>
+        <w:t>định</w:t>
+      </w:r>
+      <w:proofErr w:type="spellEnd"/>
+      <w:r>
+        <w:t xml:space="preserve"> </w:t>
+      </w:r>
+      <w:proofErr w:type="spellStart"/>
+      <w:r>
+        <w:t>hướng</w:t>
+      </w:r>
+      <w:proofErr w:type="spellEnd"/>
+      <w:r>
+        <w:t xml:space="preserve"> </w:t>
+      </w:r>
+      <w:proofErr w:type="spellStart"/>
+      <w:r>
+        <w:t>thiết</w:t>
+      </w:r>
+      <w:proofErr w:type="spellEnd"/>
+      <w:r>
+        <w:t xml:space="preserve"> </w:t>
+      </w:r>
+      <w:proofErr w:type="spellStart"/>
+      <w:r>
+        <w:t>kế</w:t>
+      </w:r>
+      <w:proofErr w:type="spellEnd"/>
+      <w:r>
+        <w:t xml:space="preserve"> </w:t>
+      </w:r>
+      <w:proofErr w:type="spellStart"/>
+      <w:r>
+        <w:t>khác</w:t>
+      </w:r>
+      <w:proofErr w:type="spellEnd"/>
+      <w:r>
+        <w:t xml:space="preserve"> </w:t>
+      </w:r>
+      <w:proofErr w:type="spellStart"/>
+      <w:r>
+        <w:t>nhau</w:t>
+      </w:r>
+      <w:proofErr w:type="spellEnd"/>
+      <w:r>
+        <w:t xml:space="preserve">, </w:t>
+      </w:r>
+      <w:proofErr w:type="spellStart"/>
+      <w:r>
+        <w:t>từ</w:t>
+      </w:r>
+      <w:proofErr w:type="spellEnd"/>
+      <w:r>
+        <w:t xml:space="preserve"> </w:t>
+      </w:r>
+      <w:proofErr w:type="spellStart"/>
+      <w:r>
+        <w:t>mô</w:t>
+      </w:r>
+      <w:proofErr w:type="spellEnd"/>
+      <w:r>
+        <w:t xml:space="preserve"> </w:t>
+      </w:r>
+      <w:proofErr w:type="spellStart"/>
+      <w:r>
+        <w:t>hình</w:t>
+      </w:r>
+      <w:proofErr w:type="spellEnd"/>
+      <w:r>
+        <w:t xml:space="preserve"> </w:t>
+      </w:r>
+      <w:proofErr w:type="spellStart"/>
+      <w:r>
+        <w:t>nhẹ</w:t>
+      </w:r>
+      <w:proofErr w:type="spellEnd"/>
+      <w:r>
+        <w:t xml:space="preserve"> </w:t>
+      </w:r>
+      <w:proofErr w:type="spellStart"/>
+      <w:r>
+        <w:t>cho</w:t>
+      </w:r>
+      <w:proofErr w:type="spellEnd"/>
+      <w:r>
+        <w:t xml:space="preserve"> </w:t>
+      </w:r>
+      <w:proofErr w:type="spellStart"/>
+      <w:r>
+        <w:t>thiết</w:t>
+      </w:r>
+      <w:proofErr w:type="spellEnd"/>
+      <w:r>
+        <w:t xml:space="preserve"> </w:t>
+      </w:r>
+      <w:proofErr w:type="spellStart"/>
+      <w:r>
+        <w:t>bị</w:t>
+      </w:r>
+      <w:proofErr w:type="spellEnd"/>
+      <w:r>
+        <w:t xml:space="preserve"> </w:t>
+      </w:r>
+      <w:proofErr w:type="spellStart"/>
+      <w:r>
+        <w:t>tài</w:t>
+      </w:r>
+      <w:proofErr w:type="spellEnd"/>
+      <w:r>
+        <w:t xml:space="preserve"> </w:t>
+      </w:r>
+      <w:proofErr w:type="spellStart"/>
+      <w:r>
+        <w:t>nguyên</w:t>
+      </w:r>
+      <w:proofErr w:type="spellEnd"/>
+      <w:r>
+        <w:t xml:space="preserve"> </w:t>
+      </w:r>
+      <w:proofErr w:type="spellStart"/>
+      <w:r>
+        <w:t>thấp</w:t>
+      </w:r>
+      <w:proofErr w:type="spellEnd"/>
+      <w:r>
+        <w:t xml:space="preserve"> </w:t>
+      </w:r>
+      <w:proofErr w:type="spellStart"/>
+      <w:r>
+        <w:t>đến</w:t>
+      </w:r>
+      <w:proofErr w:type="spellEnd"/>
+      <w:r>
+        <w:t xml:space="preserve"> </w:t>
+      </w:r>
+      <w:proofErr w:type="spellStart"/>
+      <w:r>
+        <w:t>mô</w:t>
+      </w:r>
+      <w:proofErr w:type="spellEnd"/>
+      <w:r>
+        <w:t xml:space="preserve"> </w:t>
+      </w:r>
+      <w:proofErr w:type="spellStart"/>
+      <w:r>
+        <w:t>hình</w:t>
+      </w:r>
+      <w:proofErr w:type="spellEnd"/>
+      <w:r>
+        <w:t xml:space="preserve"> residual </w:t>
+      </w:r>
+      <w:proofErr w:type="spellStart"/>
+      <w:r>
+        <w:t>truyền</w:t>
+      </w:r>
+      <w:proofErr w:type="spellEnd"/>
+      <w:r>
+        <w:t xml:space="preserve"> </w:t>
+      </w:r>
+      <w:proofErr w:type="spellStart"/>
+      <w:r>
+        <w:t>thống</w:t>
+      </w:r>
+      <w:proofErr w:type="spellEnd"/>
+      <w:r>
+        <w:t xml:space="preserve"> </w:t>
+      </w:r>
+      <w:proofErr w:type="spellStart"/>
+      <w:r>
+        <w:t>và</w:t>
+      </w:r>
+      <w:proofErr w:type="spellEnd"/>
+      <w:r>
+        <w:t xml:space="preserve"> </w:t>
+      </w:r>
+      <w:proofErr w:type="spellStart"/>
+      <w:r>
+        <w:t>kiến</w:t>
+      </w:r>
+      <w:proofErr w:type="spellEnd"/>
+      <w:r>
+        <w:t xml:space="preserve"> </w:t>
+      </w:r>
+      <w:proofErr w:type="spellStart"/>
+      <w:r>
+        <w:t>trúc</w:t>
+      </w:r>
+      <w:proofErr w:type="spellEnd"/>
+      <w:r>
+        <w:t xml:space="preserve"> </w:t>
+      </w:r>
+      <w:proofErr w:type="spellStart"/>
+      <w:r>
+        <w:t>hiện</w:t>
+      </w:r>
+      <w:proofErr w:type="spellEnd"/>
+      <w:r>
+        <w:t xml:space="preserve"> </w:t>
+      </w:r>
+      <w:proofErr w:type="spellStart"/>
+      <w:r>
+        <w:t>đại</w:t>
+      </w:r>
+      <w:proofErr w:type="spellEnd"/>
+      <w:r>
+        <w:t xml:space="preserve"> </w:t>
+      </w:r>
+      <w:proofErr w:type="spellStart"/>
+      <w:r>
+        <w:t>tối</w:t>
+      </w:r>
+      <w:proofErr w:type="spellEnd"/>
+      <w:r>
+        <w:t xml:space="preserve"> </w:t>
+      </w:r>
+      <w:proofErr w:type="spellStart"/>
+      <w:r>
+        <w:t>ưu</w:t>
+      </w:r>
+      <w:proofErr w:type="spellEnd"/>
+      <w:r>
+        <w:t xml:space="preserve"> </w:t>
+      </w:r>
+      <w:proofErr w:type="spellStart"/>
+      <w:r>
+        <w:t>hiệu</w:t>
+      </w:r>
+      <w:proofErr w:type="spellEnd"/>
+      <w:r>
+        <w:t xml:space="preserve"> </w:t>
+      </w:r>
+      <w:proofErr w:type="spellStart"/>
+      <w:r>
+        <w:t>quả</w:t>
+      </w:r>
+      <w:proofErr w:type="spellEnd"/>
+      <w:r>
+        <w:t xml:space="preserve"> </w:t>
+      </w:r>
+      <w:proofErr w:type="spellStart"/>
+      <w:r>
+        <w:t>tính</w:t>
+      </w:r>
+      <w:proofErr w:type="spellEnd"/>
+      <w:r>
+        <w:t xml:space="preserve"> </w:t>
+      </w:r>
+      <w:proofErr w:type="spellStart"/>
+      <w:r>
+        <w:t>toán</w:t>
+      </w:r>
+      <w:proofErr w:type="spellEnd"/>
+      <w:r>
+        <w:t xml:space="preserve">. </w:t>
+      </w:r>
+      <w:proofErr w:type="spellStart"/>
+      <w:r>
+        <w:t>Việc</w:t>
+      </w:r>
+      <w:proofErr w:type="spellEnd"/>
+      <w:r>
+        <w:t xml:space="preserve"> so </w:t>
+      </w:r>
+      <w:proofErr w:type="spellStart"/>
+      <w:r>
+        <w:t>sánh</w:t>
+      </w:r>
+      <w:proofErr w:type="spellEnd"/>
+      <w:r>
+        <w:t xml:space="preserve"> </w:t>
+      </w:r>
+      <w:proofErr w:type="spellStart"/>
+      <w:r>
+        <w:t>ba</w:t>
+      </w:r>
+      <w:proofErr w:type="spellEnd"/>
+      <w:r>
+        <w:t xml:space="preserve"> baseline </w:t>
+      </w:r>
+      <w:proofErr w:type="spellStart"/>
+      <w:r>
+        <w:t>này</w:t>
+      </w:r>
+      <w:proofErr w:type="spellEnd"/>
+      <w:r>
+        <w:t xml:space="preserve"> </w:t>
+      </w:r>
+      <w:proofErr w:type="spellStart"/>
+      <w:r>
+        <w:t>giúp</w:t>
+      </w:r>
+      <w:proofErr w:type="spellEnd"/>
+      <w:r>
+        <w:t xml:space="preserve"> </w:t>
+      </w:r>
+      <w:proofErr w:type="spellStart"/>
+      <w:r>
+        <w:t>đánh</w:t>
+      </w:r>
+      <w:proofErr w:type="spellEnd"/>
+      <w:r>
+        <w:t xml:space="preserve"> </w:t>
+      </w:r>
+      <w:proofErr w:type="spellStart"/>
+      <w:r>
+        <w:t>giá</w:t>
+      </w:r>
+      <w:proofErr w:type="spellEnd"/>
+      <w:r>
+        <w:t xml:space="preserve"> </w:t>
+      </w:r>
+      <w:proofErr w:type="spellStart"/>
+      <w:r>
+        <w:t>ảnh</w:t>
+      </w:r>
+      <w:proofErr w:type="spellEnd"/>
+      <w:r>
+        <w:t xml:space="preserve"> </w:t>
+      </w:r>
+      <w:proofErr w:type="spellStart"/>
+      <w:r>
+        <w:t>hưởng</w:t>
+      </w:r>
+      <w:proofErr w:type="spellEnd"/>
+      <w:r>
+        <w:t xml:space="preserve"> </w:t>
+      </w:r>
+      <w:proofErr w:type="spellStart"/>
+      <w:r>
+        <w:t>của</w:t>
+      </w:r>
+      <w:proofErr w:type="spellEnd"/>
+      <w:r>
+        <w:t xml:space="preserve"> </w:t>
+      </w:r>
+      <w:proofErr w:type="spellStart"/>
+      <w:r>
+        <w:t>kiến</w:t>
+      </w:r>
+      <w:proofErr w:type="spellEnd"/>
+      <w:r>
+        <w:t xml:space="preserve"> </w:t>
+      </w:r>
+      <w:proofErr w:type="spellStart"/>
+      <w:r>
+        <w:t>trúc</w:t>
+      </w:r>
+      <w:proofErr w:type="spellEnd"/>
+      <w:r>
+        <w:t xml:space="preserve"> </w:t>
+      </w:r>
+      <w:proofErr w:type="spellStart"/>
+      <w:r>
+        <w:t>mô</w:t>
+      </w:r>
+      <w:proofErr w:type="spellEnd"/>
+      <w:r>
+        <w:t xml:space="preserve"> </w:t>
+      </w:r>
+      <w:proofErr w:type="spellStart"/>
+      <w:r>
+        <w:t>hình</w:t>
+      </w:r>
+      <w:proofErr w:type="spellEnd"/>
+      <w:r>
+        <w:t xml:space="preserve"> </w:t>
+      </w:r>
+      <w:proofErr w:type="spellStart"/>
+      <w:r>
+        <w:t>đến</w:t>
+      </w:r>
+      <w:proofErr w:type="spellEnd"/>
+      <w:r>
+        <w:t xml:space="preserve"> </w:t>
+      </w:r>
+      <w:proofErr w:type="spellStart"/>
+      <w:r>
+        <w:t>độ</w:t>
+      </w:r>
+      <w:proofErr w:type="spellEnd"/>
+      <w:r>
+        <w:t xml:space="preserve"> </w:t>
+      </w:r>
+      <w:proofErr w:type="spellStart"/>
+      <w:r>
+        <w:t>bền</w:t>
+      </w:r>
+      <w:proofErr w:type="spellEnd"/>
+      <w:r>
+        <w:t xml:space="preserve"> </w:t>
+      </w:r>
+      <w:proofErr w:type="spellStart"/>
+      <w:r>
+        <w:t>vững</w:t>
+      </w:r>
+      <w:proofErr w:type="spellEnd"/>
+      <w:r>
+        <w:t xml:space="preserve"> </w:t>
+      </w:r>
+      <w:proofErr w:type="spellStart"/>
+      <w:r>
+        <w:t>trước</w:t>
+      </w:r>
+      <w:proofErr w:type="spellEnd"/>
+      <w:r>
+        <w:t xml:space="preserve"> </w:t>
+      </w:r>
+      <w:proofErr w:type="spellStart"/>
+      <w:r>
+        <w:t>tấn</w:t>
+      </w:r>
+      <w:proofErr w:type="spellEnd"/>
+      <w:r>
+        <w:t xml:space="preserve"> </w:t>
+      </w:r>
+      <w:proofErr w:type="spellStart"/>
+      <w:r>
+        <w:t>công</w:t>
+      </w:r>
+      <w:proofErr w:type="spellEnd"/>
+      <w:r>
+        <w:t xml:space="preserve"> FGSM.</w:t>
+      </w:r>
+    </w:p>
     <w:tbl>
       <w:tblPr>
         <w:tblStyle w:val="LiBang"/>
@@ -21257,7 +21500,6 @@
                 <w:szCs w:val="24"/>
               </w:rPr>
             </w:pPr>
-            <w:proofErr w:type="spellStart"/>
             <w:r>
               <w:rPr>
                 <w:rFonts w:eastAsia="Times New Roman" w:cs="Times New Roman"/>
@@ -21268,322 +21510,8 @@
                 <w:sz w:val="24"/>
                 <w:szCs w:val="24"/>
               </w:rPr>
-              <w:t>Mô</w:t>
+              <w:t>Mô hình</w:t>
             </w:r>
-            <w:proofErr w:type="spellEnd"/>
-            <w:r>
-              <w:rPr>
-                <w:rFonts w:eastAsia="Times New Roman" w:cs="Times New Roman"/>
-                <w:b/>
-                <w:bCs/>
-                <w:color w:val="auto"/>
-                <w:spacing w:val="0"/>
-                <w:sz w:val="24"/>
-                <w:szCs w:val="24"/>
-              </w:rPr>
-              <w:t xml:space="preserve"> </w:t>
-            </w:r>
-            <w:proofErr w:type="spellStart"/>
-            <w:r>
-              <w:rPr>
-                <w:rFonts w:eastAsia="Times New Roman" w:cs="Times New Roman"/>
-                <w:b/>
-                <w:bCs/>
-                <w:color w:val="auto"/>
-                <w:spacing w:val="0"/>
-                <w:sz w:val="24"/>
-                <w:szCs w:val="24"/>
-              </w:rPr>
-              <w:t>hình</w:t>
-            </w:r>
-            <w:proofErr w:type="spellEnd"/>
-          </w:p>
-        </w:tc>
-        <w:tc>
-          <w:tcPr>
-            <w:tcW w:w="0" w:type="auto"/>
-            <w:hideMark/>
-          </w:tcPr>
-          <w:p>
-            <w:pPr>
-              <w:spacing w:before="0" w:after="0" w:line="240" w:lineRule="auto"/>
-              <w:jc w:val="center"/>
-              <w:rPr>
-                <w:rFonts w:eastAsia="Times New Roman" w:cs="Times New Roman"/>
-                <w:b/>
-                <w:bCs/>
-                <w:color w:val="auto"/>
-                <w:spacing w:val="0"/>
-                <w:sz w:val="24"/>
-                <w:szCs w:val="24"/>
-              </w:rPr>
-            </w:pPr>
-            <w:proofErr w:type="spellStart"/>
-            <w:r>
-              <w:rPr>
-                <w:rFonts w:eastAsia="Times New Roman" w:cs="Times New Roman"/>
-                <w:b/>
-                <w:bCs/>
-                <w:color w:val="auto"/>
-                <w:spacing w:val="0"/>
-                <w:sz w:val="24"/>
-                <w:szCs w:val="24"/>
-              </w:rPr>
-              <w:t>Số</w:t>
-            </w:r>
-            <w:proofErr w:type="spellEnd"/>
-            <w:r>
-              <w:rPr>
-                <w:rFonts w:eastAsia="Times New Roman" w:cs="Times New Roman"/>
-                <w:b/>
-                <w:bCs/>
-                <w:color w:val="auto"/>
-                <w:spacing w:val="0"/>
-                <w:sz w:val="24"/>
-                <w:szCs w:val="24"/>
-              </w:rPr>
-              <w:t xml:space="preserve"> </w:t>
-            </w:r>
-            <w:proofErr w:type="spellStart"/>
-            <w:r>
-              <w:rPr>
-                <w:rFonts w:eastAsia="Times New Roman" w:cs="Times New Roman"/>
-                <w:b/>
-                <w:bCs/>
-                <w:color w:val="auto"/>
-                <w:spacing w:val="0"/>
-                <w:sz w:val="24"/>
-                <w:szCs w:val="24"/>
-              </w:rPr>
-              <w:t>tham</w:t>
-            </w:r>
-            <w:proofErr w:type="spellEnd"/>
-            <w:r>
-              <w:rPr>
-                <w:rFonts w:eastAsia="Times New Roman" w:cs="Times New Roman"/>
-                <w:b/>
-                <w:bCs/>
-                <w:color w:val="auto"/>
-                <w:spacing w:val="0"/>
-                <w:sz w:val="24"/>
-                <w:szCs w:val="24"/>
-              </w:rPr>
-              <w:t xml:space="preserve"> </w:t>
-            </w:r>
-            <w:proofErr w:type="spellStart"/>
-            <w:r>
-              <w:rPr>
-                <w:rFonts w:eastAsia="Times New Roman" w:cs="Times New Roman"/>
-                <w:b/>
-                <w:bCs/>
-                <w:color w:val="auto"/>
-                <w:spacing w:val="0"/>
-                <w:sz w:val="24"/>
-                <w:szCs w:val="24"/>
-              </w:rPr>
-              <w:t>số</w:t>
-            </w:r>
-            <w:proofErr w:type="spellEnd"/>
-          </w:p>
-        </w:tc>
-        <w:tc>
-          <w:tcPr>
-            <w:tcW w:w="0" w:type="auto"/>
-            <w:hideMark/>
-          </w:tcPr>
-          <w:p>
-            <w:pPr>
-              <w:spacing w:before="0" w:after="0" w:line="240" w:lineRule="auto"/>
-              <w:jc w:val="center"/>
-              <w:rPr>
-                <w:rFonts w:eastAsia="Times New Roman" w:cs="Times New Roman"/>
-                <w:b/>
-                <w:bCs/>
-                <w:color w:val="auto"/>
-                <w:spacing w:val="0"/>
-                <w:sz w:val="24"/>
-                <w:szCs w:val="24"/>
-              </w:rPr>
-            </w:pPr>
-            <w:proofErr w:type="spellStart"/>
-            <w:r>
-              <w:rPr>
-                <w:rFonts w:eastAsia="Times New Roman" w:cs="Times New Roman"/>
-                <w:b/>
-                <w:bCs/>
-                <w:color w:val="auto"/>
-                <w:spacing w:val="0"/>
-                <w:sz w:val="24"/>
-                <w:szCs w:val="24"/>
-              </w:rPr>
-              <w:t>Kích</w:t>
-            </w:r>
-            <w:proofErr w:type="spellEnd"/>
-            <w:r>
-              <w:rPr>
-                <w:rFonts w:eastAsia="Times New Roman" w:cs="Times New Roman"/>
-                <w:b/>
-                <w:bCs/>
-                <w:color w:val="auto"/>
-                <w:spacing w:val="0"/>
-                <w:sz w:val="24"/>
-                <w:szCs w:val="24"/>
-              </w:rPr>
-              <w:t xml:space="preserve"> </w:t>
-            </w:r>
-            <w:proofErr w:type="spellStart"/>
-            <w:r>
-              <w:rPr>
-                <w:rFonts w:eastAsia="Times New Roman" w:cs="Times New Roman"/>
-                <w:b/>
-                <w:bCs/>
-                <w:color w:val="auto"/>
-                <w:spacing w:val="0"/>
-                <w:sz w:val="24"/>
-                <w:szCs w:val="24"/>
-              </w:rPr>
-              <w:t>thước</w:t>
-            </w:r>
-            <w:proofErr w:type="spellEnd"/>
-            <w:r>
-              <w:rPr>
-                <w:rFonts w:eastAsia="Times New Roman" w:cs="Times New Roman"/>
-                <w:b/>
-                <w:bCs/>
-                <w:color w:val="auto"/>
-                <w:spacing w:val="0"/>
-                <w:sz w:val="24"/>
-                <w:szCs w:val="24"/>
-              </w:rPr>
-              <w:t xml:space="preserve"> </w:t>
-            </w:r>
-            <w:proofErr w:type="spellStart"/>
-            <w:r>
-              <w:rPr>
-                <w:rFonts w:eastAsia="Times New Roman" w:cs="Times New Roman"/>
-                <w:b/>
-                <w:bCs/>
-                <w:color w:val="auto"/>
-                <w:spacing w:val="0"/>
-                <w:sz w:val="24"/>
-                <w:szCs w:val="24"/>
-              </w:rPr>
-              <w:t>mô</w:t>
-            </w:r>
-            <w:proofErr w:type="spellEnd"/>
-            <w:r>
-              <w:rPr>
-                <w:rFonts w:eastAsia="Times New Roman" w:cs="Times New Roman"/>
-                <w:b/>
-                <w:bCs/>
-                <w:color w:val="auto"/>
-                <w:spacing w:val="0"/>
-                <w:sz w:val="24"/>
-                <w:szCs w:val="24"/>
-              </w:rPr>
-              <w:t xml:space="preserve"> </w:t>
-            </w:r>
-            <w:proofErr w:type="spellStart"/>
-            <w:r>
-              <w:rPr>
-                <w:rFonts w:eastAsia="Times New Roman" w:cs="Times New Roman"/>
-                <w:b/>
-                <w:bCs/>
-                <w:color w:val="auto"/>
-                <w:spacing w:val="0"/>
-                <w:sz w:val="24"/>
-                <w:szCs w:val="24"/>
-              </w:rPr>
-              <w:t>hình</w:t>
-            </w:r>
-            <w:proofErr w:type="spellEnd"/>
-          </w:p>
-        </w:tc>
-        <w:tc>
-          <w:tcPr>
-            <w:tcW w:w="0" w:type="auto"/>
-            <w:hideMark/>
-          </w:tcPr>
-          <w:p>
-            <w:pPr>
-              <w:spacing w:before="0" w:after="0" w:line="240" w:lineRule="auto"/>
-              <w:jc w:val="center"/>
-              <w:rPr>
-                <w:rFonts w:eastAsia="Times New Roman" w:cs="Times New Roman"/>
-                <w:b/>
-                <w:bCs/>
-                <w:color w:val="auto"/>
-                <w:spacing w:val="0"/>
-                <w:sz w:val="24"/>
-                <w:szCs w:val="24"/>
-              </w:rPr>
-            </w:pPr>
-            <w:proofErr w:type="spellStart"/>
-            <w:r>
-              <w:rPr>
-                <w:rFonts w:eastAsia="Times New Roman" w:cs="Times New Roman"/>
-                <w:b/>
-                <w:bCs/>
-                <w:color w:val="auto"/>
-                <w:spacing w:val="0"/>
-                <w:sz w:val="24"/>
-                <w:szCs w:val="24"/>
-              </w:rPr>
-              <w:t>Đặc</w:t>
-            </w:r>
-            <w:proofErr w:type="spellEnd"/>
-            <w:r>
-              <w:rPr>
-                <w:rFonts w:eastAsia="Times New Roman" w:cs="Times New Roman"/>
-                <w:b/>
-                <w:bCs/>
-                <w:color w:val="auto"/>
-                <w:spacing w:val="0"/>
-                <w:sz w:val="24"/>
-                <w:szCs w:val="24"/>
-              </w:rPr>
-              <w:t xml:space="preserve"> </w:t>
-            </w:r>
-            <w:proofErr w:type="spellStart"/>
-            <w:r>
-              <w:rPr>
-                <w:rFonts w:eastAsia="Times New Roman" w:cs="Times New Roman"/>
-                <w:b/>
-                <w:bCs/>
-                <w:color w:val="auto"/>
-                <w:spacing w:val="0"/>
-                <w:sz w:val="24"/>
-                <w:szCs w:val="24"/>
-              </w:rPr>
-              <w:t>điểm</w:t>
-            </w:r>
-            <w:proofErr w:type="spellEnd"/>
-            <w:r>
-              <w:rPr>
-                <w:rFonts w:eastAsia="Times New Roman" w:cs="Times New Roman"/>
-                <w:b/>
-                <w:bCs/>
-                <w:color w:val="auto"/>
-                <w:spacing w:val="0"/>
-                <w:sz w:val="24"/>
-                <w:szCs w:val="24"/>
-              </w:rPr>
-              <w:t xml:space="preserve"> </w:t>
-            </w:r>
-            <w:proofErr w:type="spellStart"/>
-            <w:r>
-              <w:rPr>
-                <w:rFonts w:eastAsia="Times New Roman" w:cs="Times New Roman"/>
-                <w:b/>
-                <w:bCs/>
-                <w:color w:val="auto"/>
-                <w:spacing w:val="0"/>
-                <w:sz w:val="24"/>
-                <w:szCs w:val="24"/>
-              </w:rPr>
-              <w:t>chính</w:t>
-            </w:r>
-            <w:proofErr w:type="spellEnd"/>
           </w:p>
         </w:tc>
         <w:tc>
@@ -21615,9 +21543,8 @@
                 <w:sz w:val="24"/>
                 <w:szCs w:val="24"/>
               </w:rPr>
-              <w:t xml:space="preserve">Vai </w:t>
+              <w:t>Số tham</w:t>
             </w:r>
-            <w:proofErr w:type="spellStart"/>
             <w:r>
               <w:rPr>
                 <w:rFonts w:eastAsia="Times New Roman" w:cs="Times New Roman"/>
@@ -21628,9 +21555,29 @@
                 <w:sz w:val="24"/>
                 <w:szCs w:val="24"/>
               </w:rPr>
-              <w:t>trò</w:t>
+              <w:t xml:space="preserve"> số</w:t>
             </w:r>
-            <w:proofErr w:type="spellEnd"/>
+          </w:p>
+        </w:tc>
+        <w:tc>
+          <w:tcPr>
+            <w:tcW w:w="0" w:type="auto"/>
+            <w:hideMark/>
+          </w:tcPr>
+          <w:p>
+            <w:pPr>
+              <w:spacing w:before="0" w:after="0" w:line="240" w:lineRule="auto"/>
+              <w:jc w:val="center"/>
+              <w:rPr>
+                <w:rFonts w:eastAsia="Times New Roman" w:cs="Times New Roman"/>
+                <w:b/>
+                <w:bCs/>
+                <w:color w:val="auto"/>
+                <w:spacing w:val="0"/>
+                <w:sz w:val="24"/>
+                <w:szCs w:val="24"/>
+              </w:rPr>
+            </w:pPr>
             <w:r>
               <w:rPr>
                 <w:rFonts w:eastAsia="Times New Roman" w:cs="Times New Roman"/>
@@ -21641,9 +21588,29 @@
                 <w:sz w:val="24"/>
                 <w:szCs w:val="24"/>
               </w:rPr>
-              <w:t xml:space="preserve"> </w:t>
+              <w:t>Kích thước mô hình</w:t>
             </w:r>
-            <w:proofErr w:type="spellStart"/>
+          </w:p>
+        </w:tc>
+        <w:tc>
+          <w:tcPr>
+            <w:tcW w:w="0" w:type="auto"/>
+            <w:hideMark/>
+          </w:tcPr>
+          <w:p>
+            <w:pPr>
+              <w:spacing w:before="0" w:after="0" w:line="240" w:lineRule="auto"/>
+              <w:jc w:val="center"/>
+              <w:rPr>
+                <w:rFonts w:eastAsia="Times New Roman" w:cs="Times New Roman"/>
+                <w:b/>
+                <w:bCs/>
+                <w:color w:val="auto"/>
+                <w:spacing w:val="0"/>
+                <w:sz w:val="24"/>
+                <w:szCs w:val="24"/>
+              </w:rPr>
+            </w:pPr>
             <w:r>
               <w:rPr>
                 <w:rFonts w:eastAsia="Times New Roman" w:cs="Times New Roman"/>
@@ -21654,9 +21621,29 @@
                 <w:sz w:val="24"/>
                 <w:szCs w:val="24"/>
               </w:rPr>
-              <w:t>trong</w:t>
+              <w:t>Đặc điểm chính</w:t>
             </w:r>
-            <w:proofErr w:type="spellEnd"/>
+          </w:p>
+        </w:tc>
+        <w:tc>
+          <w:tcPr>
+            <w:tcW w:w="0" w:type="auto"/>
+            <w:hideMark/>
+          </w:tcPr>
+          <w:p>
+            <w:pPr>
+              <w:spacing w:before="0" w:after="0" w:line="240" w:lineRule="auto"/>
+              <w:jc w:val="center"/>
+              <w:rPr>
+                <w:rFonts w:eastAsia="Times New Roman" w:cs="Times New Roman"/>
+                <w:b/>
+                <w:bCs/>
+                <w:color w:val="auto"/>
+                <w:spacing w:val="0"/>
+                <w:sz w:val="24"/>
+                <w:szCs w:val="24"/>
+              </w:rPr>
+            </w:pPr>
             <w:r>
               <w:rPr>
                 <w:rFonts w:eastAsia="Times New Roman" w:cs="Times New Roman"/>
@@ -21667,48 +21654,8 @@
                 <w:sz w:val="24"/>
                 <w:szCs w:val="24"/>
               </w:rPr>
-              <w:t xml:space="preserve"> </w:t>
+              <w:t>Vai trò trong nghiên cứu</w:t>
             </w:r>
-            <w:proofErr w:type="spellStart"/>
-            <w:r>
-              <w:rPr>
-                <w:rFonts w:eastAsia="Times New Roman" w:cs="Times New Roman"/>
-                <w:b/>
-                <w:bCs/>
-                <w:color w:val="auto"/>
-                <w:spacing w:val="0"/>
-                <w:sz w:val="24"/>
-                <w:szCs w:val="24"/>
-              </w:rPr>
-              <w:t>nghiên</w:t>
-            </w:r>
-            <w:proofErr w:type="spellEnd"/>
-            <w:r>
-              <w:rPr>
-                <w:rFonts w:eastAsia="Times New Roman" w:cs="Times New Roman"/>
-                <w:b/>
-                <w:bCs/>
-                <w:color w:val="auto"/>
-                <w:spacing w:val="0"/>
-                <w:sz w:val="24"/>
-                <w:szCs w:val="24"/>
-              </w:rPr>
-              <w:t xml:space="preserve"> </w:t>
-            </w:r>
-            <w:proofErr w:type="spellStart"/>
-            <w:r>
-              <w:rPr>
-                <w:rFonts w:eastAsia="Times New Roman" w:cs="Times New Roman"/>
-                <w:b/>
-                <w:bCs/>
-                <w:color w:val="auto"/>
-                <w:spacing w:val="0"/>
-                <w:sz w:val="24"/>
-                <w:szCs w:val="24"/>
-              </w:rPr>
-              <w:t>cứu</w:t>
-            </w:r>
-            <w:proofErr w:type="spellEnd"/>
           </w:p>
         </w:tc>
       </w:tr>
@@ -21767,20 +21714,8 @@
                 <w:sz w:val="24"/>
                 <w:szCs w:val="24"/>
               </w:rPr>
-              <w:t xml:space="preserve">3.5 </w:t>
+              <w:t>3.5 triệu</w:t>
             </w:r>
-            <w:proofErr w:type="spellStart"/>
-            <w:r>
-              <w:rPr>
-                <w:rFonts w:eastAsia="Times New Roman" w:cs="Times New Roman"/>
-                <w:color w:val="auto"/>
-                <w:spacing w:val="0"/>
-                <w:sz w:val="24"/>
-                <w:szCs w:val="24"/>
-              </w:rPr>
-              <w:t>triệu</w:t>
-            </w:r>
-            <w:proofErr w:type="spellEnd"/>
           </w:p>
         </w:tc>
         <w:tc>
@@ -21829,6 +21764,16 @@
                 <w:szCs w:val="24"/>
               </w:rPr>
             </w:pPr>
+            <w:r>
+              <w:rPr>
+                <w:rFonts w:eastAsia="Times New Roman" w:cs="Times New Roman"/>
+                <w:color w:val="auto"/>
+                <w:spacing w:val="0"/>
+                <w:sz w:val="24"/>
+                <w:szCs w:val="24"/>
+              </w:rPr>
+              <w:t xml:space="preserve">Sử dụng </w:t>
+            </w:r>
             <w:proofErr w:type="spellStart"/>
             <w:r>
               <w:rPr>
@@ -21838,7 +21783,7 @@
                 <w:sz w:val="24"/>
                 <w:szCs w:val="24"/>
               </w:rPr>
-              <w:t>Sử</w:t>
+              <w:t>depthwise</w:t>
             </w:r>
             <w:proofErr w:type="spellEnd"/>
             <w:r>
@@ -21860,7 +21805,7 @@
                 <w:sz w:val="24"/>
                 <w:szCs w:val="24"/>
               </w:rPr>
-              <w:t>dụng</w:t>
+              <w:t>separable</w:t>
             </w:r>
             <w:proofErr w:type="spellEnd"/>
             <w:r>
@@ -21882,7 +21827,7 @@
                 <w:sz w:val="24"/>
                 <w:szCs w:val="24"/>
               </w:rPr>
-              <w:t>depthwise</w:t>
+              <w:t>convolution</w:t>
             </w:r>
             <w:proofErr w:type="spellEnd"/>
             <w:r>
@@ -21893,7 +21838,7 @@
                 <w:sz w:val="24"/>
                 <w:szCs w:val="24"/>
               </w:rPr>
-              <w:t xml:space="preserve"> separable convolution </w:t>
+              <w:t xml:space="preserve"> và </w:t>
             </w:r>
             <w:proofErr w:type="spellStart"/>
             <w:r>
@@ -21904,29 +21849,7 @@
                 <w:sz w:val="24"/>
                 <w:szCs w:val="24"/>
               </w:rPr>
-              <w:t>và</w:t>
-            </w:r>
-            <w:proofErr w:type="spellEnd"/>
-            <w:r>
-              <w:rPr>
-                <w:rFonts w:eastAsia="Times New Roman" w:cs="Times New Roman"/>
-                <w:color w:val="auto"/>
-                <w:spacing w:val="0"/>
-                <w:sz w:val="24"/>
-                <w:szCs w:val="24"/>
-              </w:rPr>
-              <w:t xml:space="preserve"> inverted residual block, </w:t>
-            </w:r>
-            <w:proofErr w:type="spellStart"/>
-            <w:r>
-              <w:rPr>
-                <w:rFonts w:eastAsia="Times New Roman" w:cs="Times New Roman"/>
-                <w:color w:val="auto"/>
-                <w:spacing w:val="0"/>
-                <w:sz w:val="24"/>
-                <w:szCs w:val="24"/>
-              </w:rPr>
-              <w:t>giúp</w:t>
+              <w:t>inverted</w:t>
             </w:r>
             <w:proofErr w:type="spellEnd"/>
             <w:r>
@@ -21948,7 +21871,7 @@
                 <w:sz w:val="24"/>
                 <w:szCs w:val="24"/>
               </w:rPr>
-              <w:t>giảm</w:t>
+              <w:t>residual</w:t>
             </w:r>
             <w:proofErr w:type="spellEnd"/>
             <w:r>
@@ -21970,7 +21893,7 @@
                 <w:sz w:val="24"/>
                 <w:szCs w:val="24"/>
               </w:rPr>
-              <w:t>số</w:t>
+              <w:t>block</w:t>
             </w:r>
             <w:proofErr w:type="spellEnd"/>
             <w:r>
@@ -21981,130 +21904,8 @@
                 <w:sz w:val="24"/>
                 <w:szCs w:val="24"/>
               </w:rPr>
-              <w:t xml:space="preserve"> </w:t>
+              <w:t>, giúp giảm số phép tính và số tham số</w:t>
             </w:r>
-            <w:proofErr w:type="spellStart"/>
-            <w:r>
-              <w:rPr>
-                <w:rFonts w:eastAsia="Times New Roman" w:cs="Times New Roman"/>
-                <w:color w:val="auto"/>
-                <w:spacing w:val="0"/>
-                <w:sz w:val="24"/>
-                <w:szCs w:val="24"/>
-              </w:rPr>
-              <w:t>phép</w:t>
-            </w:r>
-            <w:proofErr w:type="spellEnd"/>
-            <w:r>
-              <w:rPr>
-                <w:rFonts w:eastAsia="Times New Roman" w:cs="Times New Roman"/>
-                <w:color w:val="auto"/>
-                <w:spacing w:val="0"/>
-                <w:sz w:val="24"/>
-                <w:szCs w:val="24"/>
-              </w:rPr>
-              <w:t xml:space="preserve"> </w:t>
-            </w:r>
-            <w:proofErr w:type="spellStart"/>
-            <w:r>
-              <w:rPr>
-                <w:rFonts w:eastAsia="Times New Roman" w:cs="Times New Roman"/>
-                <w:color w:val="auto"/>
-                <w:spacing w:val="0"/>
-                <w:sz w:val="24"/>
-                <w:szCs w:val="24"/>
-              </w:rPr>
-              <w:t>tính</w:t>
-            </w:r>
-            <w:proofErr w:type="spellEnd"/>
-            <w:r>
-              <w:rPr>
-                <w:rFonts w:eastAsia="Times New Roman" w:cs="Times New Roman"/>
-                <w:color w:val="auto"/>
-                <w:spacing w:val="0"/>
-                <w:sz w:val="24"/>
-                <w:szCs w:val="24"/>
-              </w:rPr>
-              <w:t xml:space="preserve"> </w:t>
-            </w:r>
-            <w:proofErr w:type="spellStart"/>
-            <w:r>
-              <w:rPr>
-                <w:rFonts w:eastAsia="Times New Roman" w:cs="Times New Roman"/>
-                <w:color w:val="auto"/>
-                <w:spacing w:val="0"/>
-                <w:sz w:val="24"/>
-                <w:szCs w:val="24"/>
-              </w:rPr>
-              <w:t>và</w:t>
-            </w:r>
-            <w:proofErr w:type="spellEnd"/>
-            <w:r>
-              <w:rPr>
-                <w:rFonts w:eastAsia="Times New Roman" w:cs="Times New Roman"/>
-                <w:color w:val="auto"/>
-                <w:spacing w:val="0"/>
-                <w:sz w:val="24"/>
-                <w:szCs w:val="24"/>
-              </w:rPr>
-              <w:t xml:space="preserve"> </w:t>
-            </w:r>
-            <w:proofErr w:type="spellStart"/>
-            <w:r>
-              <w:rPr>
-                <w:rFonts w:eastAsia="Times New Roman" w:cs="Times New Roman"/>
-                <w:color w:val="auto"/>
-                <w:spacing w:val="0"/>
-                <w:sz w:val="24"/>
-                <w:szCs w:val="24"/>
-              </w:rPr>
-              <w:t>số</w:t>
-            </w:r>
-            <w:proofErr w:type="spellEnd"/>
-            <w:r>
-              <w:rPr>
-                <w:rFonts w:eastAsia="Times New Roman" w:cs="Times New Roman"/>
-                <w:color w:val="auto"/>
-                <w:spacing w:val="0"/>
-                <w:sz w:val="24"/>
-                <w:szCs w:val="24"/>
-              </w:rPr>
-              <w:t xml:space="preserve"> </w:t>
-            </w:r>
-            <w:proofErr w:type="spellStart"/>
-            <w:r>
-              <w:rPr>
-                <w:rFonts w:eastAsia="Times New Roman" w:cs="Times New Roman"/>
-                <w:color w:val="auto"/>
-                <w:spacing w:val="0"/>
-                <w:sz w:val="24"/>
-                <w:szCs w:val="24"/>
-              </w:rPr>
-              <w:t>tham</w:t>
-            </w:r>
-            <w:proofErr w:type="spellEnd"/>
-            <w:r>
-              <w:rPr>
-                <w:rFonts w:eastAsia="Times New Roman" w:cs="Times New Roman"/>
-                <w:color w:val="auto"/>
-                <w:spacing w:val="0"/>
-                <w:sz w:val="24"/>
-                <w:szCs w:val="24"/>
-              </w:rPr>
-              <w:t xml:space="preserve"> </w:t>
-            </w:r>
-            <w:proofErr w:type="spellStart"/>
-            <w:r>
-              <w:rPr>
-                <w:rFonts w:eastAsia="Times New Roman" w:cs="Times New Roman"/>
-                <w:color w:val="auto"/>
-                <w:spacing w:val="0"/>
-                <w:sz w:val="24"/>
-                <w:szCs w:val="24"/>
-              </w:rPr>
-              <w:t>số</w:t>
-            </w:r>
-            <w:proofErr w:type="spellEnd"/>
           </w:p>
         </w:tc>
         <w:tc>
@@ -22124,7 +21925,6 @@
                 <w:szCs w:val="24"/>
               </w:rPr>
             </w:pPr>
-            <w:proofErr w:type="spellStart"/>
             <w:r>
               <w:rPr>
                 <w:rFonts w:eastAsia="Times New Roman" w:cs="Times New Roman"/>
@@ -22133,317 +21933,8 @@
                 <w:sz w:val="24"/>
                 <w:szCs w:val="24"/>
               </w:rPr>
-              <w:t>Đại</w:t>
+              <w:t>Đại diện cho nhóm mô hình nhẹ, phù hợp với thiết bị tài nguyên thấp</w:t>
             </w:r>
-            <w:proofErr w:type="spellEnd"/>
-            <w:r>
-              <w:rPr>
-                <w:rFonts w:eastAsia="Times New Roman" w:cs="Times New Roman"/>
-                <w:color w:val="auto"/>
-                <w:spacing w:val="0"/>
-                <w:sz w:val="24"/>
-                <w:szCs w:val="24"/>
-              </w:rPr>
-              <w:t xml:space="preserve"> </w:t>
-            </w:r>
-            <w:proofErr w:type="spellStart"/>
-            <w:r>
-              <w:rPr>
-                <w:rFonts w:eastAsia="Times New Roman" w:cs="Times New Roman"/>
-                <w:color w:val="auto"/>
-                <w:spacing w:val="0"/>
-                <w:sz w:val="24"/>
-                <w:szCs w:val="24"/>
-              </w:rPr>
-              <w:t>diện</w:t>
-            </w:r>
-            <w:proofErr w:type="spellEnd"/>
-            <w:r>
-              <w:rPr>
-                <w:rFonts w:eastAsia="Times New Roman" w:cs="Times New Roman"/>
-                <w:color w:val="auto"/>
-                <w:spacing w:val="0"/>
-                <w:sz w:val="24"/>
-                <w:szCs w:val="24"/>
-              </w:rPr>
-              <w:t xml:space="preserve"> </w:t>
-            </w:r>
-            <w:proofErr w:type="spellStart"/>
-            <w:r>
-              <w:rPr>
-                <w:rFonts w:eastAsia="Times New Roman" w:cs="Times New Roman"/>
-                <w:color w:val="auto"/>
-                <w:spacing w:val="0"/>
-                <w:sz w:val="24"/>
-                <w:szCs w:val="24"/>
-              </w:rPr>
-              <w:t>cho</w:t>
-            </w:r>
-            <w:proofErr w:type="spellEnd"/>
-            <w:r>
-              <w:rPr>
-                <w:rFonts w:eastAsia="Times New Roman" w:cs="Times New Roman"/>
-                <w:color w:val="auto"/>
-                <w:spacing w:val="0"/>
-                <w:sz w:val="24"/>
-                <w:szCs w:val="24"/>
-              </w:rPr>
-              <w:t xml:space="preserve"> </w:t>
-            </w:r>
-            <w:proofErr w:type="spellStart"/>
-            <w:r>
-              <w:rPr>
-                <w:rFonts w:eastAsia="Times New Roman" w:cs="Times New Roman"/>
-                <w:color w:val="auto"/>
-                <w:spacing w:val="0"/>
-                <w:sz w:val="24"/>
-                <w:szCs w:val="24"/>
-              </w:rPr>
-              <w:t>nhóm</w:t>
-            </w:r>
-            <w:proofErr w:type="spellEnd"/>
-            <w:r>
-              <w:rPr>
-                <w:rFonts w:eastAsia="Times New Roman" w:cs="Times New Roman"/>
-                <w:color w:val="auto"/>
-                <w:spacing w:val="0"/>
-                <w:sz w:val="24"/>
-                <w:szCs w:val="24"/>
-              </w:rPr>
-              <w:t xml:space="preserve"> </w:t>
-            </w:r>
-            <w:proofErr w:type="spellStart"/>
-            <w:r>
-              <w:rPr>
-                <w:rFonts w:eastAsia="Times New Roman" w:cs="Times New Roman"/>
-                <w:color w:val="auto"/>
-                <w:spacing w:val="0"/>
-                <w:sz w:val="24"/>
-                <w:szCs w:val="24"/>
-              </w:rPr>
-              <w:t>mô</w:t>
-            </w:r>
-            <w:proofErr w:type="spellEnd"/>
-            <w:r>
-              <w:rPr>
-                <w:rFonts w:eastAsia="Times New Roman" w:cs="Times New Roman"/>
-                <w:color w:val="auto"/>
-                <w:spacing w:val="0"/>
-                <w:sz w:val="24"/>
-                <w:szCs w:val="24"/>
-              </w:rPr>
-              <w:t xml:space="preserve"> </w:t>
-            </w:r>
-            <w:proofErr w:type="spellStart"/>
-            <w:r>
-              <w:rPr>
-                <w:rFonts w:eastAsia="Times New Roman" w:cs="Times New Roman"/>
-                <w:color w:val="auto"/>
-                <w:spacing w:val="0"/>
-                <w:sz w:val="24"/>
-                <w:szCs w:val="24"/>
-              </w:rPr>
-              <w:t>hình</w:t>
-            </w:r>
-            <w:proofErr w:type="spellEnd"/>
-            <w:r>
-              <w:rPr>
-                <w:rFonts w:eastAsia="Times New Roman" w:cs="Times New Roman"/>
-                <w:color w:val="auto"/>
-                <w:spacing w:val="0"/>
-                <w:sz w:val="24"/>
-                <w:szCs w:val="24"/>
-              </w:rPr>
-              <w:t xml:space="preserve"> </w:t>
-            </w:r>
-            <w:proofErr w:type="spellStart"/>
-            <w:r>
-              <w:rPr>
-                <w:rFonts w:eastAsia="Times New Roman" w:cs="Times New Roman"/>
-                <w:color w:val="auto"/>
-                <w:spacing w:val="0"/>
-                <w:sz w:val="24"/>
-                <w:szCs w:val="24"/>
-              </w:rPr>
-              <w:t>nhẹ</w:t>
-            </w:r>
-            <w:proofErr w:type="spellEnd"/>
-            <w:r>
-              <w:rPr>
-                <w:rFonts w:eastAsia="Times New Roman" w:cs="Times New Roman"/>
-                <w:color w:val="auto"/>
-                <w:spacing w:val="0"/>
-                <w:sz w:val="24"/>
-                <w:szCs w:val="24"/>
-              </w:rPr>
-              <w:t xml:space="preserve">, </w:t>
-            </w:r>
-            <w:proofErr w:type="spellStart"/>
-            <w:r>
-              <w:rPr>
-                <w:rFonts w:eastAsia="Times New Roman" w:cs="Times New Roman"/>
-                <w:color w:val="auto"/>
-                <w:spacing w:val="0"/>
-                <w:sz w:val="24"/>
-                <w:szCs w:val="24"/>
-              </w:rPr>
-              <w:t>phù</w:t>
-            </w:r>
-            <w:proofErr w:type="spellEnd"/>
-            <w:r>
-              <w:rPr>
-                <w:rFonts w:eastAsia="Times New Roman" w:cs="Times New Roman"/>
-                <w:color w:val="auto"/>
-                <w:spacing w:val="0"/>
-                <w:sz w:val="24"/>
-                <w:szCs w:val="24"/>
-              </w:rPr>
-              <w:t xml:space="preserve"> </w:t>
-            </w:r>
-            <w:proofErr w:type="spellStart"/>
-            <w:r>
-              <w:rPr>
-                <w:rFonts w:eastAsia="Times New Roman" w:cs="Times New Roman"/>
-                <w:color w:val="auto"/>
-                <w:spacing w:val="0"/>
-                <w:sz w:val="24"/>
-                <w:szCs w:val="24"/>
-              </w:rPr>
-              <w:t>hợp</w:t>
-            </w:r>
-            <w:proofErr w:type="spellEnd"/>
-            <w:r>
-              <w:rPr>
-                <w:rFonts w:eastAsia="Times New Roman" w:cs="Times New Roman"/>
-                <w:color w:val="auto"/>
-                <w:spacing w:val="0"/>
-                <w:sz w:val="24"/>
-                <w:szCs w:val="24"/>
-              </w:rPr>
-              <w:t xml:space="preserve"> </w:t>
-            </w:r>
-            <w:proofErr w:type="spellStart"/>
-            <w:r>
-              <w:rPr>
-                <w:rFonts w:eastAsia="Times New Roman" w:cs="Times New Roman"/>
-                <w:color w:val="auto"/>
-                <w:spacing w:val="0"/>
-                <w:sz w:val="24"/>
-                <w:szCs w:val="24"/>
-              </w:rPr>
-              <w:t>với</w:t>
-            </w:r>
-            <w:proofErr w:type="spellEnd"/>
-            <w:r>
-              <w:rPr>
-                <w:rFonts w:eastAsia="Times New Roman" w:cs="Times New Roman"/>
-                <w:color w:val="auto"/>
-                <w:spacing w:val="0"/>
-                <w:sz w:val="24"/>
-                <w:szCs w:val="24"/>
-              </w:rPr>
-              <w:t xml:space="preserve"> </w:t>
-            </w:r>
-            <w:proofErr w:type="spellStart"/>
-            <w:r>
-              <w:rPr>
-                <w:rFonts w:eastAsia="Times New Roman" w:cs="Times New Roman"/>
-                <w:color w:val="auto"/>
-                <w:spacing w:val="0"/>
-                <w:sz w:val="24"/>
-                <w:szCs w:val="24"/>
-              </w:rPr>
-              <w:t>thiết</w:t>
-            </w:r>
-            <w:proofErr w:type="spellEnd"/>
-            <w:r>
-              <w:rPr>
-                <w:rFonts w:eastAsia="Times New Roman" w:cs="Times New Roman"/>
-                <w:color w:val="auto"/>
-                <w:spacing w:val="0"/>
-                <w:sz w:val="24"/>
-                <w:szCs w:val="24"/>
-              </w:rPr>
-              <w:t xml:space="preserve"> </w:t>
-            </w:r>
-            <w:proofErr w:type="spellStart"/>
-            <w:r>
-              <w:rPr>
-                <w:rFonts w:eastAsia="Times New Roman" w:cs="Times New Roman"/>
-                <w:color w:val="auto"/>
-                <w:spacing w:val="0"/>
-                <w:sz w:val="24"/>
-                <w:szCs w:val="24"/>
-              </w:rPr>
-              <w:t>bị</w:t>
-            </w:r>
-            <w:proofErr w:type="spellEnd"/>
-            <w:r>
-              <w:rPr>
-                <w:rFonts w:eastAsia="Times New Roman" w:cs="Times New Roman"/>
-                <w:color w:val="auto"/>
-                <w:spacing w:val="0"/>
-                <w:sz w:val="24"/>
-                <w:szCs w:val="24"/>
-              </w:rPr>
-              <w:t xml:space="preserve"> </w:t>
-            </w:r>
-            <w:proofErr w:type="spellStart"/>
-            <w:r>
-              <w:rPr>
-                <w:rFonts w:eastAsia="Times New Roman" w:cs="Times New Roman"/>
-                <w:color w:val="auto"/>
-                <w:spacing w:val="0"/>
-                <w:sz w:val="24"/>
-                <w:szCs w:val="24"/>
-              </w:rPr>
-              <w:t>tài</w:t>
-            </w:r>
-            <w:proofErr w:type="spellEnd"/>
-            <w:r>
-              <w:rPr>
-                <w:rFonts w:eastAsia="Times New Roman" w:cs="Times New Roman"/>
-                <w:color w:val="auto"/>
-                <w:spacing w:val="0"/>
-                <w:sz w:val="24"/>
-                <w:szCs w:val="24"/>
-              </w:rPr>
-              <w:t xml:space="preserve"> </w:t>
-            </w:r>
-            <w:proofErr w:type="spellStart"/>
-            <w:r>
-              <w:rPr>
-                <w:rFonts w:eastAsia="Times New Roman" w:cs="Times New Roman"/>
-                <w:color w:val="auto"/>
-                <w:spacing w:val="0"/>
-                <w:sz w:val="24"/>
-                <w:szCs w:val="24"/>
-              </w:rPr>
-              <w:t>nguyên</w:t>
-            </w:r>
-            <w:proofErr w:type="spellEnd"/>
-            <w:r>
-              <w:rPr>
-                <w:rFonts w:eastAsia="Times New Roman" w:cs="Times New Roman"/>
-                <w:color w:val="auto"/>
-                <w:spacing w:val="0"/>
-                <w:sz w:val="24"/>
-                <w:szCs w:val="24"/>
-              </w:rPr>
-              <w:t xml:space="preserve"> </w:t>
-            </w:r>
-            <w:proofErr w:type="spellStart"/>
-            <w:r>
-              <w:rPr>
-                <w:rFonts w:eastAsia="Times New Roman" w:cs="Times New Roman"/>
-                <w:color w:val="auto"/>
-                <w:spacing w:val="0"/>
-                <w:sz w:val="24"/>
-                <w:szCs w:val="24"/>
-              </w:rPr>
-              <w:t>thấp</w:t>
-            </w:r>
-            <w:proofErr w:type="spellEnd"/>
           </w:p>
         </w:tc>
       </w:tr>
@@ -22502,20 +21993,8 @@
                 <w:sz w:val="24"/>
                 <w:szCs w:val="24"/>
               </w:rPr>
-              <w:t xml:space="preserve">11.7 </w:t>
+              <w:t>11.7 triệu</w:t>
             </w:r>
-            <w:proofErr w:type="spellStart"/>
-            <w:r>
-              <w:rPr>
-                <w:rFonts w:eastAsia="Times New Roman" w:cs="Times New Roman"/>
-                <w:color w:val="auto"/>
-                <w:spacing w:val="0"/>
-                <w:sz w:val="24"/>
-                <w:szCs w:val="24"/>
-              </w:rPr>
-              <w:t>triệu</w:t>
-            </w:r>
-            <w:proofErr w:type="spellEnd"/>
           </w:p>
         </w:tc>
         <w:tc>
@@ -22564,6 +22043,16 @@
                 <w:szCs w:val="24"/>
               </w:rPr>
             </w:pPr>
+            <w:r>
+              <w:rPr>
+                <w:rFonts w:eastAsia="Times New Roman" w:cs="Times New Roman"/>
+                <w:color w:val="auto"/>
+                <w:spacing w:val="0"/>
+                <w:sz w:val="24"/>
+                <w:szCs w:val="24"/>
+              </w:rPr>
+              <w:t xml:space="preserve">Sử dụng </w:t>
+            </w:r>
             <w:proofErr w:type="spellStart"/>
             <w:r>
               <w:rPr>
@@ -22573,7 +22062,7 @@
                 <w:sz w:val="24"/>
                 <w:szCs w:val="24"/>
               </w:rPr>
-              <w:t>Sử</w:t>
+              <w:t>residual</w:t>
             </w:r>
             <w:proofErr w:type="spellEnd"/>
             <w:r>
@@ -22595,7 +22084,7 @@
                 <w:sz w:val="24"/>
                 <w:szCs w:val="24"/>
               </w:rPr>
-              <w:t>dụng</w:t>
+              <w:t>connection</w:t>
             </w:r>
             <w:proofErr w:type="spellEnd"/>
             <w:r>
@@ -22606,7 +22095,7 @@
                 <w:sz w:val="24"/>
                 <w:szCs w:val="24"/>
               </w:rPr>
-              <w:t xml:space="preserve"> residual connection </w:t>
+              <w:t xml:space="preserve"> để hỗ trợ truyền </w:t>
             </w:r>
             <w:proofErr w:type="spellStart"/>
             <w:r>
@@ -22617,7 +22106,7 @@
                 <w:sz w:val="24"/>
                 <w:szCs w:val="24"/>
               </w:rPr>
-              <w:t>để</w:t>
+              <w:t>gradient</w:t>
             </w:r>
             <w:proofErr w:type="spellEnd"/>
             <w:r>
@@ -22628,218 +22117,8 @@
                 <w:sz w:val="24"/>
                 <w:szCs w:val="24"/>
               </w:rPr>
-              <w:t xml:space="preserve"> </w:t>
+              <w:t xml:space="preserve"> và cải thiện huấn luyện mạng sâu</w:t>
             </w:r>
-            <w:proofErr w:type="spellStart"/>
-            <w:r>
-              <w:rPr>
-                <w:rFonts w:eastAsia="Times New Roman" w:cs="Times New Roman"/>
-                <w:color w:val="auto"/>
-                <w:spacing w:val="0"/>
-                <w:sz w:val="24"/>
-                <w:szCs w:val="24"/>
-              </w:rPr>
-              <w:t>hỗ</w:t>
-            </w:r>
-            <w:proofErr w:type="spellEnd"/>
-            <w:r>
-              <w:rPr>
-                <w:rFonts w:eastAsia="Times New Roman" w:cs="Times New Roman"/>
-                <w:color w:val="auto"/>
-                <w:spacing w:val="0"/>
-                <w:sz w:val="24"/>
-                <w:szCs w:val="24"/>
-              </w:rPr>
-              <w:t xml:space="preserve"> </w:t>
-            </w:r>
-            <w:proofErr w:type="spellStart"/>
-            <w:r>
-              <w:rPr>
-                <w:rFonts w:eastAsia="Times New Roman" w:cs="Times New Roman"/>
-                <w:color w:val="auto"/>
-                <w:spacing w:val="0"/>
-                <w:sz w:val="24"/>
-                <w:szCs w:val="24"/>
-              </w:rPr>
-              <w:t>trợ</w:t>
-            </w:r>
-            <w:proofErr w:type="spellEnd"/>
-            <w:r>
-              <w:rPr>
-                <w:rFonts w:eastAsia="Times New Roman" w:cs="Times New Roman"/>
-                <w:color w:val="auto"/>
-                <w:spacing w:val="0"/>
-                <w:sz w:val="24"/>
-                <w:szCs w:val="24"/>
-              </w:rPr>
-              <w:t xml:space="preserve"> </w:t>
-            </w:r>
-            <w:proofErr w:type="spellStart"/>
-            <w:r>
-              <w:rPr>
-                <w:rFonts w:eastAsia="Times New Roman" w:cs="Times New Roman"/>
-                <w:color w:val="auto"/>
-                <w:spacing w:val="0"/>
-                <w:sz w:val="24"/>
-                <w:szCs w:val="24"/>
-              </w:rPr>
-              <w:t>truyền</w:t>
-            </w:r>
-            <w:proofErr w:type="spellEnd"/>
-            <w:r>
-              <w:rPr>
-                <w:rFonts w:eastAsia="Times New Roman" w:cs="Times New Roman"/>
-                <w:color w:val="auto"/>
-                <w:spacing w:val="0"/>
-                <w:sz w:val="24"/>
-                <w:szCs w:val="24"/>
-              </w:rPr>
-              <w:t xml:space="preserve"> gradient </w:t>
-            </w:r>
-            <w:proofErr w:type="spellStart"/>
-            <w:r>
-              <w:rPr>
-                <w:rFonts w:eastAsia="Times New Roman" w:cs="Times New Roman"/>
-                <w:color w:val="auto"/>
-                <w:spacing w:val="0"/>
-                <w:sz w:val="24"/>
-                <w:szCs w:val="24"/>
-              </w:rPr>
-              <w:t>và</w:t>
-            </w:r>
-            <w:proofErr w:type="spellEnd"/>
-            <w:r>
-              <w:rPr>
-                <w:rFonts w:eastAsia="Times New Roman" w:cs="Times New Roman"/>
-                <w:color w:val="auto"/>
-                <w:spacing w:val="0"/>
-                <w:sz w:val="24"/>
-                <w:szCs w:val="24"/>
-              </w:rPr>
-              <w:t xml:space="preserve"> </w:t>
-            </w:r>
-            <w:proofErr w:type="spellStart"/>
-            <w:r>
-              <w:rPr>
-                <w:rFonts w:eastAsia="Times New Roman" w:cs="Times New Roman"/>
-                <w:color w:val="auto"/>
-                <w:spacing w:val="0"/>
-                <w:sz w:val="24"/>
-                <w:szCs w:val="24"/>
-              </w:rPr>
-              <w:t>cải</w:t>
-            </w:r>
-            <w:proofErr w:type="spellEnd"/>
-            <w:r>
-              <w:rPr>
-                <w:rFonts w:eastAsia="Times New Roman" w:cs="Times New Roman"/>
-                <w:color w:val="auto"/>
-                <w:spacing w:val="0"/>
-                <w:sz w:val="24"/>
-                <w:szCs w:val="24"/>
-              </w:rPr>
-              <w:t xml:space="preserve"> </w:t>
-            </w:r>
-            <w:proofErr w:type="spellStart"/>
-            <w:r>
-              <w:rPr>
-                <w:rFonts w:eastAsia="Times New Roman" w:cs="Times New Roman"/>
-                <w:color w:val="auto"/>
-                <w:spacing w:val="0"/>
-                <w:sz w:val="24"/>
-                <w:szCs w:val="24"/>
-              </w:rPr>
-              <w:t>thiện</w:t>
-            </w:r>
-            <w:proofErr w:type="spellEnd"/>
-            <w:r>
-              <w:rPr>
-                <w:rFonts w:eastAsia="Times New Roman" w:cs="Times New Roman"/>
-                <w:color w:val="auto"/>
-                <w:spacing w:val="0"/>
-                <w:sz w:val="24"/>
-                <w:szCs w:val="24"/>
-              </w:rPr>
-              <w:t xml:space="preserve"> </w:t>
-            </w:r>
-            <w:proofErr w:type="spellStart"/>
-            <w:r>
-              <w:rPr>
-                <w:rFonts w:eastAsia="Times New Roman" w:cs="Times New Roman"/>
-                <w:color w:val="auto"/>
-                <w:spacing w:val="0"/>
-                <w:sz w:val="24"/>
-                <w:szCs w:val="24"/>
-              </w:rPr>
-              <w:t>huấn</w:t>
-            </w:r>
-            <w:proofErr w:type="spellEnd"/>
-            <w:r>
-              <w:rPr>
-                <w:rFonts w:eastAsia="Times New Roman" w:cs="Times New Roman"/>
-                <w:color w:val="auto"/>
-                <w:spacing w:val="0"/>
-                <w:sz w:val="24"/>
-                <w:szCs w:val="24"/>
-              </w:rPr>
-              <w:t xml:space="preserve"> </w:t>
-            </w:r>
-            <w:proofErr w:type="spellStart"/>
-            <w:r>
-              <w:rPr>
-                <w:rFonts w:eastAsia="Times New Roman" w:cs="Times New Roman"/>
-                <w:color w:val="auto"/>
-                <w:spacing w:val="0"/>
-                <w:sz w:val="24"/>
-                <w:szCs w:val="24"/>
-              </w:rPr>
-              <w:t>luyện</w:t>
-            </w:r>
-            <w:proofErr w:type="spellEnd"/>
-            <w:r>
-              <w:rPr>
-                <w:rFonts w:eastAsia="Times New Roman" w:cs="Times New Roman"/>
-                <w:color w:val="auto"/>
-                <w:spacing w:val="0"/>
-                <w:sz w:val="24"/>
-                <w:szCs w:val="24"/>
-              </w:rPr>
-              <w:t xml:space="preserve"> </w:t>
-            </w:r>
-            <w:proofErr w:type="spellStart"/>
-            <w:r>
-              <w:rPr>
-                <w:rFonts w:eastAsia="Times New Roman" w:cs="Times New Roman"/>
-                <w:color w:val="auto"/>
-                <w:spacing w:val="0"/>
-                <w:sz w:val="24"/>
-                <w:szCs w:val="24"/>
-              </w:rPr>
-              <w:t>mạng</w:t>
-            </w:r>
-            <w:proofErr w:type="spellEnd"/>
-            <w:r>
-              <w:rPr>
-                <w:rFonts w:eastAsia="Times New Roman" w:cs="Times New Roman"/>
-                <w:color w:val="auto"/>
-                <w:spacing w:val="0"/>
-                <w:sz w:val="24"/>
-                <w:szCs w:val="24"/>
-              </w:rPr>
-              <w:t xml:space="preserve"> </w:t>
-            </w:r>
-            <w:proofErr w:type="spellStart"/>
-            <w:r>
-              <w:rPr>
-                <w:rFonts w:eastAsia="Times New Roman" w:cs="Times New Roman"/>
-                <w:color w:val="auto"/>
-                <w:spacing w:val="0"/>
-                <w:sz w:val="24"/>
-                <w:szCs w:val="24"/>
-              </w:rPr>
-              <w:t>sâu</w:t>
-            </w:r>
-            <w:proofErr w:type="spellEnd"/>
           </w:p>
         </w:tc>
         <w:tc>
@@ -22859,7 +22138,6 @@
                 <w:szCs w:val="24"/>
               </w:rPr>
             </w:pPr>
-            <w:proofErr w:type="spellStart"/>
             <w:r>
               <w:rPr>
                 <w:rFonts w:eastAsia="Times New Roman" w:cs="Times New Roman"/>
@@ -22868,18 +22146,7 @@
                 <w:sz w:val="24"/>
                 <w:szCs w:val="24"/>
               </w:rPr>
-              <w:t>Đại</w:t>
-            </w:r>
-            <w:proofErr w:type="spellEnd"/>
-            <w:r>
-              <w:rPr>
-                <w:rFonts w:eastAsia="Times New Roman" w:cs="Times New Roman"/>
-                <w:color w:val="auto"/>
-                <w:spacing w:val="0"/>
-                <w:sz w:val="24"/>
-                <w:szCs w:val="24"/>
-              </w:rPr>
-              <w:t xml:space="preserve"> </w:t>
+              <w:t xml:space="preserve">Đại diện cho kiến trúc CNN phổ biến, ổn định và thường được dùng làm </w:t>
             </w:r>
             <w:proofErr w:type="spellStart"/>
             <w:r>
@@ -22890,283 +22157,9 @@
                 <w:sz w:val="24"/>
                 <w:szCs w:val="24"/>
               </w:rPr>
-              <w:t>diện</w:t>
+              <w:t>baseline</w:t>
             </w:r>
             <w:proofErr w:type="spellEnd"/>
-            <w:r>
-              <w:rPr>
-                <w:rFonts w:eastAsia="Times New Roman" w:cs="Times New Roman"/>
-                <w:color w:val="auto"/>
-                <w:spacing w:val="0"/>
-                <w:sz w:val="24"/>
-                <w:szCs w:val="24"/>
-              </w:rPr>
-              <w:t xml:space="preserve"> </w:t>
-            </w:r>
-            <w:proofErr w:type="spellStart"/>
-            <w:r>
-              <w:rPr>
-                <w:rFonts w:eastAsia="Times New Roman" w:cs="Times New Roman"/>
-                <w:color w:val="auto"/>
-                <w:spacing w:val="0"/>
-                <w:sz w:val="24"/>
-                <w:szCs w:val="24"/>
-              </w:rPr>
-              <w:t>cho</w:t>
-            </w:r>
-            <w:proofErr w:type="spellEnd"/>
-            <w:r>
-              <w:rPr>
-                <w:rFonts w:eastAsia="Times New Roman" w:cs="Times New Roman"/>
-                <w:color w:val="auto"/>
-                <w:spacing w:val="0"/>
-                <w:sz w:val="24"/>
-                <w:szCs w:val="24"/>
-              </w:rPr>
-              <w:t xml:space="preserve"> </w:t>
-            </w:r>
-            <w:proofErr w:type="spellStart"/>
-            <w:r>
-              <w:rPr>
-                <w:rFonts w:eastAsia="Times New Roman" w:cs="Times New Roman"/>
-                <w:color w:val="auto"/>
-                <w:spacing w:val="0"/>
-                <w:sz w:val="24"/>
-                <w:szCs w:val="24"/>
-              </w:rPr>
-              <w:t>kiến</w:t>
-            </w:r>
-            <w:proofErr w:type="spellEnd"/>
-            <w:r>
-              <w:rPr>
-                <w:rFonts w:eastAsia="Times New Roman" w:cs="Times New Roman"/>
-                <w:color w:val="auto"/>
-                <w:spacing w:val="0"/>
-                <w:sz w:val="24"/>
-                <w:szCs w:val="24"/>
-              </w:rPr>
-              <w:t xml:space="preserve"> </w:t>
-            </w:r>
-            <w:proofErr w:type="spellStart"/>
-            <w:r>
-              <w:rPr>
-                <w:rFonts w:eastAsia="Times New Roman" w:cs="Times New Roman"/>
-                <w:color w:val="auto"/>
-                <w:spacing w:val="0"/>
-                <w:sz w:val="24"/>
-                <w:szCs w:val="24"/>
-              </w:rPr>
-              <w:t>trúc</w:t>
-            </w:r>
-            <w:proofErr w:type="spellEnd"/>
-            <w:r>
-              <w:rPr>
-                <w:rFonts w:eastAsia="Times New Roman" w:cs="Times New Roman"/>
-                <w:color w:val="auto"/>
-                <w:spacing w:val="0"/>
-                <w:sz w:val="24"/>
-                <w:szCs w:val="24"/>
-              </w:rPr>
-              <w:t xml:space="preserve"> CNN </w:t>
-            </w:r>
-            <w:proofErr w:type="spellStart"/>
-            <w:r>
-              <w:rPr>
-                <w:rFonts w:eastAsia="Times New Roman" w:cs="Times New Roman"/>
-                <w:color w:val="auto"/>
-                <w:spacing w:val="0"/>
-                <w:sz w:val="24"/>
-                <w:szCs w:val="24"/>
-              </w:rPr>
-              <w:t>phổ</w:t>
-            </w:r>
-            <w:proofErr w:type="spellEnd"/>
-            <w:r>
-              <w:rPr>
-                <w:rFonts w:eastAsia="Times New Roman" w:cs="Times New Roman"/>
-                <w:color w:val="auto"/>
-                <w:spacing w:val="0"/>
-                <w:sz w:val="24"/>
-                <w:szCs w:val="24"/>
-              </w:rPr>
-              <w:t xml:space="preserve"> </w:t>
-            </w:r>
-            <w:proofErr w:type="spellStart"/>
-            <w:r>
-              <w:rPr>
-                <w:rFonts w:eastAsia="Times New Roman" w:cs="Times New Roman"/>
-                <w:color w:val="auto"/>
-                <w:spacing w:val="0"/>
-                <w:sz w:val="24"/>
-                <w:szCs w:val="24"/>
-              </w:rPr>
-              <w:t>biến</w:t>
-            </w:r>
-            <w:proofErr w:type="spellEnd"/>
-            <w:r>
-              <w:rPr>
-                <w:rFonts w:eastAsia="Times New Roman" w:cs="Times New Roman"/>
-                <w:color w:val="auto"/>
-                <w:spacing w:val="0"/>
-                <w:sz w:val="24"/>
-                <w:szCs w:val="24"/>
-              </w:rPr>
-              <w:t xml:space="preserve">, </w:t>
-            </w:r>
-            <w:proofErr w:type="spellStart"/>
-            <w:r>
-              <w:rPr>
-                <w:rFonts w:eastAsia="Times New Roman" w:cs="Times New Roman"/>
-                <w:color w:val="auto"/>
-                <w:spacing w:val="0"/>
-                <w:sz w:val="24"/>
-                <w:szCs w:val="24"/>
-              </w:rPr>
-              <w:t>ổn</w:t>
-            </w:r>
-            <w:proofErr w:type="spellEnd"/>
-            <w:r>
-              <w:rPr>
-                <w:rFonts w:eastAsia="Times New Roman" w:cs="Times New Roman"/>
-                <w:color w:val="auto"/>
-                <w:spacing w:val="0"/>
-                <w:sz w:val="24"/>
-                <w:szCs w:val="24"/>
-              </w:rPr>
-              <w:t xml:space="preserve"> </w:t>
-            </w:r>
-            <w:proofErr w:type="spellStart"/>
-            <w:r>
-              <w:rPr>
-                <w:rFonts w:eastAsia="Times New Roman" w:cs="Times New Roman"/>
-                <w:color w:val="auto"/>
-                <w:spacing w:val="0"/>
-                <w:sz w:val="24"/>
-                <w:szCs w:val="24"/>
-              </w:rPr>
-              <w:t>định</w:t>
-            </w:r>
-            <w:proofErr w:type="spellEnd"/>
-            <w:r>
-              <w:rPr>
-                <w:rFonts w:eastAsia="Times New Roman" w:cs="Times New Roman"/>
-                <w:color w:val="auto"/>
-                <w:spacing w:val="0"/>
-                <w:sz w:val="24"/>
-                <w:szCs w:val="24"/>
-              </w:rPr>
-              <w:t xml:space="preserve"> </w:t>
-            </w:r>
-            <w:proofErr w:type="spellStart"/>
-            <w:r>
-              <w:rPr>
-                <w:rFonts w:eastAsia="Times New Roman" w:cs="Times New Roman"/>
-                <w:color w:val="auto"/>
-                <w:spacing w:val="0"/>
-                <w:sz w:val="24"/>
-                <w:szCs w:val="24"/>
-              </w:rPr>
-              <w:t>và</w:t>
-            </w:r>
-            <w:proofErr w:type="spellEnd"/>
-            <w:r>
-              <w:rPr>
-                <w:rFonts w:eastAsia="Times New Roman" w:cs="Times New Roman"/>
-                <w:color w:val="auto"/>
-                <w:spacing w:val="0"/>
-                <w:sz w:val="24"/>
-                <w:szCs w:val="24"/>
-              </w:rPr>
-              <w:t xml:space="preserve"> </w:t>
-            </w:r>
-            <w:proofErr w:type="spellStart"/>
-            <w:r>
-              <w:rPr>
-                <w:rFonts w:eastAsia="Times New Roman" w:cs="Times New Roman"/>
-                <w:color w:val="auto"/>
-                <w:spacing w:val="0"/>
-                <w:sz w:val="24"/>
-                <w:szCs w:val="24"/>
-              </w:rPr>
-              <w:t>thường</w:t>
-            </w:r>
-            <w:proofErr w:type="spellEnd"/>
-            <w:r>
-              <w:rPr>
-                <w:rFonts w:eastAsia="Times New Roman" w:cs="Times New Roman"/>
-                <w:color w:val="auto"/>
-                <w:spacing w:val="0"/>
-                <w:sz w:val="24"/>
-                <w:szCs w:val="24"/>
-              </w:rPr>
-              <w:t xml:space="preserve"> </w:t>
-            </w:r>
-            <w:proofErr w:type="spellStart"/>
-            <w:r>
-              <w:rPr>
-                <w:rFonts w:eastAsia="Times New Roman" w:cs="Times New Roman"/>
-                <w:color w:val="auto"/>
-                <w:spacing w:val="0"/>
-                <w:sz w:val="24"/>
-                <w:szCs w:val="24"/>
-              </w:rPr>
-              <w:t>được</w:t>
-            </w:r>
-            <w:proofErr w:type="spellEnd"/>
-            <w:r>
-              <w:rPr>
-                <w:rFonts w:eastAsia="Times New Roman" w:cs="Times New Roman"/>
-                <w:color w:val="auto"/>
-                <w:spacing w:val="0"/>
-                <w:sz w:val="24"/>
-                <w:szCs w:val="24"/>
-              </w:rPr>
-              <w:t xml:space="preserve"> </w:t>
-            </w:r>
-            <w:proofErr w:type="spellStart"/>
-            <w:r>
-              <w:rPr>
-                <w:rFonts w:eastAsia="Times New Roman" w:cs="Times New Roman"/>
-                <w:color w:val="auto"/>
-                <w:spacing w:val="0"/>
-                <w:sz w:val="24"/>
-                <w:szCs w:val="24"/>
-              </w:rPr>
-              <w:t>dùng</w:t>
-            </w:r>
-            <w:proofErr w:type="spellEnd"/>
-            <w:r>
-              <w:rPr>
-                <w:rFonts w:eastAsia="Times New Roman" w:cs="Times New Roman"/>
-                <w:color w:val="auto"/>
-                <w:spacing w:val="0"/>
-                <w:sz w:val="24"/>
-                <w:szCs w:val="24"/>
-              </w:rPr>
-              <w:t xml:space="preserve"> </w:t>
-            </w:r>
-            <w:proofErr w:type="spellStart"/>
-            <w:r>
-              <w:rPr>
-                <w:rFonts w:eastAsia="Times New Roman" w:cs="Times New Roman"/>
-                <w:color w:val="auto"/>
-                <w:spacing w:val="0"/>
-                <w:sz w:val="24"/>
-                <w:szCs w:val="24"/>
-              </w:rPr>
-              <w:t>làm</w:t>
-            </w:r>
-            <w:proofErr w:type="spellEnd"/>
-            <w:r>
-              <w:rPr>
-                <w:rFonts w:eastAsia="Times New Roman" w:cs="Times New Roman"/>
-                <w:color w:val="auto"/>
-                <w:spacing w:val="0"/>
-                <w:sz w:val="24"/>
-                <w:szCs w:val="24"/>
-              </w:rPr>
-              <w:t xml:space="preserve"> baseline</w:t>
-            </w:r>
           </w:p>
         </w:tc>
       </w:tr>
@@ -23225,20 +22218,8 @@
                 <w:sz w:val="24"/>
                 <w:szCs w:val="24"/>
               </w:rPr>
-              <w:t xml:space="preserve">5.3 </w:t>
+              <w:t>5.3 triệu</w:t>
             </w:r>
-            <w:proofErr w:type="spellStart"/>
-            <w:r>
-              <w:rPr>
-                <w:rFonts w:eastAsia="Times New Roman" w:cs="Times New Roman"/>
-                <w:color w:val="auto"/>
-                <w:spacing w:val="0"/>
-                <w:sz w:val="24"/>
-                <w:szCs w:val="24"/>
-              </w:rPr>
-              <w:t>triệu</w:t>
-            </w:r>
-            <w:proofErr w:type="spellEnd"/>
           </w:p>
         </w:tc>
         <w:tc>
@@ -23287,6 +22268,16 @@
                 <w:szCs w:val="24"/>
               </w:rPr>
             </w:pPr>
+            <w:r>
+              <w:rPr>
+                <w:rFonts w:eastAsia="Times New Roman" w:cs="Times New Roman"/>
+                <w:color w:val="auto"/>
+                <w:spacing w:val="0"/>
+                <w:sz w:val="24"/>
+                <w:szCs w:val="24"/>
+              </w:rPr>
+              <w:t xml:space="preserve">Sử dụng </w:t>
+            </w:r>
             <w:proofErr w:type="spellStart"/>
             <w:r>
               <w:rPr>
@@ -23296,7 +22287,7 @@
                 <w:sz w:val="24"/>
                 <w:szCs w:val="24"/>
               </w:rPr>
-              <w:t>Sử</w:t>
+              <w:t>compound</w:t>
             </w:r>
             <w:proofErr w:type="spellEnd"/>
             <w:r>
@@ -23318,7 +22309,7 @@
                 <w:sz w:val="24"/>
                 <w:szCs w:val="24"/>
               </w:rPr>
-              <w:t>dụng</w:t>
+              <w:t>scaling</w:t>
             </w:r>
             <w:proofErr w:type="spellEnd"/>
             <w:r>
@@ -23329,7 +22320,7 @@
                 <w:sz w:val="24"/>
                 <w:szCs w:val="24"/>
               </w:rPr>
-              <w:t xml:space="preserve"> compound scaling </w:t>
+              <w:t xml:space="preserve"> và </w:t>
             </w:r>
             <w:proofErr w:type="spellStart"/>
             <w:r>
@@ -23340,7 +22331,7 @@
                 <w:sz w:val="24"/>
                 <w:szCs w:val="24"/>
               </w:rPr>
-              <w:t>và</w:t>
+              <w:t>MBConv</w:t>
             </w:r>
             <w:proofErr w:type="spellEnd"/>
             <w:r>
@@ -23362,7 +22353,7 @@
                 <w:sz w:val="24"/>
                 <w:szCs w:val="24"/>
               </w:rPr>
-              <w:t>MBConv</w:t>
+              <w:t>block</w:t>
             </w:r>
             <w:proofErr w:type="spellEnd"/>
             <w:r>
@@ -23373,240 +22364,8 @@
                 <w:sz w:val="24"/>
                 <w:szCs w:val="24"/>
               </w:rPr>
-              <w:t xml:space="preserve"> block </w:t>
+              <w:t xml:space="preserve"> để cân bằng độ sâu, độ rộng và độ phân giải</w:t>
             </w:r>
-            <w:proofErr w:type="spellStart"/>
-            <w:r>
-              <w:rPr>
-                <w:rFonts w:eastAsia="Times New Roman" w:cs="Times New Roman"/>
-                <w:color w:val="auto"/>
-                <w:spacing w:val="0"/>
-                <w:sz w:val="24"/>
-                <w:szCs w:val="24"/>
-              </w:rPr>
-              <w:t>để</w:t>
-            </w:r>
-            <w:proofErr w:type="spellEnd"/>
-            <w:r>
-              <w:rPr>
-                <w:rFonts w:eastAsia="Times New Roman" w:cs="Times New Roman"/>
-                <w:color w:val="auto"/>
-                <w:spacing w:val="0"/>
-                <w:sz w:val="24"/>
-                <w:szCs w:val="24"/>
-              </w:rPr>
-              <w:t xml:space="preserve"> </w:t>
-            </w:r>
-            <w:proofErr w:type="spellStart"/>
-            <w:r>
-              <w:rPr>
-                <w:rFonts w:eastAsia="Times New Roman" w:cs="Times New Roman"/>
-                <w:color w:val="auto"/>
-                <w:spacing w:val="0"/>
-                <w:sz w:val="24"/>
-                <w:szCs w:val="24"/>
-              </w:rPr>
-              <w:t>cân</w:t>
-            </w:r>
-            <w:proofErr w:type="spellEnd"/>
-            <w:r>
-              <w:rPr>
-                <w:rFonts w:eastAsia="Times New Roman" w:cs="Times New Roman"/>
-                <w:color w:val="auto"/>
-                <w:spacing w:val="0"/>
-                <w:sz w:val="24"/>
-                <w:szCs w:val="24"/>
-              </w:rPr>
-              <w:t xml:space="preserve"> </w:t>
-            </w:r>
-            <w:proofErr w:type="spellStart"/>
-            <w:r>
-              <w:rPr>
-                <w:rFonts w:eastAsia="Times New Roman" w:cs="Times New Roman"/>
-                <w:color w:val="auto"/>
-                <w:spacing w:val="0"/>
-                <w:sz w:val="24"/>
-                <w:szCs w:val="24"/>
-              </w:rPr>
-              <w:t>bằng</w:t>
-            </w:r>
-            <w:proofErr w:type="spellEnd"/>
-            <w:r>
-              <w:rPr>
-                <w:rFonts w:eastAsia="Times New Roman" w:cs="Times New Roman"/>
-                <w:color w:val="auto"/>
-                <w:spacing w:val="0"/>
-                <w:sz w:val="24"/>
-                <w:szCs w:val="24"/>
-              </w:rPr>
-              <w:t xml:space="preserve"> </w:t>
-            </w:r>
-            <w:proofErr w:type="spellStart"/>
-            <w:r>
-              <w:rPr>
-                <w:rFonts w:eastAsia="Times New Roman" w:cs="Times New Roman"/>
-                <w:color w:val="auto"/>
-                <w:spacing w:val="0"/>
-                <w:sz w:val="24"/>
-                <w:szCs w:val="24"/>
-              </w:rPr>
-              <w:t>độ</w:t>
-            </w:r>
-            <w:proofErr w:type="spellEnd"/>
-            <w:r>
-              <w:rPr>
-                <w:rFonts w:eastAsia="Times New Roman" w:cs="Times New Roman"/>
-                <w:color w:val="auto"/>
-                <w:spacing w:val="0"/>
-                <w:sz w:val="24"/>
-                <w:szCs w:val="24"/>
-              </w:rPr>
-              <w:t xml:space="preserve"> </w:t>
-            </w:r>
-            <w:proofErr w:type="spellStart"/>
-            <w:r>
-              <w:rPr>
-                <w:rFonts w:eastAsia="Times New Roman" w:cs="Times New Roman"/>
-                <w:color w:val="auto"/>
-                <w:spacing w:val="0"/>
-                <w:sz w:val="24"/>
-                <w:szCs w:val="24"/>
-              </w:rPr>
-              <w:t>sâu</w:t>
-            </w:r>
-            <w:proofErr w:type="spellEnd"/>
-            <w:r>
-              <w:rPr>
-                <w:rFonts w:eastAsia="Times New Roman" w:cs="Times New Roman"/>
-                <w:color w:val="auto"/>
-                <w:spacing w:val="0"/>
-                <w:sz w:val="24"/>
-                <w:szCs w:val="24"/>
-              </w:rPr>
-              <w:t xml:space="preserve">, </w:t>
-            </w:r>
-            <w:proofErr w:type="spellStart"/>
-            <w:r>
-              <w:rPr>
-                <w:rFonts w:eastAsia="Times New Roman" w:cs="Times New Roman"/>
-                <w:color w:val="auto"/>
-                <w:spacing w:val="0"/>
-                <w:sz w:val="24"/>
-                <w:szCs w:val="24"/>
-              </w:rPr>
-              <w:t>độ</w:t>
-            </w:r>
-            <w:proofErr w:type="spellEnd"/>
-            <w:r>
-              <w:rPr>
-                <w:rFonts w:eastAsia="Times New Roman" w:cs="Times New Roman"/>
-                <w:color w:val="auto"/>
-                <w:spacing w:val="0"/>
-                <w:sz w:val="24"/>
-                <w:szCs w:val="24"/>
-              </w:rPr>
-              <w:t xml:space="preserve"> </w:t>
-            </w:r>
-            <w:proofErr w:type="spellStart"/>
-            <w:r>
-              <w:rPr>
-                <w:rFonts w:eastAsia="Times New Roman" w:cs="Times New Roman"/>
-                <w:color w:val="auto"/>
-                <w:spacing w:val="0"/>
-                <w:sz w:val="24"/>
-                <w:szCs w:val="24"/>
-              </w:rPr>
-              <w:t>rộng</w:t>
-            </w:r>
-            <w:proofErr w:type="spellEnd"/>
-            <w:r>
-              <w:rPr>
-                <w:rFonts w:eastAsia="Times New Roman" w:cs="Times New Roman"/>
-                <w:color w:val="auto"/>
-                <w:spacing w:val="0"/>
-                <w:sz w:val="24"/>
-                <w:szCs w:val="24"/>
-              </w:rPr>
-              <w:t xml:space="preserve"> </w:t>
-            </w:r>
-            <w:proofErr w:type="spellStart"/>
-            <w:r>
-              <w:rPr>
-                <w:rFonts w:eastAsia="Times New Roman" w:cs="Times New Roman"/>
-                <w:color w:val="auto"/>
-                <w:spacing w:val="0"/>
-                <w:sz w:val="24"/>
-                <w:szCs w:val="24"/>
-              </w:rPr>
-              <w:t>và</w:t>
-            </w:r>
-            <w:proofErr w:type="spellEnd"/>
-            <w:r>
-              <w:rPr>
-                <w:rFonts w:eastAsia="Times New Roman" w:cs="Times New Roman"/>
-                <w:color w:val="auto"/>
-                <w:spacing w:val="0"/>
-                <w:sz w:val="24"/>
-                <w:szCs w:val="24"/>
-              </w:rPr>
-              <w:t xml:space="preserve"> </w:t>
-            </w:r>
-            <w:proofErr w:type="spellStart"/>
-            <w:r>
-              <w:rPr>
-                <w:rFonts w:eastAsia="Times New Roman" w:cs="Times New Roman"/>
-                <w:color w:val="auto"/>
-                <w:spacing w:val="0"/>
-                <w:sz w:val="24"/>
-                <w:szCs w:val="24"/>
-              </w:rPr>
-              <w:t>độ</w:t>
-            </w:r>
-            <w:proofErr w:type="spellEnd"/>
-            <w:r>
-              <w:rPr>
-                <w:rFonts w:eastAsia="Times New Roman" w:cs="Times New Roman"/>
-                <w:color w:val="auto"/>
-                <w:spacing w:val="0"/>
-                <w:sz w:val="24"/>
-                <w:szCs w:val="24"/>
-              </w:rPr>
-              <w:t xml:space="preserve"> </w:t>
-            </w:r>
-            <w:proofErr w:type="spellStart"/>
-            <w:r>
-              <w:rPr>
-                <w:rFonts w:eastAsia="Times New Roman" w:cs="Times New Roman"/>
-                <w:color w:val="auto"/>
-                <w:spacing w:val="0"/>
-                <w:sz w:val="24"/>
-                <w:szCs w:val="24"/>
-              </w:rPr>
-              <w:t>phân</w:t>
-            </w:r>
-            <w:proofErr w:type="spellEnd"/>
-            <w:r>
-              <w:rPr>
-                <w:rFonts w:eastAsia="Times New Roman" w:cs="Times New Roman"/>
-                <w:color w:val="auto"/>
-                <w:spacing w:val="0"/>
-                <w:sz w:val="24"/>
-                <w:szCs w:val="24"/>
-              </w:rPr>
-              <w:t xml:space="preserve"> </w:t>
-            </w:r>
-            <w:proofErr w:type="spellStart"/>
-            <w:r>
-              <w:rPr>
-                <w:rFonts w:eastAsia="Times New Roman" w:cs="Times New Roman"/>
-                <w:color w:val="auto"/>
-                <w:spacing w:val="0"/>
-                <w:sz w:val="24"/>
-                <w:szCs w:val="24"/>
-              </w:rPr>
-              <w:t>giải</w:t>
-            </w:r>
-            <w:proofErr w:type="spellEnd"/>
           </w:p>
         </w:tc>
         <w:tc>
@@ -23626,7 +22385,6 @@
                 <w:szCs w:val="24"/>
               </w:rPr>
             </w:pPr>
-            <w:proofErr w:type="spellStart"/>
             <w:r>
               <w:rPr>
                 <w:rFonts w:eastAsia="Times New Roman" w:cs="Times New Roman"/>
@@ -23635,371 +22393,24 @@
                 <w:sz w:val="24"/>
                 <w:szCs w:val="24"/>
               </w:rPr>
-              <w:t>Đại</w:t>
+              <w:t>Đại diện cho kiến trúc hiện đại, tối ưu giữa độ chính xác và chi phí tính toán</w:t>
             </w:r>
-            <w:proofErr w:type="spellEnd"/>
-            <w:r>
-              <w:rPr>
-                <w:rFonts w:eastAsia="Times New Roman" w:cs="Times New Roman"/>
-                <w:color w:val="auto"/>
-                <w:spacing w:val="0"/>
-                <w:sz w:val="24"/>
-                <w:szCs w:val="24"/>
-              </w:rPr>
-              <w:t xml:space="preserve"> </w:t>
-            </w:r>
-            <w:proofErr w:type="spellStart"/>
-            <w:r>
-              <w:rPr>
-                <w:rFonts w:eastAsia="Times New Roman" w:cs="Times New Roman"/>
-                <w:color w:val="auto"/>
-                <w:spacing w:val="0"/>
-                <w:sz w:val="24"/>
-                <w:szCs w:val="24"/>
-              </w:rPr>
-              <w:t>diện</w:t>
-            </w:r>
-            <w:proofErr w:type="spellEnd"/>
-            <w:r>
-              <w:rPr>
-                <w:rFonts w:eastAsia="Times New Roman" w:cs="Times New Roman"/>
-                <w:color w:val="auto"/>
-                <w:spacing w:val="0"/>
-                <w:sz w:val="24"/>
-                <w:szCs w:val="24"/>
-              </w:rPr>
-              <w:t xml:space="preserve"> </w:t>
-            </w:r>
-            <w:proofErr w:type="spellStart"/>
-            <w:r>
-              <w:rPr>
-                <w:rFonts w:eastAsia="Times New Roman" w:cs="Times New Roman"/>
-                <w:color w:val="auto"/>
-                <w:spacing w:val="0"/>
-                <w:sz w:val="24"/>
-                <w:szCs w:val="24"/>
-              </w:rPr>
-              <w:t>cho</w:t>
-            </w:r>
-            <w:proofErr w:type="spellEnd"/>
-            <w:r>
-              <w:rPr>
-                <w:rFonts w:eastAsia="Times New Roman" w:cs="Times New Roman"/>
-                <w:color w:val="auto"/>
-                <w:spacing w:val="0"/>
-                <w:sz w:val="24"/>
-                <w:szCs w:val="24"/>
-              </w:rPr>
-              <w:t xml:space="preserve"> </w:t>
-            </w:r>
-            <w:proofErr w:type="spellStart"/>
-            <w:r>
-              <w:rPr>
-                <w:rFonts w:eastAsia="Times New Roman" w:cs="Times New Roman"/>
-                <w:color w:val="auto"/>
-                <w:spacing w:val="0"/>
-                <w:sz w:val="24"/>
-                <w:szCs w:val="24"/>
-              </w:rPr>
-              <w:t>kiến</w:t>
-            </w:r>
-            <w:proofErr w:type="spellEnd"/>
-            <w:r>
-              <w:rPr>
-                <w:rFonts w:eastAsia="Times New Roman" w:cs="Times New Roman"/>
-                <w:color w:val="auto"/>
-                <w:spacing w:val="0"/>
-                <w:sz w:val="24"/>
-                <w:szCs w:val="24"/>
-              </w:rPr>
-              <w:t xml:space="preserve"> </w:t>
-            </w:r>
-            <w:proofErr w:type="spellStart"/>
-            <w:r>
-              <w:rPr>
-                <w:rFonts w:eastAsia="Times New Roman" w:cs="Times New Roman"/>
-                <w:color w:val="auto"/>
-                <w:spacing w:val="0"/>
-                <w:sz w:val="24"/>
-                <w:szCs w:val="24"/>
-              </w:rPr>
-              <w:t>trúc</w:t>
-            </w:r>
-            <w:proofErr w:type="spellEnd"/>
-            <w:r>
-              <w:rPr>
-                <w:rFonts w:eastAsia="Times New Roman" w:cs="Times New Roman"/>
-                <w:color w:val="auto"/>
-                <w:spacing w:val="0"/>
-                <w:sz w:val="24"/>
-                <w:szCs w:val="24"/>
-              </w:rPr>
-              <w:t xml:space="preserve"> </w:t>
-            </w:r>
-            <w:proofErr w:type="spellStart"/>
-            <w:r>
-              <w:rPr>
-                <w:rFonts w:eastAsia="Times New Roman" w:cs="Times New Roman"/>
-                <w:color w:val="auto"/>
-                <w:spacing w:val="0"/>
-                <w:sz w:val="24"/>
-                <w:szCs w:val="24"/>
-              </w:rPr>
-              <w:t>hiện</w:t>
-            </w:r>
-            <w:proofErr w:type="spellEnd"/>
-            <w:r>
-              <w:rPr>
-                <w:rFonts w:eastAsia="Times New Roman" w:cs="Times New Roman"/>
-                <w:color w:val="auto"/>
-                <w:spacing w:val="0"/>
-                <w:sz w:val="24"/>
-                <w:szCs w:val="24"/>
-              </w:rPr>
-              <w:t xml:space="preserve"> </w:t>
-            </w:r>
-            <w:proofErr w:type="spellStart"/>
-            <w:r>
-              <w:rPr>
-                <w:rFonts w:eastAsia="Times New Roman" w:cs="Times New Roman"/>
-                <w:color w:val="auto"/>
-                <w:spacing w:val="0"/>
-                <w:sz w:val="24"/>
-                <w:szCs w:val="24"/>
-              </w:rPr>
-              <w:t>đại</w:t>
-            </w:r>
-            <w:proofErr w:type="spellEnd"/>
-            <w:r>
-              <w:rPr>
-                <w:rFonts w:eastAsia="Times New Roman" w:cs="Times New Roman"/>
-                <w:color w:val="auto"/>
-                <w:spacing w:val="0"/>
-                <w:sz w:val="24"/>
-                <w:szCs w:val="24"/>
-              </w:rPr>
-              <w:t xml:space="preserve">, </w:t>
-            </w:r>
-            <w:proofErr w:type="spellStart"/>
-            <w:r>
-              <w:rPr>
-                <w:rFonts w:eastAsia="Times New Roman" w:cs="Times New Roman"/>
-                <w:color w:val="auto"/>
-                <w:spacing w:val="0"/>
-                <w:sz w:val="24"/>
-                <w:szCs w:val="24"/>
-              </w:rPr>
-              <w:t>tối</w:t>
-            </w:r>
-            <w:proofErr w:type="spellEnd"/>
-            <w:r>
-              <w:rPr>
-                <w:rFonts w:eastAsia="Times New Roman" w:cs="Times New Roman"/>
-                <w:color w:val="auto"/>
-                <w:spacing w:val="0"/>
-                <w:sz w:val="24"/>
-                <w:szCs w:val="24"/>
-              </w:rPr>
-              <w:t xml:space="preserve"> </w:t>
-            </w:r>
-            <w:proofErr w:type="spellStart"/>
-            <w:r>
-              <w:rPr>
-                <w:rFonts w:eastAsia="Times New Roman" w:cs="Times New Roman"/>
-                <w:color w:val="auto"/>
-                <w:spacing w:val="0"/>
-                <w:sz w:val="24"/>
-                <w:szCs w:val="24"/>
-              </w:rPr>
-              <w:t>ưu</w:t>
-            </w:r>
-            <w:proofErr w:type="spellEnd"/>
-            <w:r>
-              <w:rPr>
-                <w:rFonts w:eastAsia="Times New Roman" w:cs="Times New Roman"/>
-                <w:color w:val="auto"/>
-                <w:spacing w:val="0"/>
-                <w:sz w:val="24"/>
-                <w:szCs w:val="24"/>
-              </w:rPr>
-              <w:t xml:space="preserve"> </w:t>
-            </w:r>
-            <w:proofErr w:type="spellStart"/>
-            <w:r>
-              <w:rPr>
-                <w:rFonts w:eastAsia="Times New Roman" w:cs="Times New Roman"/>
-                <w:color w:val="auto"/>
-                <w:spacing w:val="0"/>
-                <w:sz w:val="24"/>
-                <w:szCs w:val="24"/>
-              </w:rPr>
-              <w:t>giữa</w:t>
-            </w:r>
-            <w:proofErr w:type="spellEnd"/>
-            <w:r>
-              <w:rPr>
-                <w:rFonts w:eastAsia="Times New Roman" w:cs="Times New Roman"/>
-                <w:color w:val="auto"/>
-                <w:spacing w:val="0"/>
-                <w:sz w:val="24"/>
-                <w:szCs w:val="24"/>
-              </w:rPr>
-              <w:t xml:space="preserve"> </w:t>
-            </w:r>
-            <w:proofErr w:type="spellStart"/>
-            <w:r>
-              <w:rPr>
-                <w:rFonts w:eastAsia="Times New Roman" w:cs="Times New Roman"/>
-                <w:color w:val="auto"/>
-                <w:spacing w:val="0"/>
-                <w:sz w:val="24"/>
-                <w:szCs w:val="24"/>
-              </w:rPr>
-              <w:t>độ</w:t>
-            </w:r>
-            <w:proofErr w:type="spellEnd"/>
-            <w:r>
-              <w:rPr>
-                <w:rFonts w:eastAsia="Times New Roman" w:cs="Times New Roman"/>
-                <w:color w:val="auto"/>
-                <w:spacing w:val="0"/>
-                <w:sz w:val="24"/>
-                <w:szCs w:val="24"/>
-              </w:rPr>
-              <w:t xml:space="preserve"> </w:t>
-            </w:r>
-            <w:proofErr w:type="spellStart"/>
-            <w:r>
-              <w:rPr>
-                <w:rFonts w:eastAsia="Times New Roman" w:cs="Times New Roman"/>
-                <w:color w:val="auto"/>
-                <w:spacing w:val="0"/>
-                <w:sz w:val="24"/>
-                <w:szCs w:val="24"/>
-              </w:rPr>
-              <w:t>chính</w:t>
-            </w:r>
-            <w:proofErr w:type="spellEnd"/>
-            <w:r>
-              <w:rPr>
-                <w:rFonts w:eastAsia="Times New Roman" w:cs="Times New Roman"/>
-                <w:color w:val="auto"/>
-                <w:spacing w:val="0"/>
-                <w:sz w:val="24"/>
-                <w:szCs w:val="24"/>
-              </w:rPr>
-              <w:t xml:space="preserve"> </w:t>
-            </w:r>
-            <w:proofErr w:type="spellStart"/>
-            <w:r>
-              <w:rPr>
-                <w:rFonts w:eastAsia="Times New Roman" w:cs="Times New Roman"/>
-                <w:color w:val="auto"/>
-                <w:spacing w:val="0"/>
-                <w:sz w:val="24"/>
-                <w:szCs w:val="24"/>
-              </w:rPr>
-              <w:t>xác</w:t>
-            </w:r>
-            <w:proofErr w:type="spellEnd"/>
-            <w:r>
-              <w:rPr>
-                <w:rFonts w:eastAsia="Times New Roman" w:cs="Times New Roman"/>
-                <w:color w:val="auto"/>
-                <w:spacing w:val="0"/>
-                <w:sz w:val="24"/>
-                <w:szCs w:val="24"/>
-              </w:rPr>
-              <w:t xml:space="preserve"> </w:t>
-            </w:r>
-            <w:proofErr w:type="spellStart"/>
-            <w:r>
-              <w:rPr>
-                <w:rFonts w:eastAsia="Times New Roman" w:cs="Times New Roman"/>
-                <w:color w:val="auto"/>
-                <w:spacing w:val="0"/>
-                <w:sz w:val="24"/>
-                <w:szCs w:val="24"/>
-              </w:rPr>
-              <w:t>và</w:t>
-            </w:r>
-            <w:proofErr w:type="spellEnd"/>
-            <w:r>
-              <w:rPr>
-                <w:rFonts w:eastAsia="Times New Roman" w:cs="Times New Roman"/>
-                <w:color w:val="auto"/>
-                <w:spacing w:val="0"/>
-                <w:sz w:val="24"/>
-                <w:szCs w:val="24"/>
-              </w:rPr>
-              <w:t xml:space="preserve"> chi </w:t>
-            </w:r>
-            <w:proofErr w:type="spellStart"/>
-            <w:r>
-              <w:rPr>
-                <w:rFonts w:eastAsia="Times New Roman" w:cs="Times New Roman"/>
-                <w:color w:val="auto"/>
-                <w:spacing w:val="0"/>
-                <w:sz w:val="24"/>
-                <w:szCs w:val="24"/>
-              </w:rPr>
-              <w:t>phí</w:t>
-            </w:r>
-            <w:proofErr w:type="spellEnd"/>
-            <w:r>
-              <w:rPr>
-                <w:rFonts w:eastAsia="Times New Roman" w:cs="Times New Roman"/>
-                <w:color w:val="auto"/>
-                <w:spacing w:val="0"/>
-                <w:sz w:val="24"/>
-                <w:szCs w:val="24"/>
-              </w:rPr>
-              <w:t xml:space="preserve"> </w:t>
-            </w:r>
-            <w:proofErr w:type="spellStart"/>
-            <w:r>
-              <w:rPr>
-                <w:rFonts w:eastAsia="Times New Roman" w:cs="Times New Roman"/>
-                <w:color w:val="auto"/>
-                <w:spacing w:val="0"/>
-                <w:sz w:val="24"/>
-                <w:szCs w:val="24"/>
-              </w:rPr>
-              <w:t>tính</w:t>
-            </w:r>
-            <w:proofErr w:type="spellEnd"/>
-            <w:r>
-              <w:rPr>
-                <w:rFonts w:eastAsia="Times New Roman" w:cs="Times New Roman"/>
-                <w:color w:val="auto"/>
-                <w:spacing w:val="0"/>
-                <w:sz w:val="24"/>
-                <w:szCs w:val="24"/>
-              </w:rPr>
-              <w:t xml:space="preserve"> </w:t>
-            </w:r>
-            <w:proofErr w:type="spellStart"/>
-            <w:r>
-              <w:rPr>
-                <w:rFonts w:eastAsia="Times New Roman" w:cs="Times New Roman"/>
-                <w:color w:val="auto"/>
-                <w:spacing w:val="0"/>
-                <w:sz w:val="24"/>
-                <w:szCs w:val="24"/>
-              </w:rPr>
-              <w:t>toán</w:t>
-            </w:r>
-            <w:proofErr w:type="spellEnd"/>
           </w:p>
         </w:tc>
       </w:tr>
     </w:tbl>
-    <w:p/>
+    <w:p>
+      <w:pPr>
+        <w:rPr>
+          <w:lang w:val="vi-VN"/>
+        </w:rPr>
+      </w:pPr>
+    </w:p>
     <w:p>
       <w:pPr>
         <w:pStyle w:val="u2"/>
       </w:pPr>
-      <w:bookmarkStart w:id="15" w:name="_Toc232864510"/>
+      <w:bookmarkStart w:id="16" w:name="_Toc232950787"/>
       <w:r>
         <w:t xml:space="preserve">Phương </w:t>
       </w:r>
@@ -24027,7 +22438,7 @@
       <w:r>
         <w:t xml:space="preserve"> FGSM</w:t>
       </w:r>
-      <w:bookmarkEnd w:id="15"/>
+      <w:bookmarkEnd w:id="16"/>
     </w:p>
     <w:p>
       <w:r>
@@ -24433,6 +22844,7 @@
           <w:sz w:val="28"/>
           <w:szCs w:val="28"/>
         </w:rPr>
+        <w:lastRenderedPageBreak/>
         <w:drawing>
           <wp:inline distT="0" distB="0" distL="0" distR="0" wp14:anchorId="03925380" wp14:editId="3FBA7B77">
             <wp:extent cx="6131785" cy="2918460"/>
@@ -24472,7 +22884,6 @@
     </w:p>
     <w:p>
       <w:r>
-        <w:lastRenderedPageBreak/>
         <w:t xml:space="preserve">Sau </w:t>
       </w:r>
       <w:proofErr w:type="spellStart"/>
@@ -24824,7 +23235,7 @@
       <w:pPr>
         <w:pStyle w:val="u2"/>
       </w:pPr>
-      <w:bookmarkStart w:id="16" w:name="_Toc232864511"/>
+      <w:bookmarkStart w:id="17" w:name="_Toc232950788"/>
       <w:proofErr w:type="spellStart"/>
       <w:r>
         <w:t>Huấn</w:t>
@@ -24853,8 +23264,79 @@
       <w:r>
         <w:t>nghịch</w:t>
       </w:r>
-      <w:bookmarkEnd w:id="16"/>
-      <w:proofErr w:type="spellEnd"/>
+      <w:bookmarkEnd w:id="17"/>
+      <w:proofErr w:type="spellEnd"/>
+    </w:p>
+    <w:p>
+      <w:pPr>
+        <w:pStyle w:val="u2"/>
+      </w:pPr>
+      <w:bookmarkStart w:id="18" w:name="_Toc232950789"/>
+      <w:r>
+        <w:t>Cơ sở toán học của huấn luyện đối nghịch</w:t>
+      </w:r>
+      <w:bookmarkEnd w:id="18"/>
+    </w:p>
+    <w:p>
+      <w:pPr>
+        <w:spacing w:line="276" w:lineRule="auto"/>
+        <w:ind w:firstLine="560"/>
+      </w:pPr>
+      <w:r>
+        <w:t>Huấn luyện đối nghịch có thể được hiểu là một bài toán tối ưu bền vững. Thay vì chỉ giảm mất mát trên ảnh sạch, mô hình được huấn luyện để giảm mất mát trong trường hợp ảnh đầu vào bị nhiễu đối nghịch trong một miền nhiễu cho phép.</w:t>
+      </w:r>
+    </w:p>
+    <w:p>
+      <w:pPr>
+        <w:jc w:val="center"/>
+      </w:pPr>
+      <w:r>
+        <w:rPr>
+          <w:i/>
+        </w:rPr>
+        <w:t>min_θ E_(x,y)[ max_(||δ||∞ ≤ ε) CE(f_θ(x + δ), y) ]</w:t>
+      </w:r>
+    </w:p>
+    <w:p>
+      <w:pPr>
+        <w:spacing w:line="276" w:lineRule="auto"/>
+        <w:ind w:firstLine="560"/>
+      </w:pPr>
+      <w:r>
+        <w:t>Trong thực nghiệm này, nhiễu δ được xấp xỉ bằng FGSM với ε = 8/255 trong giai đoạn adversarial training. Với mỗi batch, ảnh sạch được dùng để tính gradient theo đầu vào, sau đó tạo ảnh đối nghịch x_adv. Mô hình được cập nhật dựa trên cả ảnh sạch và ảnh đối nghịch.</w:t>
+      </w:r>
+    </w:p>
+    <w:p>
+      <w:pPr>
+        <w:jc w:val="center"/>
+      </w:pPr>
+      <w:r>
+        <w:rPr>
+          <w:i/>
+        </w:rPr>
+        <w:t>x_adv = clamp(x + ε · sign(∇_x CE(f_θ(x), y)), 0, 1)</w:t>
+      </w:r>
+    </w:p>
+    <w:p>
+      <w:pPr>
+        <w:spacing w:line="276" w:lineRule="auto"/>
+        <w:ind w:firstLine="560"/>
+      </w:pPr>
+      <w:r>
+        <w:t>Hàm mất mát khi huấn luyện đối nghịch trong notebook được kết hợp theo trọng số giữa mất mát trên dữ liệu sạch và dữ liệu đối nghịch. Cách kết hợp này giúp mô hình vừa giữ khả năng phân loại ảnh sạch, vừa học các đặc trưng ổn định hơn trước nhiễu có chủ đích.</w:t>
+      </w:r>
+    </w:p>
+    <w:p>
+      <w:pPr>
+        <w:jc w:val="center"/>
+      </w:pPr>
+      <w:r>
+        <w:rPr>
+          <w:i/>
+        </w:rPr>
+        <w:lastRenderedPageBreak/>
+        <w:t>L_total = 0.7 · CE(f_θ(x), y) + 0.3 · CE(f_θ(x_adv), y)</w:t>
+      </w:r>
     </w:p>
     <w:p>
       <w:r>
@@ -26043,83 +24525,53 @@
     <w:p>
       <w:pPr>
         <w:pStyle w:val="u1"/>
-        <w:rPr>
-          <w:color w:val="215E99" w:themeColor="text2" w:themeTint="BF"/>
-        </w:rPr>
       </w:pPr>
-      <w:bookmarkStart w:id="17" w:name="_Toc232864512"/>
-      <w:proofErr w:type="spellStart"/>
-      <w:r>
-        <w:rPr>
-          <w:color w:val="215E99" w:themeColor="text2" w:themeTint="BF"/>
-        </w:rPr>
+      <w:bookmarkStart w:id="19" w:name="_Toc232950790"/>
+      <w:proofErr w:type="spellStart"/>
+      <w:r>
         <w:lastRenderedPageBreak/>
         <w:t>Thực</w:t>
       </w:r>
       <w:proofErr w:type="spellEnd"/>
       <w:r>
-        <w:rPr>
-          <w:color w:val="215E99" w:themeColor="text2" w:themeTint="BF"/>
-        </w:rPr>
-        <w:t xml:space="preserve"> </w:t>
-      </w:r>
-      <w:proofErr w:type="spellStart"/>
-      <w:r>
-        <w:rPr>
-          <w:color w:val="215E99" w:themeColor="text2" w:themeTint="BF"/>
-        </w:rPr>
+        <w:t xml:space="preserve"> </w:t>
+      </w:r>
+      <w:proofErr w:type="spellStart"/>
+      <w:r>
         <w:t>nghiệm</w:t>
       </w:r>
       <w:proofErr w:type="spellEnd"/>
       <w:r>
-        <w:rPr>
-          <w:color w:val="215E99" w:themeColor="text2" w:themeTint="BF"/>
-        </w:rPr>
-        <w:t xml:space="preserve"> </w:t>
-      </w:r>
-      <w:proofErr w:type="spellStart"/>
-      <w:r>
-        <w:rPr>
-          <w:color w:val="215E99" w:themeColor="text2" w:themeTint="BF"/>
-        </w:rPr>
+        <w:t xml:space="preserve"> </w:t>
+      </w:r>
+      <w:proofErr w:type="spellStart"/>
+      <w:r>
         <w:t>và</w:t>
       </w:r>
       <w:proofErr w:type="spellEnd"/>
       <w:r>
-        <w:rPr>
-          <w:color w:val="215E99" w:themeColor="text2" w:themeTint="BF"/>
-        </w:rPr>
-        <w:t xml:space="preserve"> </w:t>
-      </w:r>
-      <w:proofErr w:type="spellStart"/>
-      <w:r>
-        <w:rPr>
-          <w:color w:val="215E99" w:themeColor="text2" w:themeTint="BF"/>
-        </w:rPr>
+        <w:t xml:space="preserve"> </w:t>
+      </w:r>
+      <w:proofErr w:type="spellStart"/>
+      <w:r>
         <w:t>kết</w:t>
       </w:r>
       <w:proofErr w:type="spellEnd"/>
       <w:r>
-        <w:rPr>
-          <w:color w:val="215E99" w:themeColor="text2" w:themeTint="BF"/>
-        </w:rPr>
-        <w:t xml:space="preserve"> </w:t>
-      </w:r>
-      <w:proofErr w:type="spellStart"/>
-      <w:r>
-        <w:rPr>
-          <w:color w:val="215E99" w:themeColor="text2" w:themeTint="BF"/>
-        </w:rPr>
+        <w:t xml:space="preserve"> </w:t>
+      </w:r>
+      <w:proofErr w:type="spellStart"/>
+      <w:r>
         <w:t>quả</w:t>
       </w:r>
-      <w:bookmarkEnd w:id="17"/>
+      <w:bookmarkEnd w:id="19"/>
       <w:proofErr w:type="spellEnd"/>
     </w:p>
     <w:p>
       <w:pPr>
         <w:pStyle w:val="u2"/>
       </w:pPr>
-      <w:bookmarkStart w:id="18" w:name="_Toc232864513"/>
+      <w:bookmarkStart w:id="20" w:name="_Toc232950791"/>
       <w:proofErr w:type="spellStart"/>
       <w:r>
         <w:t>Thiết</w:t>
@@ -26148,7 +24600,7 @@
       <w:r>
         <w:t>nghiệm</w:t>
       </w:r>
-      <w:bookmarkEnd w:id="18"/>
+      <w:bookmarkEnd w:id="20"/>
       <w:proofErr w:type="spellEnd"/>
     </w:p>
     <w:p>
@@ -27207,7 +25659,7 @@
       <w:pPr>
         <w:pStyle w:val="u2"/>
       </w:pPr>
-      <w:bookmarkStart w:id="19" w:name="_Toc232864514"/>
+      <w:bookmarkStart w:id="21" w:name="_Toc232950792"/>
       <w:proofErr w:type="spellStart"/>
       <w:r>
         <w:t>Đánh</w:t>
@@ -27264,7 +25716,7 @@
       <w:r>
         <w:t xml:space="preserve"> FGSM</w:t>
       </w:r>
-      <w:bookmarkEnd w:id="19"/>
+      <w:bookmarkEnd w:id="21"/>
     </w:p>
     <w:p>
       <w:r>
@@ -27508,10 +25960,7 @@
       </w:r>
       <w:proofErr w:type="spellEnd"/>
       <w:r>
-        <w:t xml:space="preserve"> 0</w:t>
-      </w:r>
-      <w:r>
-        <w:t xml:space="preserve">, </w:t>
+        <w:t xml:space="preserve"> 0, </w:t>
       </w:r>
       <w:proofErr w:type="spellStart"/>
       <w:r>
@@ -29864,7 +28313,7 @@
       <w:pPr>
         <w:pStyle w:val="u2"/>
       </w:pPr>
-      <w:bookmarkStart w:id="20" w:name="_Toc232864515"/>
+      <w:bookmarkStart w:id="22" w:name="_Toc232950793"/>
       <w:proofErr w:type="spellStart"/>
       <w:r>
         <w:t>Kết</w:t>
@@ -29917,7 +28366,7 @@
       <w:r>
         <w:t>nghịch</w:t>
       </w:r>
-      <w:bookmarkEnd w:id="20"/>
+      <w:bookmarkEnd w:id="22"/>
       <w:proofErr w:type="spellEnd"/>
     </w:p>
     <w:p>
@@ -31223,7 +29672,7 @@
       <w:pPr>
         <w:pStyle w:val="u2"/>
       </w:pPr>
-      <w:bookmarkStart w:id="21" w:name="_Toc232864516"/>
+      <w:bookmarkStart w:id="23" w:name="_Toc232950794"/>
       <w:r>
         <w:t>So</w:t>
       </w:r>
@@ -31290,7 +29739,7 @@
       <w:r>
         <w:t>nghịch</w:t>
       </w:r>
-      <w:bookmarkEnd w:id="21"/>
+      <w:bookmarkEnd w:id="23"/>
       <w:proofErr w:type="spellEnd"/>
     </w:p>
     <w:p>
@@ -32483,6 +30932,9 @@
     <w:p/>
     <w:p>
       <w:r>
+        <w:rPr>
+          <w:noProof/>
+        </w:rPr>
         <w:lastRenderedPageBreak/>
         <w:drawing>
           <wp:inline distT="0" distB="0" distL="0" distR="0" wp14:anchorId="6E2A1E41" wp14:editId="12A77EC2">
@@ -35844,41 +34296,29 @@
     <w:p>
       <w:pPr>
         <w:pStyle w:val="u1"/>
-        <w:rPr>
-          <w:color w:val="215E99" w:themeColor="text2" w:themeTint="BF"/>
-        </w:rPr>
       </w:pPr>
-      <w:bookmarkStart w:id="22" w:name="_Toc232864517"/>
-      <w:proofErr w:type="spellStart"/>
-      <w:r>
-        <w:rPr>
-          <w:color w:val="215E99" w:themeColor="text2" w:themeTint="BF"/>
-        </w:rPr>
+      <w:bookmarkStart w:id="24" w:name="_Toc232950795"/>
+      <w:proofErr w:type="spellStart"/>
+      <w:r>
         <w:lastRenderedPageBreak/>
         <w:t>Kết</w:t>
       </w:r>
       <w:proofErr w:type="spellEnd"/>
       <w:r>
-        <w:rPr>
-          <w:color w:val="215E99" w:themeColor="text2" w:themeTint="BF"/>
-        </w:rPr>
-        <w:t xml:space="preserve"> </w:t>
-      </w:r>
-      <w:proofErr w:type="spellStart"/>
-      <w:r>
-        <w:rPr>
-          <w:color w:val="215E99" w:themeColor="text2" w:themeTint="BF"/>
-        </w:rPr>
+        <w:t xml:space="preserve"> </w:t>
+      </w:r>
+      <w:proofErr w:type="spellStart"/>
+      <w:r>
         <w:t>luận</w:t>
       </w:r>
-      <w:bookmarkEnd w:id="22"/>
+      <w:bookmarkEnd w:id="24"/>
       <w:proofErr w:type="spellEnd"/>
     </w:p>
     <w:p>
       <w:pPr>
         <w:pStyle w:val="u2"/>
       </w:pPr>
-      <w:bookmarkStart w:id="23" w:name="_Toc232864518"/>
+      <w:bookmarkStart w:id="25" w:name="_Toc232950796"/>
       <w:proofErr w:type="spellStart"/>
       <w:r>
         <w:t>Tổng</w:t>
@@ -35907,7 +34347,7 @@
       <w:r>
         <w:t>cứu</w:t>
       </w:r>
-      <w:bookmarkEnd w:id="23"/>
+      <w:bookmarkEnd w:id="25"/>
       <w:proofErr w:type="spellEnd"/>
     </w:p>
     <w:p>
@@ -36599,7 +35039,7 @@
       <w:pPr>
         <w:pStyle w:val="u2"/>
       </w:pPr>
-      <w:bookmarkStart w:id="24" w:name="_Toc232864519"/>
+      <w:bookmarkStart w:id="26" w:name="_Toc232950797"/>
       <w:proofErr w:type="spellStart"/>
       <w:r>
         <w:t>Kết</w:t>
@@ -36628,7 +35068,7 @@
       <w:r>
         <w:t>được</w:t>
       </w:r>
-      <w:bookmarkEnd w:id="24"/>
+      <w:bookmarkEnd w:id="26"/>
       <w:proofErr w:type="spellEnd"/>
     </w:p>
     <w:p>
@@ -38026,7 +36466,7 @@
       <w:pPr>
         <w:pStyle w:val="u2"/>
       </w:pPr>
-      <w:bookmarkStart w:id="25" w:name="_Toc232864520"/>
+      <w:bookmarkStart w:id="27" w:name="_Toc232950798"/>
       <w:proofErr w:type="spellStart"/>
       <w:r>
         <w:t>Hạn</w:t>
@@ -38063,7 +36503,7 @@
       <w:r>
         <w:t>cứu</w:t>
       </w:r>
-      <w:bookmarkEnd w:id="25"/>
+      <w:bookmarkEnd w:id="27"/>
       <w:proofErr w:type="spellEnd"/>
     </w:p>
     <w:p>
@@ -38653,6 +37093,7 @@
       </w:r>
       <w:proofErr w:type="spellStart"/>
       <w:r>
+        <w:lastRenderedPageBreak/>
         <w:t>chưa</w:t>
       </w:r>
       <w:proofErr w:type="spellEnd"/>
@@ -38815,7 +37256,6 @@
     <w:p>
       <w:proofErr w:type="spellStart"/>
       <w:r>
-        <w:lastRenderedPageBreak/>
         <w:t>Bên</w:t>
       </w:r>
       <w:proofErr w:type="spellEnd"/>
@@ -39451,7 +37891,7 @@
       <w:pPr>
         <w:pStyle w:val="u2"/>
       </w:pPr>
-      <w:bookmarkStart w:id="26" w:name="_Toc232864521"/>
+      <w:bookmarkStart w:id="28" w:name="_Toc232950799"/>
       <w:proofErr w:type="spellStart"/>
       <w:r>
         <w:t>Hướng</w:t>
@@ -39472,7 +37912,7 @@
       <w:r>
         <w:t>triển</w:t>
       </w:r>
-      <w:bookmarkEnd w:id="26"/>
+      <w:bookmarkEnd w:id="28"/>
       <w:proofErr w:type="spellEnd"/>
     </w:p>
     <w:p>
@@ -40723,6 +39163,70 @@
       </w:r>
     </w:p>
     <w:p/>
+    <w:p>
+      <w:r>
+        <w:br w:type="page"/>
+      </w:r>
+    </w:p>
+    <w:p>
+      <w:pPr>
+        <w:pStyle w:val="u1"/>
+      </w:pPr>
+      <w:bookmarkStart w:id="29" w:name="_Toc232950800"/>
+      <w:r>
+        <w:lastRenderedPageBreak/>
+        <w:t>Tài liệu tham khảo</w:t>
+      </w:r>
+      <w:bookmarkEnd w:id="29"/>
+    </w:p>
+    <w:p>
+      <w:pPr>
+        <w:ind w:left="360" w:hanging="360"/>
+      </w:pPr>
+      <w:r>
+        <w:t>[1] Krizhevsky, A. (2009). Learning Multiple Layers of Features from Tiny Images. University of Toronto.</w:t>
+      </w:r>
+    </w:p>
+    <w:p>
+      <w:pPr>
+        <w:ind w:left="360" w:hanging="360"/>
+      </w:pPr>
+      <w:r>
+        <w:t>[2] Goodfellow, I. J., Shlens, J., &amp; Szegedy, C. (2015). Explaining and Harnessing Adversarial Examples. International Conference on Learning Representations (ICLR).</w:t>
+      </w:r>
+    </w:p>
+    <w:p>
+      <w:pPr>
+        <w:ind w:left="360" w:hanging="360"/>
+      </w:pPr>
+      <w:r>
+        <w:t>[3] He, K., Zhang, X., Ren, S., &amp; Sun, J. (2016). Deep Residual Learning for Image Recognition. IEEE Conference on Computer Vision and Pattern Recognition (CVPR).</w:t>
+      </w:r>
+    </w:p>
+    <w:p>
+      <w:pPr>
+        <w:ind w:left="360" w:hanging="360"/>
+      </w:pPr>
+      <w:r>
+        <w:t>[4] Sandler, M., Howard, A., Zhu, M., Zhmoginov, A., &amp; Chen, L.-C. (2018). MobileNetV2: Inverted Residuals and Linear Bottlenecks. IEEE Conference on Computer Vision and Pattern Recognition (CVPR).</w:t>
+      </w:r>
+    </w:p>
+    <w:p>
+      <w:pPr>
+        <w:ind w:left="360" w:hanging="360"/>
+      </w:pPr>
+      <w:r>
+        <w:t>[5] Tan, M., &amp; Le, Q. V. (2019). EfficientNet: Rethinking Model Scaling for Convolutional Neural Networks. International Conference on Machine Learning (ICML).</w:t>
+      </w:r>
+    </w:p>
+    <w:p>
+      <w:pPr>
+        <w:ind w:left="360" w:hanging="360"/>
+      </w:pPr>
+      <w:r>
+        <w:t>[6] PyTorch Contributors. Torchvision model documentation and pretrained model implementations.</w:t>
+      </w:r>
+    </w:p>
     <w:sectPr>
       <w:pgSz w:w="12240" w:h="15840"/>
       <w:pgMar w:top="1134" w:right="851" w:bottom="1134" w:left="1701" w:header="720" w:footer="720" w:gutter="0"/>
@@ -42205,7 +40709,7 @@
       <w:numPr>
         <w:numId w:val="1"/>
       </w:numPr>
-      <w:spacing w:before="360" w:after="80"/>
+      <w:spacing w:before="240"/>
       <w:jc w:val="left"/>
       <w:outlineLvl w:val="0"/>
     </w:pPr>
@@ -42232,6 +40736,7 @@
         <w:ilvl w:val="1"/>
         <w:numId w:val="1"/>
       </w:numPr>
+      <w:spacing w:before="240"/>
       <w:outlineLvl w:val="1"/>
     </w:pPr>
     <w:rPr>
@@ -42256,7 +40761,7 @@
         <w:ilvl w:val="2"/>
         <w:numId w:val="1"/>
       </w:numPr>
-      <w:spacing w:before="160" w:after="80"/>
+      <w:spacing w:before="240"/>
       <w:outlineLvl w:val="2"/>
     </w:pPr>
     <w:rPr>
@@ -42419,6 +40924,7 @@
   <w:style w:type="character" w:default="1" w:styleId="Phngmcinhcuaoanvn">
     <w:name w:val="Default Paragraph Font"/>
     <w:uiPriority w:val="1"/>
+    <w:semiHidden/>
     <w:unhideWhenUsed/>
   </w:style>
   <w:style w:type="table" w:default="1" w:styleId="BangThngthng">
@@ -42872,12 +41378,12 @@
       <w:numPr>
         <w:numId w:val="0"/>
       </w:numPr>
-      <w:spacing w:before="240" w:after="0" w:line="259" w:lineRule="auto"/>
+      <w:spacing w:after="0" w:line="259" w:lineRule="auto"/>
       <w:outlineLvl w:val="9"/>
     </w:pPr>
     <w:rPr>
       <w:rFonts w:asciiTheme="majorHAnsi" w:hAnsiTheme="majorHAnsi"/>
-      <w:color w:val="0F4761" w:themeColor="accent1" w:themeShade="BF"/>
+      <w:color w:val="156082" w:themeColor="accent1"/>
       <w:spacing w:val="0"/>
       <w:sz w:val="32"/>
       <w:szCs w:val="32"/>
@@ -42983,7 +41489,7 @@
       <w:numPr>
         <w:numId w:val="0"/>
       </w:numPr>
-      <w:spacing w:before="240" w:after="0" w:line="259" w:lineRule="auto"/>
+      <w:spacing w:after="0" w:line="259" w:lineRule="auto"/>
       <w:outlineLvl w:val="9"/>
     </w:pPr>
     <w:rPr>
@@ -43267,15 +41773,6 @@
 </file>
 
 <file path=customXml/item1.xml><?xml version="1.0" encoding="utf-8"?>
-<?mso-contentType ?>
-<FormTemplates xmlns="http://schemas.microsoft.com/sharepoint/v3/contenttype/forms">
-  <Display>DocumentLibraryForm</Display>
-  <Edit>DocumentLibraryForm</Edit>
-  <New>DocumentLibraryForm</New>
-</FormTemplates>
-</file>
-
-<file path=customXml/item2.xml><?xml version="1.0" encoding="utf-8"?>
 <ct:contentTypeSchema xmlns:ct="http://schemas.microsoft.com/office/2006/metadata/contentType" xmlns:ma="http://schemas.microsoft.com/office/2006/metadata/properties/metaAttributes" ct:_="" ma:_="" ma:contentTypeName="Document" ma:contentTypeID="0x010100EAC90A5FB9CCA74D9EC2B5EED660E9D5" ma:contentTypeVersion="5" ma:contentTypeDescription="Create a new document." ma:contentTypeScope="" ma:versionID="584dd51c5e7a48b72e3defa054d8d617">
   <xsd:schema xmlns:xsd="http://www.w3.org/2001/XMLSchema" xmlns:xs="http://www.w3.org/2001/XMLSchema" xmlns:p="http://schemas.microsoft.com/office/2006/metadata/properties" xmlns:ns3="0a107ddb-6d0f-4985-b968-27fd76db2cff" targetNamespace="http://schemas.microsoft.com/office/2006/metadata/properties" ma:root="true" ma:fieldsID="4d0e60113d05a212a9abbaca5cc7fc41" ns3:_="">
     <xsd:import namespace="0a107ddb-6d0f-4985-b968-27fd76db2cff"/>
@@ -43425,7 +41922,28 @@
 </ct:contentTypeSchema>
 </file>
 
+<file path=customXml/item2.xml><?xml version="1.0" encoding="utf-8"?>
+<?mso-contentType ?>
+<FormTemplates xmlns="http://schemas.microsoft.com/sharepoint/v3/contenttype/forms">
+  <Display>DocumentLibraryForm</Display>
+  <Edit>DocumentLibraryForm</Edit>
+  <New>DocumentLibraryForm</New>
+</FormTemplates>
+</file>
+
 <file path=customXml/item3.xml><?xml version="1.0" encoding="utf-8"?>
+<p:properties xmlns:p="http://schemas.microsoft.com/office/2006/metadata/properties" xmlns:xsi="http://www.w3.org/2001/XMLSchema-instance" xmlns:pc="http://schemas.microsoft.com/office/infopath/2007/PartnerControls">
+  <documentManagement>
+    <_activity xmlns="0a107ddb-6d0f-4985-b968-27fd76db2cff" xsi:nil="true"/>
+  </documentManagement>
+</p:properties>
+</file>
+
+<file path=customXml/item4.xml><?xml version="1.0" encoding="utf-8"?>
+<b:Sources xmlns:b="http://schemas.openxmlformats.org/officeDocument/2006/bibliography" xmlns="http://schemas.openxmlformats.org/officeDocument/2006/bibliography" SelectedStyle="\APASixthEditionOfficeOnline.xsl" StyleName="APA" Version="6"/>
+</file>
+
+<file path=customXml/item5.xml><?xml version="1.0" encoding="utf-8"?>
 <s:customData xmlns="http://www.wps.cn/officeDocument/2013/wpsCustomData" xmlns:s="http://www.wps.cn/officeDocument/2013/wpsCustomData">
   <customSectProps>
     <customSectPr/>
@@ -43436,27 +41954,7 @@
 </s:customData>
 </file>
 
-<file path=customXml/item4.xml><?xml version="1.0" encoding="utf-8"?>
-<b:Sources xmlns:b="http://schemas.openxmlformats.org/officeDocument/2006/bibliography" xmlns="http://schemas.openxmlformats.org/officeDocument/2006/bibliography" SelectedStyle="\APASixthEditionOfficeOnline.xsl" StyleName="APA" Version="6"/>
-</file>
-
-<file path=customXml/item5.xml><?xml version="1.0" encoding="utf-8"?>
-<p:properties xmlns:p="http://schemas.microsoft.com/office/2006/metadata/properties" xmlns:xsi="http://www.w3.org/2001/XMLSchema-instance" xmlns:pc="http://schemas.microsoft.com/office/infopath/2007/PartnerControls">
-  <documentManagement>
-    <_activity xmlns="0a107ddb-6d0f-4985-b968-27fd76db2cff" xsi:nil="true"/>
-  </documentManagement>
-</p:properties>
-</file>
-
 <file path=customXml/itemProps1.xml><?xml version="1.0" encoding="utf-8"?>
-<ds:datastoreItem xmlns:ds="http://schemas.openxmlformats.org/officeDocument/2006/customXml" ds:itemID="{D58DEC52-0167-4149-AA40-7B352319005B}">
-  <ds:schemaRefs>
-    <ds:schemaRef ds:uri="http://schemas.microsoft.com/sharepoint/v3/contenttype/forms"/>
-  </ds:schemaRefs>
-</ds:datastoreItem>
-</file>
-
-<file path=customXml/itemProps2.xml><?xml version="1.0" encoding="utf-8"?>
 <ds:datastoreItem xmlns:ds="http://schemas.openxmlformats.org/officeDocument/2006/customXml" ds:itemID="{9E4501A2-E32F-487A-94C3-0E67CE61761D}">
   <ds:schemaRefs>
     <ds:schemaRef ds:uri="http://schemas.microsoft.com/office/2006/metadata/contentType"/>
@@ -43474,10 +41972,20 @@
 </ds:datastoreItem>
 </file>
 
+<file path=customXml/itemProps2.xml><?xml version="1.0" encoding="utf-8"?>
+<ds:datastoreItem xmlns:ds="http://schemas.openxmlformats.org/officeDocument/2006/customXml" ds:itemID="{D58DEC52-0167-4149-AA40-7B352319005B}">
+  <ds:schemaRefs>
+    <ds:schemaRef ds:uri="http://schemas.microsoft.com/sharepoint/v3/contenttype/forms"/>
+  </ds:schemaRefs>
+</ds:datastoreItem>
+</file>
+
 <file path=customXml/itemProps3.xml><?xml version="1.0" encoding="utf-8"?>
-<ds:datastoreItem xmlns:ds="http://schemas.openxmlformats.org/officeDocument/2006/customXml" ds:itemID="{B1977F7D-205B-4081-913C-38D41E755F92}">
+<ds:datastoreItem xmlns:ds="http://schemas.openxmlformats.org/officeDocument/2006/customXml" ds:itemID="{BE71F966-DF85-4997-9960-C4247DB84FB2}">
   <ds:schemaRefs>
-    <ds:schemaRef ds:uri="http://www.wps.cn/officeDocument/2013/wpsCustomData"/>
+    <ds:schemaRef ds:uri="http://schemas.microsoft.com/office/2006/metadata/properties"/>
+    <ds:schemaRef ds:uri="http://schemas.microsoft.com/office/infopath/2007/PartnerControls"/>
+    <ds:schemaRef ds:uri="0a107ddb-6d0f-4985-b968-27fd76db2cff"/>
   </ds:schemaRefs>
 </ds:datastoreItem>
 </file>
@@ -43491,11 +41999,9 @@
 </file>
 
 <file path=customXml/itemProps5.xml><?xml version="1.0" encoding="utf-8"?>
-<ds:datastoreItem xmlns:ds="http://schemas.openxmlformats.org/officeDocument/2006/customXml" ds:itemID="{BE71F966-DF85-4997-9960-C4247DB84FB2}">
+<ds:datastoreItem xmlns:ds="http://schemas.openxmlformats.org/officeDocument/2006/customXml" ds:itemID="{B1977F7D-205B-4081-913C-38D41E755F92}">
   <ds:schemaRefs>
-    <ds:schemaRef ds:uri="http://schemas.microsoft.com/office/2006/metadata/properties"/>
-    <ds:schemaRef ds:uri="http://schemas.microsoft.com/office/infopath/2007/PartnerControls"/>
-    <ds:schemaRef ds:uri="0a107ddb-6d0f-4985-b968-27fd76db2cff"/>
+    <ds:schemaRef ds:uri="http://www.wps.cn/officeDocument/2013/wpsCustomData"/>
   </ds:schemaRefs>
 </ds:datastoreItem>
 </file>